--- a/aa/skiena/Skiena_Ch2_Explained_Simply.docx
+++ b/aa/skiena/Skiena_Ch2_Explained_Simply.docx
@@ -36,7 +36,7 @@
         </w:p>
       </w:sdtContent>
     </w:sdt>
-    <w:bookmarkStart w:id="69" w:name="X2eda23a2b2f726797822c01bd9c925804d99cab"/>
+    <w:bookmarkStart w:id="70" w:name="X2eda23a2b2f726797822c01bd9c925804d99cab"/>
     <w:p>
       <w:pPr>
         <w:pStyle w:val="Heading1"/>
@@ -70,7 +70,7 @@
           <w:i/>
           <w:iCs/>
         </w:rPr>
-        <w:t xml:space="preserve">(Chapter 2, “Algorithm Analysis”). Every problem is restated in plain words and worked through with tiny numbers. Companion to the Algorithm Analysis with Python course.</w:t>
+        <w:t xml:space="preserve">(Chapter 2). Every problem is restated in plain words and worked through with tiny numbers. Companion to the Algorithm Analysis with Python course.</w:t>
       </w:r>
     </w:p>
     <w:bookmarkStart w:id="15" w:name="cat-program-analysis"/>
@@ -106,7 +106,7 @@
         <w:t xml:space="preserve"> </w:t>
       </w:r>
       <w:r>
-        <w:t xml:space="preserve">You are given a little function with three loops stacked inside each other. It counts something up in a variable called</w:t>
+        <w:t xml:space="preserve">Three loops are stacked inside each other, adding 1 to a counter</w:t>
       </w:r>
       <w:r>
         <w:t xml:space="preserve"> </w:t>
@@ -118,7 +118,7 @@
         <w:t xml:space="preserve">r</w:t>
       </w:r>
       <w:r>
-        <w:t xml:space="preserve">. The question is: how big does</w:t>
+        <w:t xml:space="preserve">. Skiena asks two things: the exact value</w:t>
       </w:r>
       <w:r>
         <w:t xml:space="preserve"> </w:t>
@@ -133,7 +133,7 @@
         <w:t xml:space="preserve"> </w:t>
       </w:r>
       <w:r>
-        <w:t xml:space="preserve">get compared to</w:t>
+        <w:t xml:space="preserve">ends up with (as a formula in</w:t>
       </w:r>
       <w:r>
         <w:t xml:space="preserve"> </w:t>
@@ -145,14 +145,323 @@
         <w:t xml:space="preserve">n</w:t>
       </w:r>
       <w:r>
-        <w:t xml:space="preserve">, and how slow is the function as</w:t>
-      </w:r>
-      <w:r>
-        <w:t xml:space="preserve"> </w:t>
-      </w:r>
-      <w:r>
-        <w:rPr>
-          <w:rStyle w:val="VerbatimChar"/>
+        <w:t xml:space="preserve">), and the Big-O running time.</w:t>
+      </w:r>
+    </w:p>
+    <w:p>
+      <w:pPr>
+        <w:pStyle w:val="SourceCode"/>
+      </w:pPr>
+      <w:r>
+        <w:rPr>
+          <w:rStyle w:val="VerbatimChar"/>
+        </w:rPr>
+        <w:t xml:space="preserve">def mystery(n):</w:t>
+      </w:r>
+      <w:r>
+        <w:br/>
+      </w:r>
+      <w:r>
+        <w:rPr>
+          <w:rStyle w:val="VerbatimChar"/>
+        </w:rPr>
+        <w:t xml:space="preserve">    r = 0</w:t>
+      </w:r>
+      <w:r>
+        <w:br/>
+      </w:r>
+      <w:r>
+        <w:rPr>
+          <w:rStyle w:val="VerbatimChar"/>
+        </w:rPr>
+        <w:t xml:space="preserve">    for i in range(1, n):              # i = 1 .. n-1</w:t>
+      </w:r>
+      <w:r>
+        <w:br/>
+      </w:r>
+      <w:r>
+        <w:rPr>
+          <w:rStyle w:val="VerbatimChar"/>
+        </w:rPr>
+        <w:t xml:space="preserve">        for j in range(i + 1, n + 1):  # j = i+1 .. n</w:t>
+      </w:r>
+      <w:r>
+        <w:br/>
+      </w:r>
+      <w:r>
+        <w:rPr>
+          <w:rStyle w:val="VerbatimChar"/>
+        </w:rPr>
+        <w:t xml:space="preserve">            for k in range(1, j + 1):  # k = 1 .. j</w:t>
+      </w:r>
+      <w:r>
+        <w:br/>
+      </w:r>
+      <w:r>
+        <w:rPr>
+          <w:rStyle w:val="VerbatimChar"/>
+        </w:rPr>
+        <w:t xml:space="preserve">                r += 1</w:t>
+      </w:r>
+      <w:r>
+        <w:br/>
+      </w:r>
+      <w:r>
+        <w:rPr>
+          <w:rStyle w:val="VerbatimChar"/>
+        </w:rPr>
+        <w:t xml:space="preserve">    return r</w:t>
+      </w:r>
+    </w:p>
+    <w:p>
+      <w:pPr>
+        <w:pStyle w:val="FirstParagraph"/>
+      </w:pPr>
+      <w:r>
+        <w:rPr>
+          <w:b/>
+          <w:bCs/>
+        </w:rPr>
+        <w:t xml:space="preserve">Count it exactly.</w:t>
+      </w:r>
+      <w:r>
+        <w:t xml:space="preserve"> </w:t>
+      </w:r>
+      <w:r>
+        <w:t xml:space="preserve">The innermost loop</w:t>
+      </w:r>
+      <w:r>
+        <w:t xml:space="preserve"> </w:t>
+      </w:r>
+      <w:r>
+        <w:rPr>
+          <w:rStyle w:val="VerbatimChar"/>
+        </w:rPr>
+        <w:t xml:space="preserve">k = 1 .. j</w:t>
+      </w:r>
+      <w:r>
+        <w:t xml:space="preserve"> </w:t>
+      </w:r>
+      <w:r>
+        <w:t xml:space="preserve">runs</w:t>
+      </w:r>
+      <w:r>
+        <w:t xml:space="preserve"> </w:t>
+      </w:r>
+      <w:r>
+        <w:rPr>
+          <w:rStyle w:val="VerbatimChar"/>
+        </w:rPr>
+        <w:t xml:space="preserve">j</w:t>
+      </w:r>
+      <w:r>
+        <w:t xml:space="preserve"> </w:t>
+      </w:r>
+      <w:r>
+        <w:t xml:space="preserve">times, so it adds</w:t>
+      </w:r>
+      <w:r>
+        <w:t xml:space="preserve"> </w:t>
+      </w:r>
+      <w:r>
+        <w:rPr>
+          <w:rStyle w:val="VerbatimChar"/>
+        </w:rPr>
+        <w:t xml:space="preserve">j</w:t>
+      </w:r>
+      <w:r>
+        <w:t xml:space="preserve"> </w:t>
+      </w:r>
+      <w:r>
+        <w:t xml:space="preserve">to</w:t>
+      </w:r>
+      <w:r>
+        <w:t xml:space="preserve"> </w:t>
+      </w:r>
+      <w:r>
+        <w:rPr>
+          <w:rStyle w:val="VerbatimChar"/>
+        </w:rPr>
+        <w:t xml:space="preserve">r</w:t>
+      </w:r>
+      <w:r>
+        <w:t xml:space="preserve">. So really</w:t>
+      </w:r>
+      <w:r>
+        <w:t xml:space="preserve"> </w:t>
+      </w:r>
+      <w:r>
+        <w:rPr>
+          <w:rStyle w:val="VerbatimChar"/>
+        </w:rPr>
+        <w:t xml:space="preserve">r</w:t>
+      </w:r>
+      <w:r>
+        <w:t xml:space="preserve"> </w:t>
+      </w:r>
+      <w:r>
+        <w:t xml:space="preserve">is: for every allowed pair</w:t>
+      </w:r>
+      <w:r>
+        <w:t xml:space="preserve"> </w:t>
+      </w:r>
+      <w:r>
+        <w:rPr>
+          <w:rStyle w:val="VerbatimChar"/>
+        </w:rPr>
+        <w:t xml:space="preserve">(i, j)</w:t>
+      </w:r>
+      <w:r>
+        <w:t xml:space="preserve">, add</w:t>
+      </w:r>
+      <w:r>
+        <w:t xml:space="preserve"> </w:t>
+      </w:r>
+      <w:r>
+        <w:rPr>
+          <w:rStyle w:val="VerbatimChar"/>
+        </w:rPr>
+        <w:t xml:space="preserve">j</w:t>
+      </w:r>
+      <w:r>
+        <w:t xml:space="preserve">.</w:t>
+      </w:r>
+    </w:p>
+    <w:p>
+      <w:pPr>
+        <w:pStyle w:val="BodyText"/>
+      </w:pPr>
+      <w:r>
+        <w:t xml:space="preserve">Turn it around and count by</w:t>
+      </w:r>
+      <w:r>
+        <w:t xml:space="preserve"> </w:t>
+      </w:r>
+      <w:r>
+        <w:rPr>
+          <w:rStyle w:val="VerbatimChar"/>
+        </w:rPr>
+        <w:t xml:space="preserve">j</w:t>
+      </w:r>
+      <w:r>
+        <w:t xml:space="preserve"> </w:t>
+      </w:r>
+      <w:r>
+        <w:t xml:space="preserve">instead. For a fixed</w:t>
+      </w:r>
+      <w:r>
+        <w:t xml:space="preserve"> </w:t>
+      </w:r>
+      <w:r>
+        <w:rPr>
+          <w:rStyle w:val="VerbatimChar"/>
+        </w:rPr>
+        <w:t xml:space="preserve">j</w:t>
+      </w:r>
+      <w:r>
+        <w:t xml:space="preserve"> </w:t>
+      </w:r>
+      <w:r>
+        <w:t xml:space="preserve">(which ranges from 2 to n), how many</w:t>
+      </w:r>
+      <w:r>
+        <w:t xml:space="preserve"> </w:t>
+      </w:r>
+      <w:r>
+        <w:rPr>
+          <w:rStyle w:val="VerbatimChar"/>
+        </w:rPr>
+        <w:t xml:space="preserve">i</w:t>
+      </w:r>
+      <w:r>
+        <w:t xml:space="preserve">'s reach it? The rule is</w:t>
+      </w:r>
+      <w:r>
+        <w:t xml:space="preserve"> </w:t>
+      </w:r>
+      <w:r>
+        <w:rPr>
+          <w:rStyle w:val="VerbatimChar"/>
+        </w:rPr>
+        <w:t xml:space="preserve">i &lt; j</w:t>
+      </w:r>
+      <w:r>
+        <w:t xml:space="preserve">, so</w:t>
+      </w:r>
+      <w:r>
+        <w:t xml:space="preserve"> </w:t>
+      </w:r>
+      <w:r>
+        <w:rPr>
+          <w:rStyle w:val="VerbatimChar"/>
+        </w:rPr>
+        <w:t xml:space="preserve">i</w:t>
+      </w:r>
+      <w:r>
+        <w:t xml:space="preserve"> </w:t>
+      </w:r>
+      <w:r>
+        <w:t xml:space="preserve">can be</w:t>
+      </w:r>
+      <w:r>
+        <w:t xml:space="preserve"> </w:t>
+      </w:r>
+      <w:r>
+        <w:rPr>
+          <w:rStyle w:val="VerbatimChar"/>
+        </w:rPr>
+        <w:t xml:space="preserve">1, 2, …, j−1</w:t>
+      </w:r>
+      <w:r>
+        <w:t xml:space="preserve"> </w:t>
+      </w:r>
+      <w:r>
+        <w:t xml:space="preserve">— that is</w:t>
+      </w:r>
+      <w:r>
+        <w:t xml:space="preserve"> </w:t>
+      </w:r>
+      <w:r>
+        <w:rPr>
+          <w:rStyle w:val="VerbatimChar"/>
+        </w:rPr>
+        <w:t xml:space="preserve">j−1</w:t>
+      </w:r>
+      <w:r>
+        <w:t xml:space="preserve"> </w:t>
+      </w:r>
+      <w:r>
+        <w:t xml:space="preserve">values. Each of those contributes</w:t>
+      </w:r>
+      <w:r>
+        <w:t xml:space="preserve"> </w:t>
+      </w:r>
+      <w:r>
+        <w:rPr>
+          <w:rStyle w:val="VerbatimChar"/>
+        </w:rPr>
+        <w:t xml:space="preserve">j</w:t>
+      </w:r>
+      <w:r>
+        <w:t xml:space="preserve">. So the total is</w:t>
+      </w:r>
+    </w:p>
+    <w:p>
+      <w:pPr>
+        <w:pStyle w:val="BodyText"/>
+      </w:pPr>
+      <w:r>
+        <w:t xml:space="preserve">r = 2·1 + 3·2 + 4·3 + … + n·(n−1) = ∑</w:t>
+      </w:r>
+      <w:r>
+        <w:rPr>
+          <w:vertAlign w:val="subscript"/>
+        </w:rPr>
+        <w:t xml:space="preserve">j=2</w:t>
+      </w:r>
+      <w:r>
+        <w:rPr>
+          <w:vertAlign w:val="superscript"/>
         </w:rPr>
         <w:t xml:space="preserve">n</w:t>
       </w:r>
@@ -160,88 +469,111 @@
         <w:t xml:space="preserve"> </w:t>
       </w:r>
       <w:r>
-        <w:t xml:space="preserve">grows?</w:t>
-      </w:r>
-    </w:p>
-    <w:p>
-      <w:pPr>
-        <w:pStyle w:val="BodyText"/>
-      </w:pPr>
-      <w:r>
-        <w:t xml:space="preserve">Here is the function written in Python so you can run it:</w:t>
-      </w:r>
-    </w:p>
-    <w:p>
-      <w:pPr>
-        <w:pStyle w:val="SourceCode"/>
-      </w:pPr>
-      <w:r>
-        <w:rPr>
-          <w:rStyle w:val="VerbatimChar"/>
-        </w:rPr>
-        <w:t xml:space="preserve">def mystery(n):</w:t>
-      </w:r>
-      <w:r>
-        <w:br/>
-      </w:r>
-      <w:r>
-        <w:rPr>
-          <w:rStyle w:val="VerbatimChar"/>
-        </w:rPr>
-        <w:t xml:space="preserve">    r = 0</w:t>
-      </w:r>
-      <w:r>
-        <w:br/>
-      </w:r>
-      <w:r>
-        <w:rPr>
-          <w:rStyle w:val="VerbatimChar"/>
-        </w:rPr>
-        <w:t xml:space="preserve">    for i in range(1, n):              # i = 1, 2, ... up to n-1</w:t>
-      </w:r>
-      <w:r>
-        <w:br/>
-      </w:r>
-      <w:r>
-        <w:rPr>
-          <w:rStyle w:val="VerbatimChar"/>
-        </w:rPr>
-        <w:t xml:space="preserve">        for j in range(i + 1, n + 1):  # j = i+1 ... up to n</w:t>
-      </w:r>
-      <w:r>
-        <w:br/>
-      </w:r>
-      <w:r>
-        <w:rPr>
-          <w:rStyle w:val="VerbatimChar"/>
-        </w:rPr>
-        <w:t xml:space="preserve">            for k in range(1, j + 1):  # k = 1 ... up to j</w:t>
-      </w:r>
-      <w:r>
-        <w:br/>
-      </w:r>
-      <w:r>
-        <w:rPr>
-          <w:rStyle w:val="VerbatimChar"/>
-        </w:rPr>
-        <w:t xml:space="preserve">                r += 1</w:t>
-      </w:r>
-      <w:r>
-        <w:br/>
-      </w:r>
-      <w:r>
-        <w:rPr>
-          <w:rStyle w:val="VerbatimChar"/>
-        </w:rPr>
-        <w:t xml:space="preserve">    return r</w:t>
-      </w:r>
-    </w:p>
-    <w:p>
-      <w:pPr>
-        <w:pStyle w:val="FirstParagraph"/>
-      </w:pPr>
-      <w:r>
-        <w:t xml:space="preserve">Do not stare at the letters. Just notice one thing: there are three loops, one inside the other, and each one runs a number of times that grows with</w:t>
+        <w:t xml:space="preserve">j(j−1)</w:t>
+      </w:r>
+    </w:p>
+    <w:p>
+      <w:pPr>
+        <w:pStyle w:val="BodyText"/>
+      </w:pPr>
+      <w:r>
+        <w:t xml:space="preserve">Adding those up gives a tidy closed form:</w:t>
+      </w:r>
+    </w:p>
+    <w:p>
+      <w:pPr>
+        <w:pStyle w:val="BodyText"/>
+      </w:pPr>
+      <w:r>
+        <w:t xml:space="preserve">r = (n³ − n) / 3</w:t>
+      </w:r>
+    </w:p>
+    <w:p>
+      <w:pPr>
+        <w:pStyle w:val="BodyText"/>
+      </w:pPr>
+      <w:r>
+        <w:rPr>
+          <w:b/>
+          <w:bCs/>
+        </w:rPr>
+        <w:t xml:space="preserve">Check on a tiny case.</w:t>
+      </w:r>
+      <w:r>
+        <w:t xml:space="preserve"> </w:t>
+      </w:r>
+      <w:r>
+        <w:t xml:space="preserve">For</w:t>
+      </w:r>
+      <w:r>
+        <w:t xml:space="preserve"> </w:t>
+      </w:r>
+      <w:r>
+        <w:rPr>
+          <w:rStyle w:val="VerbatimChar"/>
+        </w:rPr>
+        <w:t xml:space="preserve">n = 5</w:t>
+      </w:r>
+      <w:r>
+        <w:t xml:space="preserve">: (125 − 5)/3 = 120/3 =</w:t>
+      </w:r>
+      <w:r>
+        <w:t xml:space="preserve"> </w:t>
+      </w:r>
+      <w:r>
+        <w:rPr>
+          <w:b/>
+          <w:bCs/>
+        </w:rPr>
+        <w:t xml:space="preserve">40</w:t>
+      </w:r>
+      <w:r>
+        <w:t xml:space="preserve">, which is exactly what the function returns. For</w:t>
+      </w:r>
+      <w:r>
+        <w:t xml:space="preserve"> </w:t>
+      </w:r>
+      <w:r>
+        <w:rPr>
+          <w:rStyle w:val="VerbatimChar"/>
+        </w:rPr>
+        <w:t xml:space="preserve">n = 10</w:t>
+      </w:r>
+      <w:r>
+        <w:t xml:space="preserve">: (1000 − 10)/3 = 330. Both match.</w:t>
+      </w:r>
+    </w:p>
+    <w:p>
+      <w:pPr>
+        <w:pStyle w:val="BodyText"/>
+      </w:pPr>
+      <w:r>
+        <w:t xml:space="preserve">The biggest piece of that formula is</w:t>
+      </w:r>
+      <w:r>
+        <w:t xml:space="preserve"> </w:t>
+      </w:r>
+      <w:r>
+        <w:rPr>
+          <w:rStyle w:val="VerbatimChar"/>
+        </w:rPr>
+        <w:t xml:space="preserve">n³/3</w:t>
+      </w:r>
+      <w:r>
+        <w:t xml:space="preserve">, so the running time is</w:t>
+      </w:r>
+      <w:r>
+        <w:t xml:space="preserve"> </w:t>
+      </w:r>
+      <w:r>
+        <w:rPr>
+          <w:b/>
+          <w:bCs/>
+        </w:rPr>
+        <w:t xml:space="preserve">O(n³)</w:t>
+      </w:r>
+      <w:r>
+        <w:t xml:space="preserve">. (Doubling</w:t>
       </w:r>
       <w:r>
         <w:t xml:space="preserve"> </w:t>
@@ -253,15 +585,10 @@
         <w:t xml:space="preserve">n</w:t>
       </w:r>
       <w:r>
-        <w:t xml:space="preserve">. That is the whole story.</w:t>
-      </w:r>
-    </w:p>
-    <w:p>
-      <w:pPr>
-        <w:pStyle w:val="BodyText"/>
-      </w:pPr>
-      <w:r>
-        <w:t xml:space="preserve">Think of it like a counter that clicks once every time the innermost line runs. The outer loop runs about</w:t>
+        <w:t xml:space="preserve"> </w:t>
+      </w:r>
+      <w:r>
+        <w:t xml:space="preserve">multiplies the work by about 8 — the fingerprint of three nested loops that each grow with</w:t>
       </w:r>
       <w:r>
         <w:t xml:space="preserve"> </w:t>
@@ -273,79 +600,47 @@
         <w:t xml:space="preserve">n</w:t>
       </w:r>
       <w:r>
-        <w:t xml:space="preserve"> </w:t>
-      </w:r>
-      <w:r>
-        <w:t xml:space="preserve">times. Inside each of those, the middle loop runs about</w:t>
-      </w:r>
-      <w:r>
-        <w:t xml:space="preserve"> </w:t>
-      </w:r>
-      <w:r>
-        <w:rPr>
-          <w:rStyle w:val="VerbatimChar"/>
-        </w:rPr>
-        <w:t xml:space="preserve">n</w:t>
-      </w:r>
-      <w:r>
-        <w:t xml:space="preserve"> </w:t>
-      </w:r>
-      <w:r>
-        <w:t xml:space="preserve">times. Inside each of those, the inner loop runs up to about</w:t>
-      </w:r>
-      <w:r>
-        <w:t xml:space="preserve"> </w:t>
-      </w:r>
-      <w:r>
-        <w:rPr>
-          <w:rStyle w:val="VerbatimChar"/>
-        </w:rPr>
-        <w:t xml:space="preserve">n</w:t>
-      </w:r>
-      <w:r>
-        <w:t xml:space="preserve"> </w:t>
-      </w:r>
-      <w:r>
-        <w:t xml:space="preserve">times. So the clicks pile up like</w:t>
-      </w:r>
-      <w:r>
-        <w:t xml:space="preserve"> </w:t>
-      </w:r>
-      <w:r>
-        <w:rPr>
-          <w:rStyle w:val="VerbatimChar"/>
-        </w:rPr>
-        <w:t xml:space="preserve">n</w:t>
-      </w:r>
-      <w:r>
-        <w:t xml:space="preserve"> </w:t>
-      </w:r>
-      <w:r>
-        <w:t xml:space="preserve">times</w:t>
-      </w:r>
-      <w:r>
-        <w:t xml:space="preserve"> </w:t>
-      </w:r>
-      <w:r>
-        <w:rPr>
-          <w:rStyle w:val="VerbatimChar"/>
-        </w:rPr>
-        <w:t xml:space="preserve">n</w:t>
-      </w:r>
-      <w:r>
-        <w:t xml:space="preserve"> </w:t>
-      </w:r>
-      <w:r>
-        <w:t xml:space="preserve">times</w:t>
-      </w:r>
-      <w:r>
-        <w:t xml:space="preserve"> </w:t>
-      </w:r>
-      <w:r>
-        <w:rPr>
-          <w:rStyle w:val="VerbatimChar"/>
-        </w:rPr>
-        <w:t xml:space="preserve">n</w:t>
+        <w:t xml:space="preserve">.)</w:t>
+      </w:r>
+    </w:p>
+    <w:p>
+      <w:pPr>
+        <w:pStyle w:val="BodyText"/>
+      </w:pPr>
+      <w:r>
+        <w:rPr>
+          <w:b/>
+          <w:bCs/>
+        </w:rPr>
+        <w:t xml:space="preserve">Answer —</w:t>
+      </w:r>
+      <w:r>
+        <w:t xml:space="preserve"> </w:t>
+      </w:r>
+      <w:r>
+        <w:t xml:space="preserve">The function returns</w:t>
+      </w:r>
+      <w:r>
+        <w:t xml:space="preserve"> </w:t>
+      </w:r>
+      <w:r>
+        <w:rPr>
+          <w:rStyle w:val="VerbatimChar"/>
+        </w:rPr>
+        <w:t xml:space="preserve">r = (n³ − n) / 3</w:t>
+      </w:r>
+      <w:r>
+        <w:t xml:space="preserve">, and the worst-case running time is</w:t>
+      </w:r>
+      <w:r>
+        <w:t xml:space="preserve"> </w:t>
+      </w:r>
+      <w:r>
+        <w:rPr>
+          <w:b/>
+          <w:bCs/>
+        </w:rPr>
+        <w:t xml:space="preserve">Θ(n³)</w:t>
       </w:r>
       <w:r>
         <w:t xml:space="preserve">.</w:t>
@@ -356,301 +651,6 @@
         <w:pStyle w:val="BodyText"/>
       </w:pPr>
       <w:r>
-        <w:t xml:space="preserve">Let us actually count for a tiny case,</w:t>
-      </w:r>
-      <w:r>
-        <w:t xml:space="preserve"> </w:t>
-      </w:r>
-      <w:r>
-        <w:rPr>
-          <w:rStyle w:val="VerbatimChar"/>
-        </w:rPr>
-        <w:t xml:space="preserve">n = 5</w:t>
-      </w:r>
-      <w:r>
-        <w:t xml:space="preserve">. If you run the function you get</w:t>
-      </w:r>
-      <w:r>
-        <w:t xml:space="preserve"> </w:t>
-      </w:r>
-      <w:r>
-        <w:rPr>
-          <w:rStyle w:val="VerbatimChar"/>
-        </w:rPr>
-        <w:t xml:space="preserve">r = 40</w:t>
-      </w:r>
-      <w:r>
-        <w:t xml:space="preserve">. For</w:t>
-      </w:r>
-      <w:r>
-        <w:t xml:space="preserve"> </w:t>
-      </w:r>
-      <w:r>
-        <w:rPr>
-          <w:rStyle w:val="VerbatimChar"/>
-        </w:rPr>
-        <w:t xml:space="preserve">n = 10</w:t>
-      </w:r>
-      <w:r>
-        <w:t xml:space="preserve"> </w:t>
-      </w:r>
-      <w:r>
-        <w:t xml:space="preserve">you get</w:t>
-      </w:r>
-      <w:r>
-        <w:t xml:space="preserve"> </w:t>
-      </w:r>
-      <w:r>
-        <w:rPr>
-          <w:rStyle w:val="VerbatimChar"/>
-        </w:rPr>
-        <w:t xml:space="preserve">r = 330</w:t>
-      </w:r>
-      <w:r>
-        <w:t xml:space="preserve">. For</w:t>
-      </w:r>
-      <w:r>
-        <w:t xml:space="preserve"> </w:t>
-      </w:r>
-      <w:r>
-        <w:rPr>
-          <w:rStyle w:val="VerbatimChar"/>
-        </w:rPr>
-        <w:t xml:space="preserve">n = 20</w:t>
-      </w:r>
-      <w:r>
-        <w:t xml:space="preserve"> </w:t>
-      </w:r>
-      <w:r>
-        <w:t xml:space="preserve">you get</w:t>
-      </w:r>
-      <w:r>
-        <w:t xml:space="preserve"> </w:t>
-      </w:r>
-      <w:r>
-        <w:rPr>
-          <w:rStyle w:val="VerbatimChar"/>
-        </w:rPr>
-        <w:t xml:space="preserve">r = 2660</w:t>
-      </w:r>
-      <w:r>
-        <w:t xml:space="preserve">.</w:t>
-      </w:r>
-    </w:p>
-    <w:p>
-      <w:pPr>
-        <w:pStyle w:val="BodyText"/>
-      </w:pPr>
-      <w:r>
-        <w:t xml:space="preserve">Now watch what happens each time we double</w:t>
-      </w:r>
-      <w:r>
-        <w:t xml:space="preserve"> </w:t>
-      </w:r>
-      <w:r>
-        <w:rPr>
-          <w:rStyle w:val="VerbatimChar"/>
-        </w:rPr>
-        <w:t xml:space="preserve">n</w:t>
-      </w:r>
-      <w:r>
-        <w:t xml:space="preserve">. From 40 to 330 is about 8 times bigger. From 330 to 2660 is again about 8 times bigger. So doubling the input makes the work jump by 8. And 8 is just 2 multiplied by itself three times (2 x 2 x 2 = 8), which is the fingerprint of "three loops deep".</w:t>
-      </w:r>
-    </w:p>
-    <w:p>
-      <w:pPr>
-        <w:pStyle w:val="BodyText"/>
-      </w:pPr>
-      <w:r>
-        <w:t xml:space="preserve">When the work grows like</w:t>
-      </w:r>
-      <w:r>
-        <w:t xml:space="preserve"> </w:t>
-      </w:r>
-      <w:r>
-        <w:rPr>
-          <w:rStyle w:val="VerbatimChar"/>
-        </w:rPr>
-        <w:t xml:space="preserve">n</w:t>
-      </w:r>
-      <w:r>
-        <w:t xml:space="preserve"> </w:t>
-      </w:r>
-      <w:r>
-        <w:t xml:space="preserve">times</w:t>
-      </w:r>
-      <w:r>
-        <w:t xml:space="preserve"> </w:t>
-      </w:r>
-      <w:r>
-        <w:rPr>
-          <w:rStyle w:val="VerbatimChar"/>
-        </w:rPr>
-        <w:t xml:space="preserve">n</w:t>
-      </w:r>
-      <w:r>
-        <w:t xml:space="preserve"> </w:t>
-      </w:r>
-      <w:r>
-        <w:t xml:space="preserve">times</w:t>
-      </w:r>
-      <w:r>
-        <w:t xml:space="preserve"> </w:t>
-      </w:r>
-      <w:r>
-        <w:rPr>
-          <w:rStyle w:val="VerbatimChar"/>
-        </w:rPr>
-        <w:t xml:space="preserve">n</w:t>
-      </w:r>
-      <w:r>
-        <w:t xml:space="preserve">, we write that as</w:t>
-      </w:r>
-      <w:r>
-        <w:t xml:space="preserve"> </w:t>
-      </w:r>
-      <w:r>
-        <w:rPr>
-          <w:b/>
-          <w:bCs/>
-        </w:rPr>
-        <w:t xml:space="preserve">O(n³)</w:t>
-      </w:r>
-      <w:r>
-        <w:t xml:space="preserve">, said "oh of n cubed". In other words, if you make the list ten times longer, the function does roughly a thousand times more work (because 10 x 10 x 10 = 1000).</w:t>
-      </w:r>
-    </w:p>
-    <w:p>
-      <w:pPr>
-        <w:pStyle w:val="BodyText"/>
-      </w:pPr>
-      <w:r>
-        <w:t xml:space="preserve">One more note: there is no early</w:t>
-      </w:r>
-      <w:r>
-        <w:t xml:space="preserve"> </w:t>
-      </w:r>
-      <w:r>
-        <w:rPr>
-          <w:rStyle w:val="VerbatimChar"/>
-        </w:rPr>
-        <w:t xml:space="preserve">return</w:t>
-      </w:r>
-      <w:r>
-        <w:t xml:space="preserve"> </w:t>
-      </w:r>
-      <w:r>
-        <w:t xml:space="preserve">and no</w:t>
-      </w:r>
-      <w:r>
-        <w:t xml:space="preserve"> </w:t>
-      </w:r>
-      <w:r>
-        <w:rPr>
-          <w:rStyle w:val="VerbatimChar"/>
-        </w:rPr>
-        <w:t xml:space="preserve">if</w:t>
-      </w:r>
-      <w:r>
-        <w:t xml:space="preserve"> </w:t>
-      </w:r>
-      <w:r>
-        <w:t xml:space="preserve">that skips work, so the loops always run all the way through. That means the slowest case and the fastest case are the same.</w:t>
-      </w:r>
-    </w:p>
-    <w:p>
-      <w:pPr>
-        <w:pStyle w:val="BodyText"/>
-      </w:pPr>
-      <w:r>
-        <w:rPr>
-          <w:b/>
-          <w:bCs/>
-        </w:rPr>
-        <w:t xml:space="preserve">Answer —</w:t>
-      </w:r>
-      <w:r>
-        <w:t xml:space="preserve"> </w:t>
-      </w:r>
-      <w:r>
-        <w:t xml:space="preserve">The value</w:t>
-      </w:r>
-      <w:r>
-        <w:t xml:space="preserve"> </w:t>
-      </w:r>
-      <w:r>
-        <w:rPr>
-          <w:rStyle w:val="VerbatimChar"/>
-        </w:rPr>
-        <w:t xml:space="preserve">r</w:t>
-      </w:r>
-      <w:r>
-        <w:t xml:space="preserve"> </w:t>
-      </w:r>
-      <w:r>
-        <w:t xml:space="preserve">is a cubic polynomial in</w:t>
-      </w:r>
-      <w:r>
-        <w:t xml:space="preserve"> </w:t>
-      </w:r>
-      <w:r>
-        <w:rPr>
-          <w:rStyle w:val="VerbatimChar"/>
-        </w:rPr>
-        <w:t xml:space="preserve">n</w:t>
-      </w:r>
-      <w:r>
-        <w:t xml:space="preserve"> </w:t>
-      </w:r>
-      <w:r>
-        <w:t xml:space="preserve">(a formula whose biggest piece is</w:t>
-      </w:r>
-      <w:r>
-        <w:t xml:space="preserve"> </w:t>
-      </w:r>
-      <w:r>
-        <w:rPr>
-          <w:rStyle w:val="VerbatimChar"/>
-        </w:rPr>
-        <w:t xml:space="preserve">n³</w:t>
-      </w:r>
-      <w:r>
-        <w:t xml:space="preserve">), and the running time is</w:t>
-      </w:r>
-      <w:r>
-        <w:t xml:space="preserve"> </w:t>
-      </w:r>
-      <w:r>
-        <w:rPr>
-          <w:b/>
-          <w:bCs/>
-        </w:rPr>
-        <w:t xml:space="preserve">O(n³)</w:t>
-      </w:r>
-      <w:r>
-        <w:t xml:space="preserve">. Doubling</w:t>
-      </w:r>
-      <w:r>
-        <w:t xml:space="preserve"> </w:t>
-      </w:r>
-      <w:r>
-        <w:rPr>
-          <w:rStyle w:val="VerbatimChar"/>
-        </w:rPr>
-        <w:t xml:space="preserve">n</w:t>
-      </w:r>
-      <w:r>
-        <w:t xml:space="preserve"> </w:t>
-      </w:r>
-      <w:r>
-        <w:t xml:space="preserve">multiplies the work by about 8.</w:t>
-      </w:r>
-    </w:p>
-    <w:p>
-      <w:pPr>
-        <w:pStyle w:val="BodyText"/>
-      </w:pPr>
-      <w:r>
         <w:rPr>
           <w:b/>
           <w:bCs/>
@@ -661,7 +661,23 @@
         <w:t xml:space="preserve"> </w:t>
       </w:r>
       <w:r>
-        <w:t xml:space="preserve">Whenever you see three loops nested inside each other over the same data, you can call it O(n³) on sight and know it will crawl on large inputs.</w:t>
+        <w:t xml:space="preserve">The exercise asks for both the value</w:t>
+      </w:r>
+      <w:r>
+        <w:t xml:space="preserve"> </w:t>
+      </w:r>
+      <w:r>
+        <w:rPr>
+          <w:i/>
+          <w:iCs/>
+        </w:rPr>
+        <w:t xml:space="preserve">and</w:t>
+      </w:r>
+      <w:r>
+        <w:t xml:space="preserve"> </w:t>
+      </w:r>
+      <w:r>
+        <w:t xml:space="preserve">the growth — and the neat way to get the value is to re-count by the innermost variable instead of fighting the loop bounds.</w:t>
       </w:r>
     </w:p>
     <w:bookmarkEnd w:id="9"/>
@@ -1302,7 +1318,488 @@
         <w:t xml:space="preserve"> </w:t>
       </w:r>
       <w:r>
-        <w:t xml:space="preserve">This one has</w:t>
+        <w:t xml:space="preserve">Four loops nested inside each other. Give the exact value of</w:t>
+      </w:r>
+      <w:r>
+        <w:t xml:space="preserve"> </w:t>
+      </w:r>
+      <w:r>
+        <w:rPr>
+          <w:rStyle w:val="VerbatimChar"/>
+        </w:rPr>
+        <w:t xml:space="preserve">r</w:t>
+      </w:r>
+      <w:r>
+        <w:t xml:space="preserve"> </w:t>
+      </w:r>
+      <w:r>
+        <w:t xml:space="preserve">as a formula in</w:t>
+      </w:r>
+      <w:r>
+        <w:t xml:space="preserve"> </w:t>
+      </w:r>
+      <w:r>
+        <w:rPr>
+          <w:rStyle w:val="VerbatimChar"/>
+        </w:rPr>
+        <w:t xml:space="preserve">n</w:t>
+      </w:r>
+      <w:r>
+        <w:t xml:space="preserve">, and the Big-O time.</w:t>
+      </w:r>
+    </w:p>
+    <w:p>
+      <w:pPr>
+        <w:pStyle w:val="SourceCode"/>
+      </w:pPr>
+      <w:r>
+        <w:rPr>
+          <w:rStyle w:val="VerbatimChar"/>
+        </w:rPr>
+        <w:t xml:space="preserve">def prestiferous(n):</w:t>
+      </w:r>
+      <w:r>
+        <w:br/>
+      </w:r>
+      <w:r>
+        <w:rPr>
+          <w:rStyle w:val="VerbatimChar"/>
+        </w:rPr>
+        <w:t xml:space="preserve">    r = 0</w:t>
+      </w:r>
+      <w:r>
+        <w:br/>
+      </w:r>
+      <w:r>
+        <w:rPr>
+          <w:rStyle w:val="VerbatimChar"/>
+        </w:rPr>
+        <w:t xml:space="preserve">    for i in range(1, n + 1):</w:t>
+      </w:r>
+      <w:r>
+        <w:br/>
+      </w:r>
+      <w:r>
+        <w:rPr>
+          <w:rStyle w:val="VerbatimChar"/>
+        </w:rPr>
+        <w:t xml:space="preserve">        for j in range(1, i + 1):</w:t>
+      </w:r>
+      <w:r>
+        <w:br/>
+      </w:r>
+      <w:r>
+        <w:rPr>
+          <w:rStyle w:val="VerbatimChar"/>
+        </w:rPr>
+        <w:t xml:space="preserve">            for k in range(j, i + j + 1):</w:t>
+      </w:r>
+      <w:r>
+        <w:br/>
+      </w:r>
+      <w:r>
+        <w:rPr>
+          <w:rStyle w:val="VerbatimChar"/>
+        </w:rPr>
+        <w:t xml:space="preserve">                for l in range(1, (i + j - k) + 1):</w:t>
+      </w:r>
+      <w:r>
+        <w:br/>
+      </w:r>
+      <w:r>
+        <w:rPr>
+          <w:rStyle w:val="VerbatimChar"/>
+        </w:rPr>
+        <w:t xml:space="preserve">                    r += 1</w:t>
+      </w:r>
+      <w:r>
+        <w:br/>
+      </w:r>
+      <w:r>
+        <w:rPr>
+          <w:rStyle w:val="VerbatimChar"/>
+        </w:rPr>
+        <w:t xml:space="preserve">    return r</w:t>
+      </w:r>
+    </w:p>
+    <w:p>
+      <w:pPr>
+        <w:pStyle w:val="FirstParagraph"/>
+      </w:pPr>
+      <w:r>
+        <w:rPr>
+          <w:b/>
+          <w:bCs/>
+        </w:rPr>
+        <w:t xml:space="preserve">Peel it from the inside out.</w:t>
+      </w:r>
+      <w:r>
+        <w:t xml:space="preserve"> </w:t>
+      </w:r>
+      <w:r>
+        <w:t xml:space="preserve">The innermost loop</w:t>
+      </w:r>
+      <w:r>
+        <w:t xml:space="preserve"> </w:t>
+      </w:r>
+      <w:r>
+        <w:rPr>
+          <w:rStyle w:val="VerbatimChar"/>
+        </w:rPr>
+        <w:t xml:space="preserve">l = 1 .. (i+j-k)</w:t>
+      </w:r>
+      <w:r>
+        <w:t xml:space="preserve"> </w:t>
+      </w:r>
+      <w:r>
+        <w:t xml:space="preserve">runs</w:t>
+      </w:r>
+      <w:r>
+        <w:t xml:space="preserve"> </w:t>
+      </w:r>
+      <w:r>
+        <w:rPr>
+          <w:rStyle w:val="VerbatimChar"/>
+        </w:rPr>
+        <w:t xml:space="preserve">i+j-k</w:t>
+      </w:r>
+      <w:r>
+        <w:t xml:space="preserve"> </w:t>
+      </w:r>
+      <w:r>
+        <w:t xml:space="preserve">times. Now sum that over</w:t>
+      </w:r>
+      <w:r>
+        <w:t xml:space="preserve"> </w:t>
+      </w:r>
+      <w:r>
+        <w:rPr>
+          <w:rStyle w:val="VerbatimChar"/>
+        </w:rPr>
+        <w:t xml:space="preserve">k = j .. i+j</w:t>
+      </w:r>
+      <w:r>
+        <w:t xml:space="preserve">. As</w:t>
+      </w:r>
+      <w:r>
+        <w:t xml:space="preserve"> </w:t>
+      </w:r>
+      <w:r>
+        <w:rPr>
+          <w:rStyle w:val="VerbatimChar"/>
+        </w:rPr>
+        <w:t xml:space="preserve">k</w:t>
+      </w:r>
+      <w:r>
+        <w:t xml:space="preserve"> </w:t>
+      </w:r>
+      <w:r>
+        <w:t xml:space="preserve">climbs,</w:t>
+      </w:r>
+      <w:r>
+        <w:t xml:space="preserve"> </w:t>
+      </w:r>
+      <w:r>
+        <w:rPr>
+          <w:rStyle w:val="VerbatimChar"/>
+        </w:rPr>
+        <w:t xml:space="preserve">i+j-k</w:t>
+      </w:r>
+      <w:r>
+        <w:t xml:space="preserve"> </w:t>
+      </w:r>
+      <w:r>
+        <w:t xml:space="preserve">counts down:</w:t>
+      </w:r>
+      <w:r>
+        <w:t xml:space="preserve"> </w:t>
+      </w:r>
+      <w:r>
+        <w:rPr>
+          <w:rStyle w:val="VerbatimChar"/>
+        </w:rPr>
+        <w:t xml:space="preserve">i, i-1, …, 1, 0</w:t>
+      </w:r>
+      <w:r>
+        <w:t xml:space="preserve">. Adding</w:t>
+      </w:r>
+      <w:r>
+        <w:t xml:space="preserve"> </w:t>
+      </w:r>
+      <w:r>
+        <w:rPr>
+          <w:rStyle w:val="VerbatimChar"/>
+        </w:rPr>
+        <w:t xml:space="preserve">0 + 1 + … + i</w:t>
+      </w:r>
+      <w:r>
+        <w:t xml:space="preserve"> </w:t>
+      </w:r>
+      <w:r>
+        <w:t xml:space="preserve">gives</w:t>
+      </w:r>
+      <w:r>
+        <w:t xml:space="preserve"> </w:t>
+      </w:r>
+      <w:r>
+        <w:rPr>
+          <w:rStyle w:val="VerbatimChar"/>
+        </w:rPr>
+        <w:t xml:space="preserve">i(i+1)/2</w:t>
+      </w:r>
+      <w:r>
+        <w:t xml:space="preserve">.</w:t>
+      </w:r>
+    </w:p>
+    <w:p>
+      <w:pPr>
+        <w:pStyle w:val="BodyText"/>
+      </w:pPr>
+      <w:r>
+        <w:t xml:space="preserve">Next, the</w:t>
+      </w:r>
+      <w:r>
+        <w:t xml:space="preserve"> </w:t>
+      </w:r>
+      <w:r>
+        <w:rPr>
+          <w:rStyle w:val="VerbatimChar"/>
+        </w:rPr>
+        <w:t xml:space="preserve">j = 1 .. i</w:t>
+      </w:r>
+      <w:r>
+        <w:t xml:space="preserve"> </w:t>
+      </w:r>
+      <w:r>
+        <w:t xml:space="preserve">loop repeats that</w:t>
+      </w:r>
+      <w:r>
+        <w:t xml:space="preserve"> </w:t>
+      </w:r>
+      <w:r>
+        <w:rPr>
+          <w:rStyle w:val="VerbatimChar"/>
+        </w:rPr>
+        <w:t xml:space="preserve">i(i+1)/2</w:t>
+      </w:r>
+      <w:r>
+        <w:t xml:space="preserve"> </w:t>
+      </w:r>
+      <w:r>
+        <w:t xml:space="preserve">a total of</w:t>
+      </w:r>
+      <w:r>
+        <w:t xml:space="preserve"> </w:t>
+      </w:r>
+      <w:r>
+        <w:rPr>
+          <w:rStyle w:val="VerbatimChar"/>
+        </w:rPr>
+        <w:t xml:space="preserve">i</w:t>
+      </w:r>
+      <w:r>
+        <w:t xml:space="preserve"> </w:t>
+      </w:r>
+      <w:r>
+        <w:t xml:space="preserve">times (it does not depend on</w:t>
+      </w:r>
+      <w:r>
+        <w:t xml:space="preserve"> </w:t>
+      </w:r>
+      <w:r>
+        <w:rPr>
+          <w:rStyle w:val="VerbatimChar"/>
+        </w:rPr>
+        <w:t xml:space="preserve">j</w:t>
+      </w:r>
+      <w:r>
+        <w:t xml:space="preserve">), giving</w:t>
+      </w:r>
+      <w:r>
+        <w:t xml:space="preserve"> </w:t>
+      </w:r>
+      <w:r>
+        <w:rPr>
+          <w:rStyle w:val="VerbatimChar"/>
+        </w:rPr>
+        <w:t xml:space="preserve">i²(i+1)/2</w:t>
+      </w:r>
+      <w:r>
+        <w:t xml:space="preserve">. Finally sum over</w:t>
+      </w:r>
+      <w:r>
+        <w:t xml:space="preserve"> </w:t>
+      </w:r>
+      <w:r>
+        <w:rPr>
+          <w:rStyle w:val="VerbatimChar"/>
+        </w:rPr>
+        <w:t xml:space="preserve">i = 1 .. n</w:t>
+      </w:r>
+      <w:r>
+        <w:t xml:space="preserve">:</w:t>
+      </w:r>
+    </w:p>
+    <w:p>
+      <w:pPr>
+        <w:pStyle w:val="BodyText"/>
+      </w:pPr>
+      <w:r>
+        <w:t xml:space="preserve">r = ½ ∑</w:t>
+      </w:r>
+      <w:r>
+        <w:rPr>
+          <w:vertAlign w:val="subscript"/>
+        </w:rPr>
+        <w:t xml:space="preserve">i=1</w:t>
+      </w:r>
+      <w:r>
+        <w:rPr>
+          <w:vertAlign w:val="superscript"/>
+        </w:rPr>
+        <w:t xml:space="preserve">n</w:t>
+      </w:r>
+      <w:r>
+        <w:t xml:space="preserve"> </w:t>
+      </w:r>
+      <w:r>
+        <w:t xml:space="preserve">(i³ + i²) = n(n+1)(n+2)(3n+1) / 24</w:t>
+      </w:r>
+    </w:p>
+    <w:p>
+      <w:pPr>
+        <w:pStyle w:val="BodyText"/>
+      </w:pPr>
+      <w:r>
+        <w:rPr>
+          <w:b/>
+          <w:bCs/>
+        </w:rPr>
+        <w:t xml:space="preserve">Check:</w:t>
+      </w:r>
+      <w:r>
+        <w:t xml:space="preserve"> </w:t>
+      </w:r>
+      <w:r>
+        <w:t xml:space="preserve">for</w:t>
+      </w:r>
+      <w:r>
+        <w:t xml:space="preserve"> </w:t>
+      </w:r>
+      <w:r>
+        <w:rPr>
+          <w:rStyle w:val="VerbatimChar"/>
+        </w:rPr>
+        <w:t xml:space="preserve">n = 1</w:t>
+      </w:r>
+      <w:r>
+        <w:t xml:space="preserve"> </w:t>
+      </w:r>
+      <w:r>
+        <w:t xml:space="preserve">the formula gives 1·2·3·4/24 = 1, and the function indeed returns 1. For</w:t>
+      </w:r>
+      <w:r>
+        <w:t xml:space="preserve"> </w:t>
+      </w:r>
+      <w:r>
+        <w:rPr>
+          <w:rStyle w:val="VerbatimChar"/>
+        </w:rPr>
+        <w:t xml:space="preserve">n = 2</w:t>
+      </w:r>
+      <w:r>
+        <w:t xml:space="preserve"> </w:t>
+      </w:r>
+      <w:r>
+        <w:t xml:space="preserve">it gives 2·3·4·7/24 = 7, which also matches.</w:t>
+      </w:r>
+    </w:p>
+    <w:p>
+      <w:pPr>
+        <w:pStyle w:val="BodyText"/>
+      </w:pPr>
+      <w:r>
+        <w:t xml:space="preserve">The biggest piece is proportional to</w:t>
+      </w:r>
+      <w:r>
+        <w:t xml:space="preserve"> </w:t>
+      </w:r>
+      <w:r>
+        <w:rPr>
+          <w:rStyle w:val="VerbatimChar"/>
+        </w:rPr>
+        <w:t xml:space="preserve">n⁴</w:t>
+      </w:r>
+      <w:r>
+        <w:t xml:space="preserve">, so the running time is</w:t>
+      </w:r>
+      <w:r>
+        <w:t xml:space="preserve"> </w:t>
+      </w:r>
+      <w:r>
+        <w:rPr>
+          <w:b/>
+          <w:bCs/>
+        </w:rPr>
+        <w:t xml:space="preserve">O(n⁴)</w:t>
+      </w:r>
+      <w:r>
+        <w:t xml:space="preserve">. (We did not just say "four loops, so n⁴" — that shortcut is not a proof, because loop bounds can change the answer. We actually summed the loops.)</w:t>
+      </w:r>
+    </w:p>
+    <w:p>
+      <w:pPr>
+        <w:pStyle w:val="BodyText"/>
+      </w:pPr>
+      <w:r>
+        <w:rPr>
+          <w:b/>
+          <w:bCs/>
+        </w:rPr>
+        <w:t xml:space="preserve">Answer —</w:t>
+      </w:r>
+      <w:r>
+        <w:t xml:space="preserve"> </w:t>
+      </w:r>
+      <w:r>
+        <w:rPr>
+          <w:rStyle w:val="VerbatimChar"/>
+        </w:rPr>
+        <w:t xml:space="preserve">r = n(n+1)(n+2)(3n+1) / 24</w:t>
+      </w:r>
+      <w:r>
+        <w:t xml:space="preserve">, and the running time is</w:t>
+      </w:r>
+      <w:r>
+        <w:t xml:space="preserve"> </w:t>
+      </w:r>
+      <w:r>
+        <w:rPr>
+          <w:b/>
+          <w:bCs/>
+        </w:rPr>
+        <w:t xml:space="preserve">Θ(n⁴)</w:t>
+      </w:r>
+      <w:r>
+        <w:t xml:space="preserve">.</w:t>
+      </w:r>
+    </w:p>
+    <w:p>
+      <w:pPr>
+        <w:pStyle w:val="BodyText"/>
+      </w:pPr>
+      <w:r>
+        <w:rPr>
+          <w:b/>
+          <w:bCs/>
+        </w:rPr>
+        <w:t xml:space="preserve">Why it matters —</w:t>
+      </w:r>
+      <w:r>
+        <w:t xml:space="preserve"> </w:t>
+      </w:r>
+      <w:r>
+        <w:t xml:space="preserve">Peeling the sums from the inside out gives the exact count; the loop</w:t>
       </w:r>
       <w:r>
         <w:t xml:space="preserve"> </w:t>
@@ -1312,514 +1809,13 @@
           <w:i/>
           <w:iCs/>
         </w:rPr>
-        <w:t xml:space="preserve">four</w:t>
-      </w:r>
-      <w:r>
-        <w:t xml:space="preserve"> </w:t>
-      </w:r>
-      <w:r>
-        <w:t xml:space="preserve">loops nested inside each other, with some ugly-looking bounds. You are asked how many times the counter</w:t>
-      </w:r>
-      <w:r>
-        <w:t xml:space="preserve"> </w:t>
-      </w:r>
-      <w:r>
-        <w:rPr>
-          <w:rStyle w:val="VerbatimChar"/>
-        </w:rPr>
-        <w:t xml:space="preserve">r</w:t>
-      </w:r>
-      <w:r>
-        <w:t xml:space="preserve"> </w:t>
-      </w:r>
-      <w:r>
-        <w:t xml:space="preserve">goes up, and how slow the whole thing is.</w:t>
-      </w:r>
-    </w:p>
-    <w:p>
-      <w:pPr>
-        <w:pStyle w:val="BodyText"/>
-      </w:pPr>
-      <w:r>
-        <w:t xml:space="preserve">Here is the code as a runnable function:</w:t>
-      </w:r>
-    </w:p>
-    <w:p>
-      <w:pPr>
-        <w:pStyle w:val="SourceCode"/>
-      </w:pPr>
-      <w:r>
-        <w:rPr>
-          <w:rStyle w:val="VerbatimChar"/>
-        </w:rPr>
-        <w:t xml:space="preserve">def prestiferous(n):</w:t>
-      </w:r>
-      <w:r>
-        <w:br/>
-      </w:r>
-      <w:r>
-        <w:rPr>
-          <w:rStyle w:val="VerbatimChar"/>
-        </w:rPr>
-        <w:t xml:space="preserve">    r = 0</w:t>
-      </w:r>
-      <w:r>
-        <w:br/>
-      </w:r>
-      <w:r>
-        <w:rPr>
-          <w:rStyle w:val="VerbatimChar"/>
-        </w:rPr>
-        <w:t xml:space="preserve">    for i in range(1, n + 1):</w:t>
-      </w:r>
-      <w:r>
-        <w:br/>
-      </w:r>
-      <w:r>
-        <w:rPr>
-          <w:rStyle w:val="VerbatimChar"/>
-        </w:rPr>
-        <w:t xml:space="preserve">        for j in range(1, i + 1):</w:t>
-      </w:r>
-      <w:r>
-        <w:br/>
-      </w:r>
-      <w:r>
-        <w:rPr>
-          <w:rStyle w:val="VerbatimChar"/>
-        </w:rPr>
-        <w:t xml:space="preserve">            for k in range(j, i + j + 1):</w:t>
-      </w:r>
-      <w:r>
-        <w:br/>
-      </w:r>
-      <w:r>
-        <w:rPr>
-          <w:rStyle w:val="VerbatimChar"/>
-        </w:rPr>
-        <w:t xml:space="preserve">                for l in range(1, (i + j - k) + 1):</w:t>
-      </w:r>
-      <w:r>
-        <w:br/>
-      </w:r>
-      <w:r>
-        <w:rPr>
-          <w:rStyle w:val="VerbatimChar"/>
-        </w:rPr>
-        <w:t xml:space="preserve">                    r += 1</w:t>
-      </w:r>
-      <w:r>
-        <w:br/>
-      </w:r>
-      <w:r>
-        <w:rPr>
-          <w:rStyle w:val="VerbatimChar"/>
-        </w:rPr>
-        <w:t xml:space="preserve">    return r</w:t>
-      </w:r>
-    </w:p>
-    <w:p>
-      <w:pPr>
-        <w:pStyle w:val="FirstParagraph"/>
-      </w:pPr>
-      <w:r>
-        <w:t xml:space="preserve">Ignore the messy bounds completely. Just count the loops: there are</w:t>
-      </w:r>
-      <w:r>
-        <w:t xml:space="preserve"> </w:t>
-      </w:r>
-      <w:r>
-        <w:rPr>
-          <w:b/>
-          <w:bCs/>
-        </w:rPr>
-        <w:t xml:space="preserve">four</w:t>
-      </w:r>
-      <w:r>
-        <w:t xml:space="preserve">, one inside the other, and each one runs a number of times that is at most about</w:t>
-      </w:r>
-      <w:r>
-        <w:t xml:space="preserve"> </w:t>
-      </w:r>
-      <w:r>
-        <w:rPr>
-          <w:rStyle w:val="VerbatimChar"/>
-        </w:rPr>
-        <w:t xml:space="preserve">n</w:t>
-      </w:r>
-      <w:r>
-        <w:t xml:space="preserve">. So the work piles up like</w:t>
-      </w:r>
-      <w:r>
-        <w:t xml:space="preserve"> </w:t>
-      </w:r>
-      <w:r>
-        <w:rPr>
-          <w:rStyle w:val="VerbatimChar"/>
-        </w:rPr>
-        <w:t xml:space="preserve">n</w:t>
-      </w:r>
-      <w:r>
-        <w:t xml:space="preserve"> </w:t>
-      </w:r>
-      <w:r>
-        <w:t xml:space="preserve">times</w:t>
-      </w:r>
-      <w:r>
-        <w:t xml:space="preserve"> </w:t>
-      </w:r>
-      <w:r>
-        <w:rPr>
-          <w:rStyle w:val="VerbatimChar"/>
-        </w:rPr>
-        <w:t xml:space="preserve">n</w:t>
-      </w:r>
-      <w:r>
-        <w:t xml:space="preserve"> </w:t>
-      </w:r>
-      <w:r>
-        <w:t xml:space="preserve">times</w:t>
-      </w:r>
-      <w:r>
-        <w:t xml:space="preserve"> </w:t>
-      </w:r>
-      <w:r>
-        <w:rPr>
-          <w:rStyle w:val="VerbatimChar"/>
-        </w:rPr>
-        <w:t xml:space="preserve">n</w:t>
-      </w:r>
-      <w:r>
-        <w:t xml:space="preserve"> </w:t>
-      </w:r>
-      <w:r>
-        <w:t xml:space="preserve">times</w:t>
-      </w:r>
-      <w:r>
-        <w:t xml:space="preserve"> </w:t>
-      </w:r>
-      <w:r>
-        <w:rPr>
-          <w:rStyle w:val="VerbatimChar"/>
-        </w:rPr>
-        <w:t xml:space="preserve">n</w:t>
-      </w:r>
-      <w:r>
-        <w:t xml:space="preserve"> </w:t>
-      </w:r>
-      <w:r>
-        <w:t xml:space="preserve">— four</w:t>
-      </w:r>
-      <w:r>
-        <w:t xml:space="preserve"> </w:t>
-      </w:r>
-      <w:r>
-        <w:rPr>
-          <w:rStyle w:val="VerbatimChar"/>
-        </w:rPr>
-        <w:t xml:space="preserve">n</w:t>
-      </w:r>
-      <w:r>
-        <w:t xml:space="preserve">s multiplied together.</w:t>
-      </w:r>
-    </w:p>
-    <w:p>
-      <w:pPr>
-        <w:pStyle w:val="BodyText"/>
-      </w:pPr>
-      <w:r>
-        <w:t xml:space="preserve">The way to check "four</w:t>
-      </w:r>
-      <w:r>
-        <w:t xml:space="preserve"> </w:t>
-      </w:r>
-      <w:r>
-        <w:rPr>
-          <w:rStyle w:val="VerbatimChar"/>
-        </w:rPr>
-        <w:t xml:space="preserve">n</w:t>
-      </w:r>
-      <w:r>
-        <w:t xml:space="preserve">s deep" is the doubling test. If the work really grows like</w:t>
-      </w:r>
-      <w:r>
-        <w:t xml:space="preserve"> </w:t>
-      </w:r>
-      <w:r>
-        <w:rPr>
-          <w:rStyle w:val="VerbatimChar"/>
-        </w:rPr>
-        <w:t xml:space="preserve">n⁴</w:t>
-      </w:r>
-      <w:r>
-        <w:t xml:space="preserve">, then doubling</w:t>
-      </w:r>
-      <w:r>
-        <w:t xml:space="preserve"> </w:t>
-      </w:r>
-      <w:r>
-        <w:rPr>
-          <w:rStyle w:val="VerbatimChar"/>
-        </w:rPr>
-        <w:t xml:space="preserve">n</w:t>
-      </w:r>
-      <w:r>
-        <w:t xml:space="preserve"> </w:t>
-      </w:r>
-      <w:r>
-        <w:t xml:space="preserve">should multiply the count by about 2 x 2 x 2 x 2 = 16.</w:t>
-      </w:r>
-    </w:p>
-    <w:p>
-      <w:pPr>
-        <w:pStyle w:val="BodyText"/>
-      </w:pPr>
-      <w:r>
-        <w:t xml:space="preserve">Run the counter and watch:</w:t>
-      </w:r>
-    </w:p>
-    <w:p>
-      <w:pPr>
-        <w:pStyle w:val="SourceCode"/>
-      </w:pPr>
-      <w:r>
-        <w:rPr>
-          <w:rStyle w:val="VerbatimChar"/>
-        </w:rPr>
-        <w:t xml:space="preserve">prev = None</w:t>
-      </w:r>
-      <w:r>
-        <w:br/>
-      </w:r>
-      <w:r>
-        <w:rPr>
-          <w:rStyle w:val="VerbatimChar"/>
-        </w:rPr>
-        <w:t xml:space="preserve">for n in [5, 10, 20, 40, 80]:</w:t>
-      </w:r>
-      <w:r>
-        <w:br/>
-      </w:r>
-      <w:r>
-        <w:rPr>
-          <w:rStyle w:val="VerbatimChar"/>
-        </w:rPr>
-        <w:t xml:space="preserve">    r = prestiferous(n)</w:t>
-      </w:r>
-      <w:r>
-        <w:br/>
-      </w:r>
-      <w:r>
-        <w:rPr>
-          <w:rStyle w:val="VerbatimChar"/>
-        </w:rPr>
-        <w:t xml:space="preserve">    ratio = "-" if prev is None else f"{r / prev:.2f}x"</w:t>
-      </w:r>
-      <w:r>
-        <w:br/>
-      </w:r>
-      <w:r>
-        <w:rPr>
-          <w:rStyle w:val="VerbatimChar"/>
-        </w:rPr>
-        <w:t xml:space="preserve">    print(f"n={n:&gt;3}  r={r:&gt;12,}  ratio={ratio}")</w:t>
-      </w:r>
-      <w:r>
-        <w:br/>
-      </w:r>
-      <w:r>
-        <w:rPr>
-          <w:rStyle w:val="VerbatimChar"/>
-        </w:rPr>
-        <w:t xml:space="preserve">    prev = r</w:t>
-      </w:r>
-    </w:p>
-    <w:p>
-      <w:pPr>
-        <w:pStyle w:val="FirstParagraph"/>
-      </w:pPr>
-      <w:r>
-        <w:t xml:space="preserve">The output climbs like this: at</w:t>
-      </w:r>
-      <w:r>
-        <w:t xml:space="preserve"> </w:t>
-      </w:r>
-      <w:r>
-        <w:rPr>
-          <w:rStyle w:val="VerbatimChar"/>
-        </w:rPr>
-        <w:t xml:space="preserve">n = 10</w:t>
-      </w:r>
-      <w:r>
-        <w:t xml:space="preserve"> </w:t>
-      </w:r>
-      <w:r>
-        <w:t xml:space="preserve">the ratio is about 12x, at</w:t>
-      </w:r>
-      <w:r>
-        <w:t xml:space="preserve"> </w:t>
-      </w:r>
-      <w:r>
-        <w:rPr>
-          <w:rStyle w:val="VerbatimChar"/>
-        </w:rPr>
-        <w:t xml:space="preserve">n = 20</w:t>
-      </w:r>
-      <w:r>
-        <w:t xml:space="preserve"> </w:t>
-      </w:r>
-      <w:r>
-        <w:t xml:space="preserve">about 13.8x, at</w:t>
-      </w:r>
-      <w:r>
-        <w:t xml:space="preserve"> </w:t>
-      </w:r>
-      <w:r>
-        <w:rPr>
-          <w:rStyle w:val="VerbatimChar"/>
-        </w:rPr>
-        <w:t xml:space="preserve">n = 40</w:t>
-      </w:r>
-      <w:r>
-        <w:t xml:space="preserve"> </w:t>
-      </w:r>
-      <w:r>
-        <w:t xml:space="preserve">about 14.8x, at</w:t>
-      </w:r>
-      <w:r>
-        <w:t xml:space="preserve"> </w:t>
-      </w:r>
-      <w:r>
-        <w:rPr>
-          <w:rStyle w:val="VerbatimChar"/>
-        </w:rPr>
-        <w:t xml:space="preserve">n = 80</w:t>
-      </w:r>
-      <w:r>
-        <w:t xml:space="preserve"> </w:t>
-      </w:r>
-      <w:r>
-        <w:t xml:space="preserve">about 15.4x. In other words, each doubling multiplies the work by a number creeping steadily up toward 16.</w:t>
-      </w:r>
-    </w:p>
-    <w:p>
-      <w:pPr>
-        <w:pStyle w:val="BodyText"/>
-      </w:pPr>
-      <w:r>
-        <w:t xml:space="preserve">It approaches 16 from below (rather than sitting exactly on it) because at small sizes the smaller pieces of the formula still count a little. But the trend is unmistakable: this is 16-per-doubling, which is the signature of four loops deep.</w:t>
-      </w:r>
-    </w:p>
-    <w:p>
-      <w:pPr>
-        <w:pStyle w:val="BodyText"/>
-      </w:pPr>
-      <w:r>
-        <w:t xml:space="preserve">Sixteen-per-doubling is what we write as</w:t>
-      </w:r>
-      <w:r>
-        <w:t xml:space="preserve"> </w:t>
-      </w:r>
-      <w:r>
-        <w:rPr>
-          <w:b/>
-          <w:bCs/>
-        </w:rPr>
-        <w:t xml:space="preserve">O(n⁴)</w:t>
-      </w:r>
-      <w:r>
-        <w:t xml:space="preserve">, said "oh of n to the fourth". Ten times the input means about ten thousand times the work.</w:t>
-      </w:r>
-    </w:p>
-    <w:p>
-      <w:pPr>
-        <w:pStyle w:val="BodyText"/>
-      </w:pPr>
-      <w:r>
-        <w:rPr>
-          <w:b/>
-          <w:bCs/>
-        </w:rPr>
-        <w:t xml:space="preserve">Answer —</w:t>
-      </w:r>
-      <w:r>
-        <w:t xml:space="preserve"> </w:t>
-      </w:r>
-      <w:r>
-        <w:t xml:space="preserve">The counter runs about</w:t>
-      </w:r>
-      <w:r>
-        <w:t xml:space="preserve"> </w:t>
-      </w:r>
-      <w:r>
-        <w:rPr>
-          <w:rStyle w:val="VerbatimChar"/>
-        </w:rPr>
-        <w:t xml:space="preserve">n⁴</w:t>
-      </w:r>
-      <w:r>
-        <w:t xml:space="preserve"> </w:t>
-      </w:r>
-      <w:r>
-        <w:t xml:space="preserve">times, so the running time is</w:t>
-      </w:r>
-      <w:r>
-        <w:t xml:space="preserve"> </w:t>
-      </w:r>
-      <w:r>
-        <w:rPr>
-          <w:b/>
-          <w:bCs/>
-        </w:rPr>
-        <w:t xml:space="preserve">O(n⁴)</w:t>
-      </w:r>
-      <w:r>
-        <w:t xml:space="preserve">. Doubling</w:t>
-      </w:r>
-      <w:r>
-        <w:t xml:space="preserve"> </w:t>
-      </w:r>
-      <w:r>
-        <w:rPr>
-          <w:rStyle w:val="VerbatimChar"/>
-        </w:rPr>
-        <w:t xml:space="preserve">n</w:t>
-      </w:r>
-      <w:r>
-        <w:t xml:space="preserve"> </w:t>
-      </w:r>
-      <w:r>
-        <w:t xml:space="preserve">multiplies the work by about 16.</w:t>
-      </w:r>
-    </w:p>
-    <w:p>
-      <w:pPr>
-        <w:pStyle w:val="BodyText"/>
-      </w:pPr>
-      <w:r>
-        <w:rPr>
-          <w:b/>
-          <w:bCs/>
-        </w:rPr>
-        <w:t xml:space="preserve">Why it matters —</w:t>
-      </w:r>
-      <w:r>
-        <w:t xml:space="preserve"> </w:t>
-      </w:r>
-      <w:r>
-        <w:t xml:space="preserve">Each extra nested loop over the data adds one more factor of</w:t>
-      </w:r>
-      <w:r>
-        <w:t xml:space="preserve"> </w:t>
-      </w:r>
-      <w:r>
-        <w:rPr>
-          <w:rStyle w:val="VerbatimChar"/>
-        </w:rPr>
-        <w:t xml:space="preserve">n</w:t>
-      </w:r>
-      <w:r>
-        <w:t xml:space="preserve">, and O(n⁴) code becomes unusable very fast — a reason to avoid piling loops inside loops.</w:t>
+        <w:t xml:space="preserve">depth</w:t>
+      </w:r>
+      <w:r>
+        <w:t xml:space="preserve"> </w:t>
+      </w:r>
+      <w:r>
+        <w:t xml:space="preserve">only suggests the class, it does not prove it.</w:t>
       </w:r>
     </w:p>
     <w:bookmarkEnd w:id="11"/>
@@ -1847,7 +1843,7 @@
         <w:t xml:space="preserve"> </w:t>
       </w:r>
       <w:r>
-        <w:t xml:space="preserve">Three loops nested inside each other again, with awkward starting points that depend on the earlier counters. How many times does</w:t>
+        <w:t xml:space="preserve">Three nested loops whose start points depend on the earlier counters. Give the exact value of</w:t>
       </w:r>
       <w:r>
         <w:t xml:space="preserve"> </w:t>
@@ -1862,15 +1858,7 @@
         <w:t xml:space="preserve"> </w:t>
       </w:r>
       <w:r>
-        <w:t xml:space="preserve">go up, and how slow is it in the worst case?</w:t>
-      </w:r>
-    </w:p>
-    <w:p>
-      <w:pPr>
-        <w:pStyle w:val="BodyText"/>
-      </w:pPr>
-      <w:r>
-        <w:t xml:space="preserve">The function:</w:t>
+        <w:t xml:space="preserve">and the worst-case Big-O.</w:t>
       </w:r>
     </w:p>
     <w:p>
@@ -1943,20 +1931,41 @@
         <w:pStyle w:val="FirstParagraph"/>
       </w:pPr>
       <w:r>
-        <w:t xml:space="preserve">Same trick as before: do not fight the awkward starting points. Just count the loops. There are</w:t>
-      </w:r>
-      <w:r>
-        <w:t xml:space="preserve"> </w:t>
-      </w:r>
-      <w:r>
-        <w:rPr>
-          <w:b/>
-          <w:bCs/>
-        </w:rPr>
-        <w:t xml:space="preserve">three</w:t>
-      </w:r>
-      <w:r>
-        <w:t xml:space="preserve">, nested, and each one runs over a stretch that is at worst about</w:t>
+        <w:rPr>
+          <w:b/>
+          <w:bCs/>
+        </w:rPr>
+        <w:t xml:space="preserve">Count the innermost loop.</w:t>
+      </w:r>
+      <w:r>
+        <w:t xml:space="preserve"> </w:t>
+      </w:r>
+      <w:r>
+        <w:rPr>
+          <w:rStyle w:val="VerbatimChar"/>
+        </w:rPr>
+        <w:t xml:space="preserve">k</w:t>
+      </w:r>
+      <w:r>
+        <w:t xml:space="preserve"> </w:t>
+      </w:r>
+      <w:r>
+        <w:t xml:space="preserve">runs from</w:t>
+      </w:r>
+      <w:r>
+        <w:t xml:space="preserve"> </w:t>
+      </w:r>
+      <w:r>
+        <w:rPr>
+          <w:rStyle w:val="VerbatimChar"/>
+        </w:rPr>
+        <w:t xml:space="preserve">i+j-1</w:t>
+      </w:r>
+      <w:r>
+        <w:t xml:space="preserve"> </w:t>
+      </w:r>
+      <w:r>
+        <w:t xml:space="preserve">to</w:t>
       </w:r>
       <w:r>
         <w:t xml:space="preserve"> </w:t>
@@ -1968,10 +1977,156 @@
         <w:t xml:space="preserve">n</w:t>
       </w:r>
       <w:r>
-        <w:t xml:space="preserve"> </w:t>
-      </w:r>
-      <w:r>
-        <w:t xml:space="preserve">long. Three loops each about</w:t>
+        <w:t xml:space="preserve">, so it repeats</w:t>
+      </w:r>
+      <w:r>
+        <w:t xml:space="preserve"> </w:t>
+      </w:r>
+      <w:r>
+        <w:rPr>
+          <w:rStyle w:val="VerbatimChar"/>
+        </w:rPr>
+        <w:t xml:space="preserve">n - (i+j-1) + 1 = n - i - j + 2</w:t>
+      </w:r>
+      <w:r>
+        <w:t xml:space="preserve"> </w:t>
+      </w:r>
+      <w:r>
+        <w:t xml:space="preserve">times — but only when that number is positive (otherwise the loop does nothing). So only pairs with</w:t>
+      </w:r>
+      <w:r>
+        <w:t xml:space="preserve"> </w:t>
+      </w:r>
+      <w:r>
+        <w:rPr>
+          <w:rStyle w:val="VerbatimChar"/>
+        </w:rPr>
+        <w:t xml:space="preserve">i + j ≤ n + 1</w:t>
+      </w:r>
+      <w:r>
+        <w:t xml:space="preserve"> </w:t>
+      </w:r>
+      <w:r>
+        <w:t xml:space="preserve">contribute anything.</w:t>
+      </w:r>
+    </w:p>
+    <w:p>
+      <w:pPr>
+        <w:pStyle w:val="BodyText"/>
+      </w:pPr>
+      <w:r>
+        <w:t xml:space="preserve">Doing the inner sum over</w:t>
+      </w:r>
+      <w:r>
+        <w:t xml:space="preserve"> </w:t>
+      </w:r>
+      <w:r>
+        <w:rPr>
+          <w:rStyle w:val="VerbatimChar"/>
+        </w:rPr>
+        <w:t xml:space="preserve">j</w:t>
+      </w:r>
+      <w:r>
+        <w:t xml:space="preserve"> </w:t>
+      </w:r>
+      <w:r>
+        <w:t xml:space="preserve">first, then over</w:t>
+      </w:r>
+      <w:r>
+        <w:t xml:space="preserve"> </w:t>
+      </w:r>
+      <w:r>
+        <w:rPr>
+          <w:rStyle w:val="VerbatimChar"/>
+        </w:rPr>
+        <w:t xml:space="preserve">i</w:t>
+      </w:r>
+      <w:r>
+        <w:t xml:space="preserve">, the surviving pairs give a clean count. Grouping by</w:t>
+      </w:r>
+      <w:r>
+        <w:t xml:space="preserve"> </w:t>
+      </w:r>
+      <w:r>
+        <w:rPr>
+          <w:rStyle w:val="VerbatimChar"/>
+        </w:rPr>
+        <w:t xml:space="preserve">i</w:t>
+      </w:r>
+      <w:r>
+        <w:t xml:space="preserve">:</w:t>
+      </w:r>
+    </w:p>
+    <w:p>
+      <w:pPr>
+        <w:pStyle w:val="BodyText"/>
+      </w:pPr>
+      <w:r>
+        <w:t xml:space="preserve">r = ∑</w:t>
+      </w:r>
+      <w:r>
+        <w:rPr>
+          <w:vertAlign w:val="subscript"/>
+        </w:rPr>
+        <w:t xml:space="preserve">i=1</w:t>
+      </w:r>
+      <w:r>
+        <w:rPr>
+          <w:vertAlign w:val="superscript"/>
+        </w:rPr>
+        <w:t xml:space="preserve">⌊n/2⌋</w:t>
+      </w:r>
+      <w:r>
+        <w:t xml:space="preserve"> </w:t>
+      </w:r>
+      <w:r>
+        <w:t xml:space="preserve">(n − 2i + 1)(n − 2i + 2) / 2</w:t>
+      </w:r>
+    </w:p>
+    <w:p>
+      <w:pPr>
+        <w:pStyle w:val="BodyText"/>
+      </w:pPr>
+      <w:r>
+        <w:t xml:space="preserve">which works out to (writing</w:t>
+      </w:r>
+      <w:r>
+        <w:t xml:space="preserve"> </w:t>
+      </w:r>
+      <w:r>
+        <w:rPr>
+          <w:rStyle w:val="VerbatimChar"/>
+        </w:rPr>
+        <w:t xml:space="preserve">m = ⌊n/2⌋</w:t>
+      </w:r>
+      <w:r>
+        <w:t xml:space="preserve">):</w:t>
+      </w:r>
+    </w:p>
+    <w:p>
+      <w:pPr>
+        <w:pStyle w:val="BodyText"/>
+      </w:pPr>
+      <w:r>
+        <w:t xml:space="preserve">r = m(m+1)(4m−1)/6  (n even),   m(m+1)(4m+5)/6  (n odd)</w:t>
+      </w:r>
+    </w:p>
+    <w:p>
+      <w:pPr>
+        <w:pStyle w:val="BodyText"/>
+      </w:pPr>
+      <w:r>
+        <w:rPr>
+          <w:b/>
+          <w:bCs/>
+        </w:rPr>
+        <w:t xml:space="preserve">Check:</w:t>
+      </w:r>
+      <w:r>
+        <w:t xml:space="preserve"> </w:t>
+      </w:r>
+      <w:r>
+        <w:t xml:space="preserve">both forms agree with the brute-force count for every</w:t>
       </w:r>
       <w:r>
         <w:t xml:space="preserve"> </w:t>
@@ -1986,7 +2141,70 @@
         <w:t xml:space="preserve"> </w:t>
       </w:r>
       <w:r>
-        <w:t xml:space="preserve">long gives about</w:t>
+        <w:t xml:space="preserve">up to 40. Only</w:t>
+      </w:r>
+      <w:r>
+        <w:t xml:space="preserve"> </w:t>
+      </w:r>
+      <w:r>
+        <w:rPr>
+          <w:rStyle w:val="VerbatimChar"/>
+        </w:rPr>
+        <w:t xml:space="preserve">i</w:t>
+      </w:r>
+      <w:r>
+        <w:t xml:space="preserve"> </w:t>
+      </w:r>
+      <w:r>
+        <w:t xml:space="preserve">up to about</w:t>
+      </w:r>
+      <w:r>
+        <w:t xml:space="preserve"> </w:t>
+      </w:r>
+      <w:r>
+        <w:rPr>
+          <w:rStyle w:val="VerbatimChar"/>
+        </w:rPr>
+        <w:t xml:space="preserve">n/2</w:t>
+      </w:r>
+      <w:r>
+        <w:t xml:space="preserve"> </w:t>
+      </w:r>
+      <w:r>
+        <w:t xml:space="preserve">contributes (beyond that the inner range is empty), which is why the constant is smaller than for a "full" triple loop.</w:t>
+      </w:r>
+    </w:p>
+    <w:p>
+      <w:pPr>
+        <w:pStyle w:val="BodyText"/>
+      </w:pPr>
+      <w:r>
+        <w:t xml:space="preserve">The biggest piece grows like</w:t>
+      </w:r>
+      <w:r>
+        <w:t xml:space="preserve"> </w:t>
+      </w:r>
+      <w:r>
+        <w:rPr>
+          <w:rStyle w:val="VerbatimChar"/>
+        </w:rPr>
+        <w:t xml:space="preserve">n³</w:t>
+      </w:r>
+      <w:r>
+        <w:t xml:space="preserve">, so the running time is</w:t>
+      </w:r>
+      <w:r>
+        <w:t xml:space="preserve"> </w:t>
+      </w:r>
+      <w:r>
+        <w:rPr>
+          <w:b/>
+          <w:bCs/>
+        </w:rPr>
+        <w:t xml:space="preserve">Θ(n³)</w:t>
+      </w:r>
+      <w:r>
+        <w:t xml:space="preserve">. Doubling</w:t>
       </w:r>
       <w:r>
         <w:t xml:space="preserve"> </w:t>
@@ -2001,31 +2219,64 @@
         <w:t xml:space="preserve"> </w:t>
       </w:r>
       <w:r>
-        <w:t xml:space="preserve">times</w:t>
-      </w:r>
-      <w:r>
-        <w:t xml:space="preserve"> </w:t>
-      </w:r>
-      <w:r>
-        <w:rPr>
-          <w:rStyle w:val="VerbatimChar"/>
-        </w:rPr>
-        <w:t xml:space="preserve">n</w:t>
-      </w:r>
-      <w:r>
-        <w:t xml:space="preserve"> </w:t>
-      </w:r>
-      <w:r>
-        <w:t xml:space="preserve">times</w:t>
-      </w:r>
-      <w:r>
-        <w:t xml:space="preserve"> </w:t>
-      </w:r>
-      <w:r>
-        <w:rPr>
-          <w:rStyle w:val="VerbatimChar"/>
-        </w:rPr>
-        <w:t xml:space="preserve">n</w:t>
+        <w:t xml:space="preserve">multiplies the work by about 8.</w:t>
+      </w:r>
+    </w:p>
+    <w:p>
+      <w:pPr>
+        <w:pStyle w:val="BodyText"/>
+      </w:pPr>
+      <w:r>
+        <w:rPr>
+          <w:b/>
+          <w:bCs/>
+        </w:rPr>
+        <w:t xml:space="preserve">Answer —</w:t>
+      </w:r>
+      <w:r>
+        <w:t xml:space="preserve"> </w:t>
+      </w:r>
+      <w:r>
+        <w:rPr>
+          <w:rStyle w:val="VerbatimChar"/>
+        </w:rPr>
+        <w:t xml:space="preserve">r = ∑</w:t>
+      </w:r>
+      <w:r>
+        <w:rPr>
+          <w:rStyle w:val="VerbatimChar"/>
+          <w:vertAlign w:val="subscript"/>
+        </w:rPr>
+        <w:t xml:space="preserve">i=1</w:t>
+      </w:r>
+      <w:r>
+        <w:rPr>
+          <w:rStyle w:val="VerbatimChar"/>
+          <w:vertAlign w:val="superscript"/>
+        </w:rPr>
+        <w:t xml:space="preserve">⌊n/2⌋</w:t>
+      </w:r>
+      <w:r>
+        <w:rPr>
+          <w:rStyle w:val="VerbatimChar"/>
+        </w:rPr>
+        <w:t xml:space="preserve"> (n−2i+1)(n−2i+2)/2</w:t>
+      </w:r>
+      <w:r>
+        <w:t xml:space="preserve"> </w:t>
+      </w:r>
+      <w:r>
+        <w:t xml:space="preserve">(closed form above), and the worst-case running time is</w:t>
+      </w:r>
+      <w:r>
+        <w:t xml:space="preserve"> </w:t>
+      </w:r>
+      <w:r>
+        <w:rPr>
+          <w:b/>
+          <w:bCs/>
+        </w:rPr>
+        <w:t xml:space="preserve">Θ(n³)</w:t>
       </w:r>
       <w:r>
         <w:t xml:space="preserve">.</w:t>
@@ -2036,195 +2287,6 @@
         <w:pStyle w:val="BodyText"/>
       </w:pPr>
       <w:r>
-        <w:t xml:space="preserve">The odd starting points (like</w:t>
-      </w:r>
-      <w:r>
-        <w:t xml:space="preserve"> </w:t>
-      </w:r>
-      <w:r>
-        <w:rPr>
-          <w:rStyle w:val="VerbatimChar"/>
-        </w:rPr>
-        <w:t xml:space="preserve">i + j - 1</w:t>
-      </w:r>
-      <w:r>
-        <w:t xml:space="preserve">) only make each loop a bit shorter — they chop off a fixed fraction of the work. But cutting the work by a fixed fraction does not change the shape, it just makes it smaller. So the shape is still cubic.</w:t>
-      </w:r>
-    </w:p>
-    <w:p>
-      <w:pPr>
-        <w:pStyle w:val="BodyText"/>
-      </w:pPr>
-      <w:r>
-        <w:t xml:space="preserve">The doubling test settles it. If it is really cubic, doubling</w:t>
-      </w:r>
-      <w:r>
-        <w:t xml:space="preserve"> </w:t>
-      </w:r>
-      <w:r>
-        <w:rPr>
-          <w:rStyle w:val="VerbatimChar"/>
-        </w:rPr>
-        <w:t xml:space="preserve">n</w:t>
-      </w:r>
-      <w:r>
-        <w:t xml:space="preserve"> </w:t>
-      </w:r>
-      <w:r>
-        <w:t xml:space="preserve">should multiply the count by about 2 x 2 x 2 = 8:</w:t>
-      </w:r>
-    </w:p>
-    <w:p>
-      <w:pPr>
-        <w:pStyle w:val="SourceCode"/>
-      </w:pPr>
-      <w:r>
-        <w:rPr>
-          <w:rStyle w:val="VerbatimChar"/>
-        </w:rPr>
-        <w:t xml:space="preserve">prev = None</w:t>
-      </w:r>
-      <w:r>
-        <w:br/>
-      </w:r>
-      <w:r>
-        <w:rPr>
-          <w:rStyle w:val="VerbatimChar"/>
-        </w:rPr>
-        <w:t xml:space="preserve">for n in [10, 20, 40, 80, 160]:</w:t>
-      </w:r>
-      <w:r>
-        <w:br/>
-      </w:r>
-      <w:r>
-        <w:rPr>
-          <w:rStyle w:val="VerbatimChar"/>
-        </w:rPr>
-        <w:t xml:space="preserve">    r = conundrum(n)</w:t>
-      </w:r>
-      <w:r>
-        <w:br/>
-      </w:r>
-      <w:r>
-        <w:rPr>
-          <w:rStyle w:val="VerbatimChar"/>
-        </w:rPr>
-        <w:t xml:space="preserve">    ratio = "-" if prev is None else f"{r / prev:.2f}x"</w:t>
-      </w:r>
-      <w:r>
-        <w:br/>
-      </w:r>
-      <w:r>
-        <w:rPr>
-          <w:rStyle w:val="VerbatimChar"/>
-        </w:rPr>
-        <w:t xml:space="preserve">    print(f"n={n:&gt;3}  r={r:&gt;10,}  ratio={ratio}")</w:t>
-      </w:r>
-      <w:r>
-        <w:br/>
-      </w:r>
-      <w:r>
-        <w:rPr>
-          <w:rStyle w:val="VerbatimChar"/>
-        </w:rPr>
-        <w:t xml:space="preserve">    prev = r</w:t>
-      </w:r>
-    </w:p>
-    <w:p>
-      <w:pPr>
-        <w:pStyle w:val="FirstParagraph"/>
-      </w:pPr>
-      <w:r>
-        <w:t xml:space="preserve">The ratios come out about 7.5x, then 7.7x, then 7.9x, then 7.9x — settling toward 8. That gentle climb toward 8 is exactly what cubic growth looks like, and we did not even need a stopwatch to see it.</w:t>
-      </w:r>
-    </w:p>
-    <w:p>
-      <w:pPr>
-        <w:pStyle w:val="BodyText"/>
-      </w:pPr>
-      <w:r>
-        <w:t xml:space="preserve">So the running time is</w:t>
-      </w:r>
-      <w:r>
-        <w:t xml:space="preserve"> </w:t>
-      </w:r>
-      <w:r>
-        <w:rPr>
-          <w:b/>
-          <w:bCs/>
-        </w:rPr>
-        <w:t xml:space="preserve">O(n³)</w:t>
-      </w:r>
-      <w:r>
-        <w:t xml:space="preserve">: ten times the input, about a thousand times the work.</w:t>
-      </w:r>
-    </w:p>
-    <w:p>
-      <w:pPr>
-        <w:pStyle w:val="BodyText"/>
-      </w:pPr>
-      <w:r>
-        <w:rPr>
-          <w:b/>
-          <w:bCs/>
-        </w:rPr>
-        <w:t xml:space="preserve">Answer —</w:t>
-      </w:r>
-      <w:r>
-        <w:t xml:space="preserve"> </w:t>
-      </w:r>
-      <w:r>
-        <w:t xml:space="preserve">The counter runs about</w:t>
-      </w:r>
-      <w:r>
-        <w:t xml:space="preserve"> </w:t>
-      </w:r>
-      <w:r>
-        <w:rPr>
-          <w:rStyle w:val="VerbatimChar"/>
-        </w:rPr>
-        <w:t xml:space="preserve">n³</w:t>
-      </w:r>
-      <w:r>
-        <w:t xml:space="preserve"> </w:t>
-      </w:r>
-      <w:r>
-        <w:t xml:space="preserve">times, so the worst-case running time is</w:t>
-      </w:r>
-      <w:r>
-        <w:t xml:space="preserve"> </w:t>
-      </w:r>
-      <w:r>
-        <w:rPr>
-          <w:b/>
-          <w:bCs/>
-        </w:rPr>
-        <w:t xml:space="preserve">O(n³)</w:t>
-      </w:r>
-      <w:r>
-        <w:t xml:space="preserve">. Doubling</w:t>
-      </w:r>
-      <w:r>
-        <w:t xml:space="preserve"> </w:t>
-      </w:r>
-      <w:r>
-        <w:rPr>
-          <w:rStyle w:val="VerbatimChar"/>
-        </w:rPr>
-        <w:t xml:space="preserve">n</w:t>
-      </w:r>
-      <w:r>
-        <w:t xml:space="preserve"> </w:t>
-      </w:r>
-      <w:r>
-        <w:t xml:space="preserve">multiplies the work by about 8.</w:t>
-      </w:r>
-    </w:p>
-    <w:p>
-      <w:pPr>
-        <w:pStyle w:val="BodyText"/>
-      </w:pPr>
-      <w:r>
         <w:rPr>
           <w:b/>
           <w:bCs/>
@@ -2235,7 +2297,23 @@
         <w:t xml:space="preserve"> </w:t>
       </w:r>
       <w:r>
-        <w:t xml:space="preserve">Shrinking the loop bounds by a constant fraction never rescues you from the class — three nested loops over the data are cubic no matter where they start.</w:t>
+        <w:t xml:space="preserve">Loop</w:t>
+      </w:r>
+      <w:r>
+        <w:t xml:space="preserve"> </w:t>
+      </w:r>
+      <w:r>
+        <w:rPr>
+          <w:i/>
+          <w:iCs/>
+        </w:rPr>
+        <w:t xml:space="preserve">depth</w:t>
+      </w:r>
+      <w:r>
+        <w:t xml:space="preserve"> </w:t>
+      </w:r>
+      <w:r>
+        <w:t xml:space="preserve">is only a hint: here the moving start points empty out many iterations, so you must add up the ranges to be sure — the count, not the nesting, decides the class.</w:t>
       </w:r>
     </w:p>
     <w:bookmarkEnd w:id="12"/>
@@ -8769,22 +8847,81 @@
         <w:rPr>
           <w:rStyle w:val="VerbatimChar"/>
         </w:rPr>
-        <w:t xml:space="preserve">aₖnⁿ + … + a₁n + a₀</w:t>
-      </w:r>
-      <w:r>
-        <w:t xml:space="preserve"> </w:t>
-      </w:r>
-      <w:r>
-        <w:t xml:space="preserve">— has ceiling</w:t>
-      </w:r>
-      <w:r>
-        <w:t xml:space="preserve"> </w:t>
-      </w:r>
-      <w:r>
-        <w:rPr>
-          <w:rStyle w:val="VerbatimChar"/>
-        </w:rPr>
-        <w:t xml:space="preserve">nⁿ</w:t>
+        <w:t xml:space="preserve">a</w:t>
+      </w:r>
+      <w:r>
+        <w:rPr>
+          <w:rStyle w:val="VerbatimChar"/>
+          <w:vertAlign w:val="subscript"/>
+        </w:rPr>
+        <w:t xml:space="preserve">k</w:t>
+      </w:r>
+      <w:r>
+        <w:rPr>
+          <w:rStyle w:val="VerbatimChar"/>
+        </w:rPr>
+        <w:t xml:space="preserve">n</w:t>
+      </w:r>
+      <w:r>
+        <w:rPr>
+          <w:rStyle w:val="VerbatimChar"/>
+          <w:vertAlign w:val="superscript"/>
+        </w:rPr>
+        <w:t xml:space="preserve">k</w:t>
+      </w:r>
+      <w:r>
+        <w:rPr>
+          <w:rStyle w:val="VerbatimChar"/>
+        </w:rPr>
+        <w:t xml:space="preserve"> + … + a</w:t>
+      </w:r>
+      <w:r>
+        <w:rPr>
+          <w:rStyle w:val="VerbatimChar"/>
+          <w:vertAlign w:val="subscript"/>
+        </w:rPr>
+        <w:t xml:space="preserve">1</w:t>
+      </w:r>
+      <w:r>
+        <w:rPr>
+          <w:rStyle w:val="VerbatimChar"/>
+        </w:rPr>
+        <w:t xml:space="preserve">n + a</w:t>
+      </w:r>
+      <w:r>
+        <w:rPr>
+          <w:rStyle w:val="VerbatimChar"/>
+          <w:vertAlign w:val="subscript"/>
+        </w:rPr>
+        <w:t xml:space="preserve">0</w:t>
+      </w:r>
+      <w:r>
+        <w:t xml:space="preserve"> </w:t>
+      </w:r>
+      <w:r>
+        <w:t xml:space="preserve">— is</w:t>
+      </w:r>
+      <w:r>
+        <w:t xml:space="preserve"> </w:t>
+      </w:r>
+      <w:r>
+        <w:rPr>
+          <w:rStyle w:val="VerbatimChar"/>
+        </w:rPr>
+        <w:t xml:space="preserve">O(n</w:t>
+      </w:r>
+      <w:r>
+        <w:rPr>
+          <w:rStyle w:val="VerbatimChar"/>
+          <w:vertAlign w:val="superscript"/>
+        </w:rPr>
+        <w:t xml:space="preserve">k</w:t>
+      </w:r>
+      <w:r>
+        <w:rPr>
+          <w:rStyle w:val="VerbatimChar"/>
+        </w:rPr>
+        <w:t xml:space="preserve">)</w:t>
       </w:r>
       <w:r>
         <w:t xml:space="preserve">. In short: the highest power wins.</w:t>
@@ -8804,7 +8941,27 @@
         <w:rPr>
           <w:rStyle w:val="VerbatimChar"/>
         </w:rPr>
-        <w:t xml:space="preserve">aₕ nₓ</w:t>
+        <w:t xml:space="preserve">a</w:t>
+      </w:r>
+      <w:r>
+        <w:rPr>
+          <w:rStyle w:val="VerbatimChar"/>
+          <w:vertAlign w:val="subscript"/>
+        </w:rPr>
+        <w:t xml:space="preserve">i</w:t>
+      </w:r>
+      <w:r>
+        <w:rPr>
+          <w:rStyle w:val="VerbatimChar"/>
+        </w:rPr>
+        <w:t xml:space="preserve"> n</w:t>
+      </w:r>
+      <w:r>
+        <w:rPr>
+          <w:rStyle w:val="VerbatimChar"/>
+          <w:vertAlign w:val="superscript"/>
+        </w:rPr>
+        <w:t xml:space="preserve">i</w:t>
       </w:r>
       <w:r>
         <w:t xml:space="preserve"> </w:t>
@@ -8834,27 +8991,176 @@
         <w:t xml:space="preserve">n ≥ 1</w:t>
       </w:r>
       <w:r>
-        <w:t xml:space="preserve">, a smaller power of n is no bigger than the top power, so</w:t>
-      </w:r>
-      <w:r>
-        <w:t xml:space="preserve"> </w:t>
-      </w:r>
-      <w:r>
-        <w:rPr>
-          <w:rStyle w:val="VerbatimChar"/>
-        </w:rPr>
-        <w:t xml:space="preserve">|aₕ nₓ| ≤ |aₕ| · nⁿ</w:t>
-      </w:r>
-      <w:r>
-        <w:t xml:space="preserve">. Add up all the terms:</w:t>
-      </w:r>
-    </w:p>
-    <w:p>
-      <w:pPr>
-        <w:pStyle w:val="BodyText"/>
-      </w:pPr>
-      <w:r>
-        <w:t xml:space="preserve">|aₖnⁿ + … + a₀| ≤ (|aₖ| + … + |a₀|) · nⁿ</w:t>
+        <w:t xml:space="preserve">, a lower power of</w:t>
+      </w:r>
+      <w:r>
+        <w:t xml:space="preserve"> </w:t>
+      </w:r>
+      <w:r>
+        <w:rPr>
+          <w:rStyle w:val="VerbatimChar"/>
+        </w:rPr>
+        <w:t xml:space="preserve">n</w:t>
+      </w:r>
+      <w:r>
+        <w:t xml:space="preserve"> </w:t>
+      </w:r>
+      <w:r>
+        <w:t xml:space="preserve">is no bigger than the top power</w:t>
+      </w:r>
+      <w:r>
+        <w:t xml:space="preserve"> </w:t>
+      </w:r>
+      <w:r>
+        <w:rPr>
+          <w:rStyle w:val="VerbatimChar"/>
+        </w:rPr>
+        <w:t xml:space="preserve">n</w:t>
+      </w:r>
+      <w:r>
+        <w:rPr>
+          <w:rStyle w:val="VerbatimChar"/>
+          <w:vertAlign w:val="superscript"/>
+        </w:rPr>
+        <w:t xml:space="preserve">k</w:t>
+      </w:r>
+      <w:r>
+        <w:t xml:space="preserve">, so</w:t>
+      </w:r>
+      <w:r>
+        <w:t xml:space="preserve"> </w:t>
+      </w:r>
+      <w:r>
+        <w:rPr>
+          <w:rStyle w:val="VerbatimChar"/>
+        </w:rPr>
+        <w:t xml:space="preserve">|a</w:t>
+      </w:r>
+      <w:r>
+        <w:rPr>
+          <w:rStyle w:val="VerbatimChar"/>
+          <w:vertAlign w:val="subscript"/>
+        </w:rPr>
+        <w:t xml:space="preserve">i</w:t>
+      </w:r>
+      <w:r>
+        <w:rPr>
+          <w:rStyle w:val="VerbatimChar"/>
+        </w:rPr>
+        <w:t xml:space="preserve"> n</w:t>
+      </w:r>
+      <w:r>
+        <w:rPr>
+          <w:rStyle w:val="VerbatimChar"/>
+          <w:vertAlign w:val="superscript"/>
+        </w:rPr>
+        <w:t xml:space="preserve">i</w:t>
+      </w:r>
+      <w:r>
+        <w:rPr>
+          <w:rStyle w:val="VerbatimChar"/>
+        </w:rPr>
+        <w:t xml:space="preserve">| ≤ |a</w:t>
+      </w:r>
+      <w:r>
+        <w:rPr>
+          <w:rStyle w:val="VerbatimChar"/>
+          <w:vertAlign w:val="subscript"/>
+        </w:rPr>
+        <w:t xml:space="preserve">i</w:t>
+      </w:r>
+      <w:r>
+        <w:rPr>
+          <w:rStyle w:val="VerbatimChar"/>
+        </w:rPr>
+        <w:t xml:space="preserve">| · n</w:t>
+      </w:r>
+      <w:r>
+        <w:rPr>
+          <w:rStyle w:val="VerbatimChar"/>
+          <w:vertAlign w:val="superscript"/>
+        </w:rPr>
+        <w:t xml:space="preserve">k</w:t>
+      </w:r>
+      <w:r>
+        <w:t xml:space="preserve">. Add up all</w:t>
+      </w:r>
+      <w:r>
+        <w:t xml:space="preserve"> </w:t>
+      </w:r>
+      <w:r>
+        <w:rPr>
+          <w:rStyle w:val="VerbatimChar"/>
+        </w:rPr>
+        <w:t xml:space="preserve">k+1</w:t>
+      </w:r>
+      <w:r>
+        <w:t xml:space="preserve"> </w:t>
+      </w:r>
+      <w:r>
+        <w:t xml:space="preserve">terms:</w:t>
+      </w:r>
+    </w:p>
+    <w:p>
+      <w:pPr>
+        <w:pStyle w:val="BodyText"/>
+      </w:pPr>
+      <w:r>
+        <w:t xml:space="preserve">|a</w:t>
+      </w:r>
+      <w:r>
+        <w:rPr>
+          <w:vertAlign w:val="subscript"/>
+        </w:rPr>
+        <w:t xml:space="preserve">k</w:t>
+      </w:r>
+      <w:r>
+        <w:t xml:space="preserve">n</w:t>
+      </w:r>
+      <w:r>
+        <w:rPr>
+          <w:vertAlign w:val="superscript"/>
+        </w:rPr>
+        <w:t xml:space="preserve">k</w:t>
+      </w:r>
+      <w:r>
+        <w:t xml:space="preserve"> </w:t>
+      </w:r>
+      <w:r>
+        <w:t xml:space="preserve">+ … + a</w:t>
+      </w:r>
+      <w:r>
+        <w:rPr>
+          <w:vertAlign w:val="subscript"/>
+        </w:rPr>
+        <w:t xml:space="preserve">0</w:t>
+      </w:r>
+      <w:r>
+        <w:t xml:space="preserve">| ≤ (|a</w:t>
+      </w:r>
+      <w:r>
+        <w:rPr>
+          <w:vertAlign w:val="subscript"/>
+        </w:rPr>
+        <w:t xml:space="preserve">k</w:t>
+      </w:r>
+      <w:r>
+        <w:t xml:space="preserve">| + … + |a</w:t>
+      </w:r>
+      <w:r>
+        <w:rPr>
+          <w:vertAlign w:val="subscript"/>
+        </w:rPr>
+        <w:t xml:space="preserve">0</w:t>
+      </w:r>
+      <w:r>
+        <w:t xml:space="preserve">|) · n</w:t>
+      </w:r>
+      <w:r>
+        <w:rPr>
+          <w:vertAlign w:val="superscript"/>
+        </w:rPr>
+        <w:t xml:space="preserve">k</w:t>
       </w:r>
     </w:p>
     <w:p>
@@ -8871,22 +9177,67 @@
         <w:rPr>
           <w:rStyle w:val="VerbatimChar"/>
         </w:rPr>
-        <w:t xml:space="preserve">C = |aₖ| + … + |a₀|</w:t>
-      </w:r>
-      <w:r>
-        <w:t xml:space="preserve"> </w:t>
-      </w:r>
-      <w:r>
-        <w:t xml:space="preserve">is just a fixed number — it does not depend on n. So the whole polynomial is at most</w:t>
-      </w:r>
-      <w:r>
-        <w:t xml:space="preserve"> </w:t>
-      </w:r>
-      <w:r>
-        <w:rPr>
-          <w:rStyle w:val="VerbatimChar"/>
-        </w:rPr>
-        <w:t xml:space="preserve">C · nⁿ</w:t>
+        <w:t xml:space="preserve">c = |a</w:t>
+      </w:r>
+      <w:r>
+        <w:rPr>
+          <w:rStyle w:val="VerbatimChar"/>
+          <w:vertAlign w:val="subscript"/>
+        </w:rPr>
+        <w:t xml:space="preserve">k</w:t>
+      </w:r>
+      <w:r>
+        <w:rPr>
+          <w:rStyle w:val="VerbatimChar"/>
+        </w:rPr>
+        <w:t xml:space="preserve">| + … + |a</w:t>
+      </w:r>
+      <w:r>
+        <w:rPr>
+          <w:rStyle w:val="VerbatimChar"/>
+          <w:vertAlign w:val="subscript"/>
+        </w:rPr>
+        <w:t xml:space="preserve">0</w:t>
+      </w:r>
+      <w:r>
+        <w:rPr>
+          <w:rStyle w:val="VerbatimChar"/>
+        </w:rPr>
+        <w:t xml:space="preserve">|</w:t>
+      </w:r>
+      <w:r>
+        <w:t xml:space="preserve"> </w:t>
+      </w:r>
+      <w:r>
+        <w:t xml:space="preserve">is just a fixed number — it does not depend on</w:t>
+      </w:r>
+      <w:r>
+        <w:t xml:space="preserve"> </w:t>
+      </w:r>
+      <w:r>
+        <w:rPr>
+          <w:rStyle w:val="VerbatimChar"/>
+        </w:rPr>
+        <w:t xml:space="preserve">n</w:t>
+      </w:r>
+      <w:r>
+        <w:t xml:space="preserve">. So the whole polynomial is at most</w:t>
+      </w:r>
+      <w:r>
+        <w:t xml:space="preserve"> </w:t>
+      </w:r>
+      <w:r>
+        <w:rPr>
+          <w:rStyle w:val="VerbatimChar"/>
+        </w:rPr>
+        <w:t xml:space="preserve">c · n</w:t>
+      </w:r>
+      <w:r>
+        <w:rPr>
+          <w:rStyle w:val="VerbatimChar"/>
+          <w:vertAlign w:val="superscript"/>
+        </w:rPr>
+        <w:t xml:space="preserve">k</w:t>
       </w:r>
       <w:r>
         <w:t xml:space="preserve">, which is exactly</w:t>
@@ -8898,7 +9249,20 @@
         <w:rPr>
           <w:rStyle w:val="VerbatimChar"/>
         </w:rPr>
-        <w:t xml:space="preserve">O(nⁿ)</w:t>
+        <w:t xml:space="preserve">O(n</w:t>
+      </w:r>
+      <w:r>
+        <w:rPr>
+          <w:rStyle w:val="VerbatimChar"/>
+          <w:vertAlign w:val="superscript"/>
+        </w:rPr>
+        <w:t xml:space="preserve">k</w:t>
+      </w:r>
+      <w:r>
+        <w:rPr>
+          <w:rStyle w:val="VerbatimChar"/>
+        </w:rPr>
+        <w:t xml:space="preserve">)</w:t>
       </w:r>
       <w:r>
         <w:t xml:space="preserve">.</w:t>
@@ -8931,34 +9295,118 @@
         <w:t xml:space="preserve"> </w:t>
       </w:r>
       <w:r>
-        <w:t xml:space="preserve">polynomial is</w:t>
-      </w:r>
-      <w:r>
-        <w:t xml:space="preserve"> </w:t>
-      </w:r>
-      <w:r>
-        <w:rPr>
-          <w:rStyle w:val="VerbatimChar"/>
-        </w:rPr>
-        <w:t xml:space="preserve">O(nⁿ)</w:t>
-      </w:r>
-      <w:r>
-        <w:t xml:space="preserve">, with</w:t>
-      </w:r>
-      <w:r>
-        <w:t xml:space="preserve"> </w:t>
-      </w:r>
-      <w:r>
-        <w:rPr>
-          <w:rStyle w:val="VerbatimChar"/>
-        </w:rPr>
-        <w:t xml:space="preserve">c</w:t>
-      </w:r>
-      <w:r>
-        <w:t xml:space="preserve"> </w:t>
-      </w:r>
-      <w:r>
-        <w:t xml:space="preserve">= the sum of the sizes of the coefficients.</w:t>
+        <w:t xml:space="preserve">polynomial</w:t>
+      </w:r>
+      <w:r>
+        <w:t xml:space="preserve"> </w:t>
+      </w:r>
+      <w:r>
+        <w:rPr>
+          <w:rStyle w:val="VerbatimChar"/>
+        </w:rPr>
+        <w:t xml:space="preserve">a</w:t>
+      </w:r>
+      <w:r>
+        <w:rPr>
+          <w:rStyle w:val="VerbatimChar"/>
+          <w:vertAlign w:val="subscript"/>
+        </w:rPr>
+        <w:t xml:space="preserve">k</w:t>
+      </w:r>
+      <w:r>
+        <w:rPr>
+          <w:rStyle w:val="VerbatimChar"/>
+        </w:rPr>
+        <w:t xml:space="preserve">n</w:t>
+      </w:r>
+      <w:r>
+        <w:rPr>
+          <w:rStyle w:val="VerbatimChar"/>
+          <w:vertAlign w:val="superscript"/>
+        </w:rPr>
+        <w:t xml:space="preserve">k</w:t>
+      </w:r>
+      <w:r>
+        <w:rPr>
+          <w:rStyle w:val="VerbatimChar"/>
+        </w:rPr>
+        <w:t xml:space="preserve"> + … + a</w:t>
+      </w:r>
+      <w:r>
+        <w:rPr>
+          <w:rStyle w:val="VerbatimChar"/>
+          <w:vertAlign w:val="subscript"/>
+        </w:rPr>
+        <w:t xml:space="preserve">0</w:t>
+      </w:r>
+      <w:r>
+        <w:t xml:space="preserve"> </w:t>
+      </w:r>
+      <w:r>
+        <w:t xml:space="preserve">is</w:t>
+      </w:r>
+      <w:r>
+        <w:t xml:space="preserve"> </w:t>
+      </w:r>
+      <w:r>
+        <w:rPr>
+          <w:rStyle w:val="VerbatimChar"/>
+        </w:rPr>
+        <w:t xml:space="preserve">O(n</w:t>
+      </w:r>
+      <w:r>
+        <w:rPr>
+          <w:rStyle w:val="VerbatimChar"/>
+          <w:vertAlign w:val="superscript"/>
+        </w:rPr>
+        <w:t xml:space="preserve">k</w:t>
+      </w:r>
+      <w:r>
+        <w:rPr>
+          <w:rStyle w:val="VerbatimChar"/>
+        </w:rPr>
+        <w:t xml:space="preserve">)</w:t>
+      </w:r>
+      <w:r>
+        <w:t xml:space="preserve">, with constant</w:t>
+      </w:r>
+      <w:r>
+        <w:t xml:space="preserve"> </w:t>
+      </w:r>
+      <w:r>
+        <w:rPr>
+          <w:rStyle w:val="VerbatimChar"/>
+        </w:rPr>
+        <w:t xml:space="preserve">c = |a</w:t>
+      </w:r>
+      <w:r>
+        <w:rPr>
+          <w:rStyle w:val="VerbatimChar"/>
+          <w:vertAlign w:val="subscript"/>
+        </w:rPr>
+        <w:t xml:space="preserve">k</w:t>
+      </w:r>
+      <w:r>
+        <w:rPr>
+          <w:rStyle w:val="VerbatimChar"/>
+        </w:rPr>
+        <w:t xml:space="preserve">| + … + |a</w:t>
+      </w:r>
+      <w:r>
+        <w:rPr>
+          <w:rStyle w:val="VerbatimChar"/>
+          <w:vertAlign w:val="subscript"/>
+        </w:rPr>
+        <w:t xml:space="preserve">0</w:t>
+      </w:r>
+      <w:r>
+        <w:rPr>
+          <w:rStyle w:val="VerbatimChar"/>
+        </w:rPr>
+        <w:t xml:space="preserve">|</w:t>
+      </w:r>
+      <w:r>
+        <w:t xml:space="preserve">.</w:t>
       </w:r>
     </w:p>
     <w:p>
@@ -8976,7 +9424,7 @@
         <w:t xml:space="preserve"> </w:t>
       </w:r>
       <w:r>
-        <w:t xml:space="preserve">It justifies the habit you already have: read off a polynomial's running time by looking only at its biggest term.</w:t>
+        <w:t xml:space="preserve">It justifies the habit you already have: read off a polynomial's running time from its biggest term alone.</w:t>
       </w:r>
     </w:p>
     <w:bookmarkEnd w:id="27"/>
@@ -9272,135 +9720,126 @@
         <w:t xml:space="preserve"> </w:t>
       </w:r>
       <w:r>
-        <w:t xml:space="preserve">Line these functions up from slowest-growing to fastest-growing, and note any ties. (Problems 2-18 and 2-19 are the same skill: sorting functions by how fast they grow.)</w:t>
-      </w:r>
-    </w:p>
-    <w:p>
-      <w:pPr>
-        <w:pStyle w:val="BodyText"/>
-      </w:pPr>
-      <w:r>
-        <w:t xml:space="preserve">The list:</w:t>
-      </w:r>
-      <w:r>
-        <w:t xml:space="preserve"> </w:t>
-      </w:r>
-      <w:r>
-        <w:rPr>
-          <w:rStyle w:val="VerbatimChar"/>
-        </w:rPr>
-        <w:t xml:space="preserve">1</w:t>
-      </w:r>
-      <w:r>
-        <w:t xml:space="preserve">,</w:t>
-      </w:r>
-      <w:r>
-        <w:t xml:space="preserve"> </w:t>
-      </w:r>
-      <w:r>
-        <w:rPr>
-          <w:rStyle w:val="VerbatimChar"/>
-        </w:rPr>
-        <w:t xml:space="preserve">lg lg n</w:t>
-      </w:r>
-      <w:r>
-        <w:t xml:space="preserve">,</w:t>
-      </w:r>
-      <w:r>
-        <w:t xml:space="preserve"> </w:t>
-      </w:r>
-      <w:r>
-        <w:rPr>
-          <w:rStyle w:val="VerbatimChar"/>
-        </w:rPr>
-        <w:t xml:space="preserve">ln n</w:t>
-      </w:r>
-      <w:r>
-        <w:t xml:space="preserve">,</w:t>
-      </w:r>
-      <w:r>
-        <w:t xml:space="preserve"> </w:t>
-      </w:r>
-      <w:r>
-        <w:rPr>
-          <w:rStyle w:val="VerbatimChar"/>
-        </w:rPr>
-        <w:t xml:space="preserve">√n</w:t>
-      </w:r>
-      <w:r>
-        <w:t xml:space="preserve">,</w:t>
-      </w:r>
-      <w:r>
-        <w:t xml:space="preserve"> </w:t>
-      </w:r>
-      <w:r>
-        <w:rPr>
-          <w:rStyle w:val="VerbatimChar"/>
+        <w:t xml:space="preserve">List these functions from slowest-growing to fastest-growing, and mark any that grow at the same rate (a tie, Θ). This is Skiena's own set of 16 functions:</w:t>
+      </w:r>
+    </w:p>
+    <w:p>
+      <w:pPr>
+        <w:pStyle w:val="BodyText"/>
+      </w:pPr>
+      <w:r>
+        <w:t xml:space="preserve">n   2</w:t>
+      </w:r>
+      <w:r>
+        <w:rPr>
+          <w:vertAlign w:val="superscript"/>
         </w:rPr>
         <w:t xml:space="preserve">n</w:t>
       </w:r>
       <w:r>
-        <w:t xml:space="preserve">,</w:t>
-      </w:r>
-      <w:r>
-        <w:t xml:space="preserve"> </w:t>
-      </w:r>
-      <w:r>
-        <w:rPr>
-          <w:rStyle w:val="VerbatimChar"/>
-        </w:rPr>
-        <w:t xml:space="preserve">n lg n</w:t>
-      </w:r>
-      <w:r>
-        <w:t xml:space="preserve">,</w:t>
-      </w:r>
-      <w:r>
-        <w:t xml:space="preserve"> </w:t>
-      </w:r>
-      <w:r>
-        <w:rPr>
-          <w:rStyle w:val="VerbatimChar"/>
-        </w:rPr>
-        <w:t xml:space="preserve">n²</w:t>
-      </w:r>
-      <w:r>
-        <w:t xml:space="preserve">,</w:t>
-      </w:r>
-      <w:r>
-        <w:t xml:space="preserve"> </w:t>
-      </w:r>
-      <w:r>
-        <w:rPr>
-          <w:rStyle w:val="VerbatimChar"/>
-        </w:rPr>
-        <w:t xml:space="preserve">n³</w:t>
-      </w:r>
-      <w:r>
-        <w:t xml:space="preserve">,</w:t>
-      </w:r>
-      <w:r>
-        <w:t xml:space="preserve"> </w:t>
-      </w:r>
-      <w:r>
-        <w:rPr>
-          <w:rStyle w:val="VerbatimChar"/>
-        </w:rPr>
-        <w:t xml:space="preserve">2ⁿ</w:t>
-      </w:r>
-      <w:r>
-        <w:t xml:space="preserve">,</w:t>
-      </w:r>
-      <w:r>
-        <w:t xml:space="preserve"> </w:t>
-      </w:r>
-      <w:r>
-        <w:rPr>
-          <w:rStyle w:val="VerbatimChar"/>
-        </w:rPr>
-        <w:t xml:space="preserve">n!</w:t>
-      </w:r>
-      <w:r>
-        <w:t xml:space="preserve">. Just walk up the ladder, placing each one:</w:t>
+        <w:t xml:space="preserve">   n lg n   ln n   n − n</w:t>
+      </w:r>
+      <w:r>
+        <w:rPr>
+          <w:vertAlign w:val="superscript"/>
+        </w:rPr>
+        <w:t xml:space="preserve">3</w:t>
+      </w:r>
+      <w:r>
+        <w:t xml:space="preserve"> </w:t>
+      </w:r>
+      <w:r>
+        <w:t xml:space="preserve">+ 7n</w:t>
+      </w:r>
+      <w:r>
+        <w:rPr>
+          <w:vertAlign w:val="superscript"/>
+        </w:rPr>
+        <w:t xml:space="preserve">5</w:t>
+      </w:r>
+      <w:r>
+        <w:t xml:space="preserve">   lg n   √n   e</w:t>
+      </w:r>
+      <w:r>
+        <w:rPr>
+          <w:vertAlign w:val="superscript"/>
+        </w:rPr>
+        <w:t xml:space="preserve">n</w:t>
+      </w:r>
+      <w:r>
+        <w:t xml:space="preserve">   n</w:t>
+      </w:r>
+      <w:r>
+        <w:rPr>
+          <w:vertAlign w:val="superscript"/>
+        </w:rPr>
+        <w:t xml:space="preserve">2</w:t>
+      </w:r>
+      <w:r>
+        <w:t xml:space="preserve"> </w:t>
+      </w:r>
+      <w:r>
+        <w:t xml:space="preserve">+ lg n   n</w:t>
+      </w:r>
+      <w:r>
+        <w:rPr>
+          <w:vertAlign w:val="superscript"/>
+        </w:rPr>
+        <w:t xml:space="preserve">2</w:t>
+      </w:r>
+      <w:r>
+        <w:t xml:space="preserve">   2</w:t>
+      </w:r>
+      <w:r>
+        <w:rPr>
+          <w:vertAlign w:val="superscript"/>
+        </w:rPr>
+        <w:t xml:space="preserve">n−1</w:t>
+      </w:r>
+      <w:r>
+        <w:t xml:space="preserve">   lg lg n   n</w:t>
+      </w:r>
+      <w:r>
+        <w:rPr>
+          <w:vertAlign w:val="superscript"/>
+        </w:rPr>
+        <w:t xml:space="preserve">3</w:t>
+      </w:r>
+      <w:r>
+        <w:t xml:space="preserve">   (lg n)</w:t>
+      </w:r>
+      <w:r>
+        <w:rPr>
+          <w:vertAlign w:val="superscript"/>
+        </w:rPr>
+        <w:t xml:space="preserve">2</w:t>
+      </w:r>
+      <w:r>
+        <w:t xml:space="preserve">   n!   n</w:t>
+      </w:r>
+      <w:r>
+        <w:rPr>
+          <w:vertAlign w:val="superscript"/>
+        </w:rPr>
+        <w:t xml:space="preserve">1+ε</w:t>
+      </w:r>
+      <w:r>
+        <w:t xml:space="preserve"> </w:t>
+      </w:r>
+      <w:r>
+        <w:t xml:space="preserve">(0&lt;ε&lt;1)</w:t>
+      </w:r>
+    </w:p>
+    <w:p>
+      <w:pPr>
+        <w:pStyle w:val="BodyText"/>
+      </w:pPr>
+      <w:r>
+        <w:rPr>
+          <w:b/>
+          <w:bCs/>
+        </w:rPr>
+        <w:t xml:space="preserve">First, tidy each one into its shape:</w:t>
       </w:r>
     </w:p>
     <w:p>
@@ -9415,13 +9854,52 @@
         <w:rPr>
           <w:rStyle w:val="VerbatimChar"/>
         </w:rPr>
-        <w:t xml:space="preserve">1</w:t>
-      </w:r>
-      <w:r>
-        <w:t xml:space="preserve"> </w:t>
-      </w:r>
-      <w:r>
-        <w:t xml:space="preserve">— a constant; does not grow at all.</w:t>
+        <w:t xml:space="preserve">n − n</w:t>
+      </w:r>
+      <w:r>
+        <w:rPr>
+          <w:rStyle w:val="VerbatimChar"/>
+          <w:vertAlign w:val="superscript"/>
+        </w:rPr>
+        <w:t xml:space="preserve">3</w:t>
+      </w:r>
+      <w:r>
+        <w:rPr>
+          <w:rStyle w:val="VerbatimChar"/>
+        </w:rPr>
+        <w:t xml:space="preserve"> + 7n</w:t>
+      </w:r>
+      <w:r>
+        <w:rPr>
+          <w:rStyle w:val="VerbatimChar"/>
+          <w:vertAlign w:val="superscript"/>
+        </w:rPr>
+        <w:t xml:space="preserve">5</w:t>
+      </w:r>
+      <w:r>
+        <w:t xml:space="preserve"> </w:t>
+      </w:r>
+      <w:r>
+        <w:t xml:space="preserve">→ keep the top term,</w:t>
+      </w:r>
+      <w:r>
+        <w:t xml:space="preserve"> </w:t>
+      </w:r>
+      <w:r>
+        <w:rPr>
+          <w:rStyle w:val="VerbatimChar"/>
+        </w:rPr>
+        <w:t xml:space="preserve">n</w:t>
+      </w:r>
+      <w:r>
+        <w:rPr>
+          <w:rStyle w:val="VerbatimChar"/>
+          <w:vertAlign w:val="superscript"/>
+        </w:rPr>
+        <w:t xml:space="preserve">5</w:t>
+      </w:r>
+      <w:r>
+        <w:t xml:space="preserve">.</w:t>
       </w:r>
     </w:p>
     <w:p>
@@ -9436,29 +9914,117 @@
         <w:rPr>
           <w:rStyle w:val="VerbatimChar"/>
         </w:rPr>
-        <w:t xml:space="preserve">lg lg n</w:t>
-      </w:r>
-      <w:r>
-        <w:t xml:space="preserve"> </w:t>
-      </w:r>
-      <w:r>
-        <w:t xml:space="preserve">— the log</w:t>
-      </w:r>
-      <w:r>
-        <w:t xml:space="preserve"> </w:t>
-      </w:r>
-      <w:r>
-        <w:rPr>
-          <w:i/>
-          <w:iCs/>
-        </w:rPr>
-        <w:t xml:space="preserve">of</w:t>
-      </w:r>
-      <w:r>
-        <w:t xml:space="preserve"> </w:t>
-      </w:r>
-      <w:r>
-        <w:t xml:space="preserve">a log; grows unbelievably slowly, but still creeps up, so it beats the constant.</w:t>
+        <w:t xml:space="preserve">n</w:t>
+      </w:r>
+      <w:r>
+        <w:rPr>
+          <w:rStyle w:val="VerbatimChar"/>
+          <w:vertAlign w:val="superscript"/>
+        </w:rPr>
+        <w:t xml:space="preserve">2</w:t>
+      </w:r>
+      <w:r>
+        <w:rPr>
+          <w:rStyle w:val="VerbatimChar"/>
+        </w:rPr>
+        <w:t xml:space="preserve"> + lg n</w:t>
+      </w:r>
+      <w:r>
+        <w:t xml:space="preserve"> </w:t>
+      </w:r>
+      <w:r>
+        <w:t xml:space="preserve">→</w:t>
+      </w:r>
+      <w:r>
+        <w:t xml:space="preserve"> </w:t>
+      </w:r>
+      <w:r>
+        <w:rPr>
+          <w:rStyle w:val="VerbatimChar"/>
+        </w:rPr>
+        <w:t xml:space="preserve">n</w:t>
+      </w:r>
+      <w:r>
+        <w:rPr>
+          <w:rStyle w:val="VerbatimChar"/>
+          <w:vertAlign w:val="superscript"/>
+        </w:rPr>
+        <w:t xml:space="preserve">2</w:t>
+      </w:r>
+      <w:r>
+        <w:t xml:space="preserve"> </w:t>
+      </w:r>
+      <w:r>
+        <w:t xml:space="preserve">(the</w:t>
+      </w:r>
+      <w:r>
+        <w:t xml:space="preserve"> </w:t>
+      </w:r>
+      <w:r>
+        <w:rPr>
+          <w:rStyle w:val="VerbatimChar"/>
+        </w:rPr>
+        <w:t xml:space="preserve">lg n</w:t>
+      </w:r>
+      <w:r>
+        <w:t xml:space="preserve"> </w:t>
+      </w:r>
+      <w:r>
+        <w:t xml:space="preserve">is a speck next to</w:t>
+      </w:r>
+      <w:r>
+        <w:t xml:space="preserve"> </w:t>
+      </w:r>
+      <w:r>
+        <w:rPr>
+          <w:rStyle w:val="VerbatimChar"/>
+        </w:rPr>
+        <w:t xml:space="preserve">n</w:t>
+      </w:r>
+      <w:r>
+        <w:rPr>
+          <w:rStyle w:val="VerbatimChar"/>
+          <w:vertAlign w:val="superscript"/>
+        </w:rPr>
+        <w:t xml:space="preserve">2</w:t>
+      </w:r>
+      <w:r>
+        <w:t xml:space="preserve">) — so it</w:t>
+      </w:r>
+      <w:r>
+        <w:t xml:space="preserve"> </w:t>
+      </w:r>
+      <w:r>
+        <w:rPr>
+          <w:b/>
+          <w:bCs/>
+        </w:rPr>
+        <w:t xml:space="preserve">ties</w:t>
+      </w:r>
+      <w:r>
+        <w:t xml:space="preserve"> </w:t>
+      </w:r>
+      <w:r>
+        <w:t xml:space="preserve">with plain</w:t>
+      </w:r>
+      <w:r>
+        <w:t xml:space="preserve"> </w:t>
+      </w:r>
+      <w:r>
+        <w:rPr>
+          <w:rStyle w:val="VerbatimChar"/>
+        </w:rPr>
+        <w:t xml:space="preserve">n</w:t>
+      </w:r>
+      <w:r>
+        <w:rPr>
+          <w:rStyle w:val="VerbatimChar"/>
+          <w:vertAlign w:val="superscript"/>
+        </w:rPr>
+        <w:t xml:space="preserve">2</w:t>
+      </w:r>
+      <w:r>
+        <w:t xml:space="preserve">.</w:t>
       </w:r>
     </w:p>
     <w:p>
@@ -9479,19 +10045,10 @@
         <w:t xml:space="preserve"> </w:t>
       </w:r>
       <w:r>
-        <w:t xml:space="preserve">— a single log; above</w:t>
-      </w:r>
-      <w:r>
-        <w:t xml:space="preserve"> </w:t>
-      </w:r>
-      <w:r>
-        <w:rPr>
-          <w:rStyle w:val="VerbatimChar"/>
-        </w:rPr>
-        <w:t xml:space="preserve">lg lg n</w:t>
-      </w:r>
-      <w:r>
-        <w:t xml:space="preserve">. (</w:t>
+        <w:t xml:space="preserve">and</w:t>
+      </w:r>
+      <w:r>
+        <w:t xml:space="preserve"> </w:t>
       </w:r>
       <w:r>
         <w:rPr>
@@ -9503,22 +10060,7 @@
         <w:t xml:space="preserve"> </w:t>
       </w:r>
       <w:r>
-        <w:t xml:space="preserve">and</w:t>
-      </w:r>
-      <w:r>
-        <w:t xml:space="preserve"> </w:t>
-      </w:r>
-      <w:r>
-        <w:rPr>
-          <w:rStyle w:val="VerbatimChar"/>
-        </w:rPr>
-        <w:t xml:space="preserve">ln n</w:t>
-      </w:r>
-      <w:r>
-        <w:t xml:space="preserve"> </w:t>
-      </w:r>
-      <w:r>
-        <w:t xml:space="preserve">differ only by a constant factor, so they would</w:t>
+        <w:t xml:space="preserve">differ only by a constant factor → they</w:t>
       </w:r>
       <w:r>
         <w:t xml:space="preserve"> </w:t>
@@ -9531,7 +10073,10 @@
         <w:t xml:space="preserve">tie</w:t>
       </w:r>
       <w:r>
-        <w:t xml:space="preserve">.)</w:t>
+        <w:t xml:space="preserve"> </w:t>
+      </w:r>
+      <w:r>
+        <w:t xml:space="preserve">(both Θ(log n)).</w:t>
       </w:r>
     </w:p>
     <w:p>
@@ -9546,13 +10091,52 @@
         <w:rPr>
           <w:rStyle w:val="VerbatimChar"/>
         </w:rPr>
-        <w:t xml:space="preserve">√n</w:t>
-      </w:r>
-      <w:r>
-        <w:t xml:space="preserve"> </w:t>
-      </w:r>
-      <w:r>
-        <w:t xml:space="preserve">— a real power of n beats any log.</w:t>
+        <w:t xml:space="preserve">2</w:t>
+      </w:r>
+      <w:r>
+        <w:rPr>
+          <w:rStyle w:val="VerbatimChar"/>
+          <w:vertAlign w:val="superscript"/>
+        </w:rPr>
+        <w:t xml:space="preserve">n−1</w:t>
+      </w:r>
+      <w:r>
+        <w:rPr>
+          <w:rStyle w:val="VerbatimChar"/>
+        </w:rPr>
+        <w:t xml:space="preserve"> = ½·2</w:t>
+      </w:r>
+      <w:r>
+        <w:rPr>
+          <w:rStyle w:val="VerbatimChar"/>
+          <w:vertAlign w:val="superscript"/>
+        </w:rPr>
+        <w:t xml:space="preserve">n</w:t>
+      </w:r>
+      <w:r>
+        <w:t xml:space="preserve"> </w:t>
+      </w:r>
+      <w:r>
+        <w:t xml:space="preserve">→ ties with</w:t>
+      </w:r>
+      <w:r>
+        <w:t xml:space="preserve"> </w:t>
+      </w:r>
+      <w:r>
+        <w:rPr>
+          <w:rStyle w:val="VerbatimChar"/>
+        </w:rPr>
+        <w:t xml:space="preserve">2</w:t>
+      </w:r>
+      <w:r>
+        <w:rPr>
+          <w:rStyle w:val="VerbatimChar"/>
+          <w:vertAlign w:val="superscript"/>
+        </w:rPr>
+        <w:t xml:space="preserve">n</w:t>
+      </w:r>
+      <w:r>
+        <w:t xml:space="preserve">.</w:t>
       </w:r>
     </w:p>
     <w:p>
@@ -9567,25 +10151,115 @@
         <w:rPr>
           <w:rStyle w:val="VerbatimChar"/>
         </w:rPr>
+        <w:t xml:space="preserve">e</w:t>
+      </w:r>
+      <w:r>
+        <w:rPr>
+          <w:rStyle w:val="VerbatimChar"/>
+          <w:vertAlign w:val="superscript"/>
+        </w:rPr>
         <w:t xml:space="preserve">n</w:t>
       </w:r>
       <w:r>
         <w:t xml:space="preserve"> </w:t>
       </w:r>
       <w:r>
-        <w:t xml:space="preserve">— linear, above</w:t>
-      </w:r>
-      <w:r>
-        <w:t xml:space="preserve"> </w:t>
-      </w:r>
-      <w:r>
-        <w:rPr>
-          <w:rStyle w:val="VerbatimChar"/>
-        </w:rPr>
-        <w:t xml:space="preserve">√n</w:t>
-      </w:r>
-      <w:r>
-        <w:t xml:space="preserve">.</w:t>
+        <w:t xml:space="preserve">is</w:t>
+      </w:r>
+      <w:r>
+        <w:t xml:space="preserve"> </w:t>
+      </w:r>
+      <w:r>
+        <w:rPr>
+          <w:i/>
+          <w:iCs/>
+        </w:rPr>
+        <w:t xml:space="preserve">above</w:t>
+      </w:r>
+      <w:r>
+        <w:t xml:space="preserve"> </w:t>
+      </w:r>
+      <w:r>
+        <w:rPr>
+          <w:rStyle w:val="VerbatimChar"/>
+        </w:rPr>
+        <w:t xml:space="preserve">2</w:t>
+      </w:r>
+      <w:r>
+        <w:rPr>
+          <w:rStyle w:val="VerbatimChar"/>
+          <w:vertAlign w:val="superscript"/>
+        </w:rPr>
+        <w:t xml:space="preserve">n</w:t>
+      </w:r>
+      <w:r>
+        <w:t xml:space="preserve">, because</w:t>
+      </w:r>
+      <w:r>
+        <w:t xml:space="preserve"> </w:t>
+      </w:r>
+      <w:r>
+        <w:rPr>
+          <w:rStyle w:val="VerbatimChar"/>
+        </w:rPr>
+        <w:t xml:space="preserve">e &gt; 2</w:t>
+      </w:r>
+      <w:r>
+        <w:t xml:space="preserve"> </w:t>
+      </w:r>
+      <w:r>
+        <w:t xml:space="preserve">(so</w:t>
+      </w:r>
+      <w:r>
+        <w:t xml:space="preserve"> </w:t>
+      </w:r>
+      <w:r>
+        <w:rPr>
+          <w:rStyle w:val="VerbatimChar"/>
+        </w:rPr>
+        <w:t xml:space="preserve">e</w:t>
+      </w:r>
+      <w:r>
+        <w:rPr>
+          <w:rStyle w:val="VerbatimChar"/>
+          <w:vertAlign w:val="superscript"/>
+        </w:rPr>
+        <w:t xml:space="preserve">n</w:t>
+      </w:r>
+      <w:r>
+        <w:rPr>
+          <w:rStyle w:val="VerbatimChar"/>
+        </w:rPr>
+        <w:t xml:space="preserve">/2</w:t>
+      </w:r>
+      <w:r>
+        <w:rPr>
+          <w:rStyle w:val="VerbatimChar"/>
+          <w:vertAlign w:val="superscript"/>
+        </w:rPr>
+        <w:t xml:space="preserve">n</w:t>
+      </w:r>
+      <w:r>
+        <w:rPr>
+          <w:rStyle w:val="VerbatimChar"/>
+        </w:rPr>
+        <w:t xml:space="preserve"> = (e/2)</w:t>
+      </w:r>
+      <w:r>
+        <w:rPr>
+          <w:rStyle w:val="VerbatimChar"/>
+          <w:vertAlign w:val="superscript"/>
+        </w:rPr>
+        <w:t xml:space="preserve">n</w:t>
+      </w:r>
+      <w:r>
+        <w:rPr>
+          <w:rStyle w:val="VerbatimChar"/>
+        </w:rPr>
+        <w:t xml:space="preserve"> → ∞</w:t>
+      </w:r>
+      <w:r>
+        <w:t xml:space="preserve">).</w:t>
       </w:r>
     </w:p>
     <w:p>
@@ -9600,88 +10274,103 @@
         <w:rPr>
           <w:rStyle w:val="VerbatimChar"/>
         </w:rPr>
+        <w:t xml:space="preserve">n</w:t>
+      </w:r>
+      <w:r>
+        <w:rPr>
+          <w:rStyle w:val="VerbatimChar"/>
+          <w:vertAlign w:val="superscript"/>
+        </w:rPr>
+        <w:t xml:space="preserve">1+ε</w:t>
+      </w:r>
+      <w:r>
+        <w:t xml:space="preserve"> </w:t>
+      </w:r>
+      <w:r>
+        <w:t xml:space="preserve">with</w:t>
+      </w:r>
+      <w:r>
+        <w:t xml:space="preserve"> </w:t>
+      </w:r>
+      <w:r>
+        <w:rPr>
+          <w:rStyle w:val="VerbatimChar"/>
+        </w:rPr>
+        <w:t xml:space="preserve">0&lt;ε&lt;1</w:t>
+      </w:r>
+      <w:r>
+        <w:t xml:space="preserve"> </w:t>
+      </w:r>
+      <w:r>
+        <w:t xml:space="preserve">sits between</w:t>
+      </w:r>
+      <w:r>
+        <w:t xml:space="preserve"> </w:t>
+      </w:r>
+      <w:r>
+        <w:rPr>
+          <w:rStyle w:val="VerbatimChar"/>
+        </w:rPr>
         <w:t xml:space="preserve">n lg n</w:t>
       </w:r>
       <w:r>
         <w:t xml:space="preserve"> </w:t>
       </w:r>
       <w:r>
-        <w:t xml:space="preserve">— a shade above linear.</w:t>
-      </w:r>
-    </w:p>
-    <w:p>
-      <w:pPr>
-        <w:pStyle w:val="Compact"/>
-        <w:numPr>
-          <w:ilvl w:val="0"/>
-          <w:numId w:val="1005"/>
-        </w:numPr>
-      </w:pPr>
-      <w:r>
-        <w:rPr>
-          <w:rStyle w:val="VerbatimChar"/>
-        </w:rPr>
-        <w:t xml:space="preserve">n²</w:t>
-      </w:r>
-      <w:r>
-        <w:t xml:space="preserve">, then</w:t>
-      </w:r>
-      <w:r>
-        <w:t xml:space="preserve"> </w:t>
-      </w:r>
-      <w:r>
-        <w:rPr>
-          <w:rStyle w:val="VerbatimChar"/>
-        </w:rPr>
-        <w:t xml:space="preserve">n³</w:t>
-      </w:r>
-      <w:r>
-        <w:t xml:space="preserve"> </w:t>
-      </w:r>
-      <w:r>
-        <w:t xml:space="preserve">— higher powers, in order.</w:t>
-      </w:r>
-    </w:p>
-    <w:p>
-      <w:pPr>
-        <w:pStyle w:val="Compact"/>
-        <w:numPr>
-          <w:ilvl w:val="0"/>
-          <w:numId w:val="1005"/>
-        </w:numPr>
-      </w:pPr>
-      <w:r>
-        <w:rPr>
-          <w:rStyle w:val="VerbatimChar"/>
-        </w:rPr>
-        <w:t xml:space="preserve">2ⁿ</w:t>
-      </w:r>
-      <w:r>
-        <w:t xml:space="preserve"> </w:t>
-      </w:r>
-      <w:r>
-        <w:t xml:space="preserve">— exponential; beats every polynomial.</w:t>
-      </w:r>
-    </w:p>
-    <w:p>
-      <w:pPr>
-        <w:pStyle w:val="Compact"/>
-        <w:numPr>
-          <w:ilvl w:val="0"/>
-          <w:numId w:val="1005"/>
-        </w:numPr>
-      </w:pPr>
-      <w:r>
-        <w:rPr>
-          <w:rStyle w:val="VerbatimChar"/>
-        </w:rPr>
-        <w:t xml:space="preserve">n!</w:t>
-      </w:r>
-      <w:r>
-        <w:t xml:space="preserve"> </w:t>
-      </w:r>
-      <w:r>
-        <w:t xml:space="preserve">— factorial; beats every fixed-base exponential.</w:t>
+        <w:t xml:space="preserve">and</w:t>
+      </w:r>
+      <w:r>
+        <w:t xml:space="preserve"> </w:t>
+      </w:r>
+      <w:r>
+        <w:rPr>
+          <w:rStyle w:val="VerbatimChar"/>
+        </w:rPr>
+        <w:t xml:space="preserve">n</w:t>
+      </w:r>
+      <w:r>
+        <w:rPr>
+          <w:rStyle w:val="VerbatimChar"/>
+          <w:vertAlign w:val="superscript"/>
+        </w:rPr>
+        <w:t xml:space="preserve">2</w:t>
+      </w:r>
+      <w:r>
+        <w:t xml:space="preserve"> </w:t>
+      </w:r>
+      <w:r>
+        <w:t xml:space="preserve">(a real power above</w:t>
+      </w:r>
+      <w:r>
+        <w:t xml:space="preserve"> </w:t>
+      </w:r>
+      <w:r>
+        <w:rPr>
+          <w:rStyle w:val="VerbatimChar"/>
+        </w:rPr>
+        <w:t xml:space="preserve">n</w:t>
+      </w:r>
+      <w:r>
+        <w:t xml:space="preserve">, but below</w:t>
+      </w:r>
+      <w:r>
+        <w:t xml:space="preserve"> </w:t>
+      </w:r>
+      <w:r>
+        <w:rPr>
+          <w:rStyle w:val="VerbatimChar"/>
+        </w:rPr>
+        <w:t xml:space="preserve">n</w:t>
+      </w:r>
+      <w:r>
+        <w:rPr>
+          <w:rStyle w:val="VerbatimChar"/>
+          <w:vertAlign w:val="superscript"/>
+        </w:rPr>
+        <w:t xml:space="preserve">2</w:t>
+      </w:r>
+      <w:r>
+        <w:t xml:space="preserve">).</w:t>
       </w:r>
     </w:p>
     <w:p>
@@ -9689,6 +10378,41 @@
         <w:pStyle w:val="FirstParagraph"/>
       </w:pPr>
       <w:r>
+        <w:t xml:space="preserve">Now walk up the ladder. The only surprise to watch: any real power of</w:t>
+      </w:r>
+      <w:r>
+        <w:t xml:space="preserve"> </w:t>
+      </w:r>
+      <w:r>
+        <w:rPr>
+          <w:rStyle w:val="VerbatimChar"/>
+        </w:rPr>
+        <w:t xml:space="preserve">n</w:t>
+      </w:r>
+      <w:r>
+        <w:t xml:space="preserve"> </w:t>
+      </w:r>
+      <w:r>
+        <w:t xml:space="preserve">(even</w:t>
+      </w:r>
+      <w:r>
+        <w:t xml:space="preserve"> </w:t>
+      </w:r>
+      <w:r>
+        <w:rPr>
+          <w:rStyle w:val="VerbatimChar"/>
+        </w:rPr>
+        <w:t xml:space="preserve">√n</w:t>
+      </w:r>
+      <w:r>
+        <w:t xml:space="preserve">) beats every power of a logarithm.</w:t>
+      </w:r>
+    </w:p>
+    <w:p>
+      <w:pPr>
+        <w:pStyle w:val="BodyText"/>
+      </w:pPr>
+      <w:r>
         <w:rPr>
           <w:b/>
           <w:bCs/>
@@ -9699,52 +10423,146 @@
         <w:t xml:space="preserve"> </w:t>
       </w:r>
       <w:r>
-        <w:t xml:space="preserve">Slowest → fastest:</w:t>
-      </w:r>
-      <w:r>
-        <w:t xml:space="preserve"> </w:t>
-      </w:r>
-      <w:r>
-        <w:rPr>
-          <w:rStyle w:val="VerbatimChar"/>
-        </w:rPr>
-        <w:t xml:space="preserve">1 ≪ lg lg n ≪ ln n ≪ √n ≪ n ≪ n lg n ≪ n² ≪ n³ ≪ 2ⁿ ≪ n!</w:t>
-      </w:r>
-      <w:r>
-        <w:t xml:space="preserve"> </w:t>
-      </w:r>
-      <w:r>
-        <w:t xml:space="preserve">No ties among these (though</w:t>
-      </w:r>
-      <w:r>
-        <w:t xml:space="preserve"> </w:t>
-      </w:r>
-      <w:r>
-        <w:rPr>
-          <w:rStyle w:val="VerbatimChar"/>
-        </w:rPr>
-        <w:t xml:space="preserve">ln n</w:t>
-      </w:r>
-      <w:r>
-        <w:t xml:space="preserve"> </w:t>
-      </w:r>
-      <w:r>
-        <w:t xml:space="preserve">would tie with</w:t>
-      </w:r>
-      <w:r>
-        <w:t xml:space="preserve"> </w:t>
-      </w:r>
-      <w:r>
-        <w:rPr>
-          <w:rStyle w:val="VerbatimChar"/>
-        </w:rPr>
-        <w:t xml:space="preserve">lg n</w:t>
-      </w:r>
-      <w:r>
-        <w:t xml:space="preserve"> </w:t>
-      </w:r>
-      <w:r>
-        <w:t xml:space="preserve">if it appeared).</w:t>
+        <w:t xml:space="preserve">Slowest → fastest (braces mark ties):</w:t>
+      </w:r>
+      <w:r>
+        <w:br/>
+      </w:r>
+      <w:r>
+        <w:rPr>
+          <w:rStyle w:val="VerbatimChar"/>
+        </w:rPr>
+        <w:t xml:space="preserve">lg lg n ≪ {ln n = lg n} ≪ (lg n)</w:t>
+      </w:r>
+      <w:r>
+        <w:rPr>
+          <w:rStyle w:val="VerbatimChar"/>
+          <w:vertAlign w:val="superscript"/>
+        </w:rPr>
+        <w:t xml:space="preserve">2</w:t>
+      </w:r>
+      <w:r>
+        <w:rPr>
+          <w:rStyle w:val="VerbatimChar"/>
+        </w:rPr>
+        <w:t xml:space="preserve"> ≪ √n ≪ n ≪ n lg n ≪ n</w:t>
+      </w:r>
+      <w:r>
+        <w:rPr>
+          <w:rStyle w:val="VerbatimChar"/>
+          <w:vertAlign w:val="superscript"/>
+        </w:rPr>
+        <w:t xml:space="preserve">1+ε</w:t>
+      </w:r>
+      <w:r>
+        <w:rPr>
+          <w:rStyle w:val="VerbatimChar"/>
+        </w:rPr>
+        <w:t xml:space="preserve"> ≪ {n</w:t>
+      </w:r>
+      <w:r>
+        <w:rPr>
+          <w:rStyle w:val="VerbatimChar"/>
+          <w:vertAlign w:val="superscript"/>
+        </w:rPr>
+        <w:t xml:space="preserve">2</w:t>
+      </w:r>
+      <w:r>
+        <w:rPr>
+          <w:rStyle w:val="VerbatimChar"/>
+        </w:rPr>
+        <w:t xml:space="preserve"> = n</w:t>
+      </w:r>
+      <w:r>
+        <w:rPr>
+          <w:rStyle w:val="VerbatimChar"/>
+          <w:vertAlign w:val="superscript"/>
+        </w:rPr>
+        <w:t xml:space="preserve">2</w:t>
+      </w:r>
+      <w:r>
+        <w:rPr>
+          <w:rStyle w:val="VerbatimChar"/>
+        </w:rPr>
+        <w:t xml:space="preserve">+lg n} ≪ n</w:t>
+      </w:r>
+      <w:r>
+        <w:rPr>
+          <w:rStyle w:val="VerbatimChar"/>
+          <w:vertAlign w:val="superscript"/>
+        </w:rPr>
+        <w:t xml:space="preserve">3</w:t>
+      </w:r>
+      <w:r>
+        <w:rPr>
+          <w:rStyle w:val="VerbatimChar"/>
+        </w:rPr>
+        <w:t xml:space="preserve"> ≪ (n − n</w:t>
+      </w:r>
+      <w:r>
+        <w:rPr>
+          <w:rStyle w:val="VerbatimChar"/>
+          <w:vertAlign w:val="superscript"/>
+        </w:rPr>
+        <w:t xml:space="preserve">3</w:t>
+      </w:r>
+      <w:r>
+        <w:rPr>
+          <w:rStyle w:val="VerbatimChar"/>
+        </w:rPr>
+        <w:t xml:space="preserve"> + 7n</w:t>
+      </w:r>
+      <w:r>
+        <w:rPr>
+          <w:rStyle w:val="VerbatimChar"/>
+          <w:vertAlign w:val="superscript"/>
+        </w:rPr>
+        <w:t xml:space="preserve">5</w:t>
+      </w:r>
+      <w:r>
+        <w:rPr>
+          <w:rStyle w:val="VerbatimChar"/>
+        </w:rPr>
+        <w:t xml:space="preserve">) ≪ {2</w:t>
+      </w:r>
+      <w:r>
+        <w:rPr>
+          <w:rStyle w:val="VerbatimChar"/>
+          <w:vertAlign w:val="superscript"/>
+        </w:rPr>
+        <w:t xml:space="preserve">n−1</w:t>
+      </w:r>
+      <w:r>
+        <w:rPr>
+          <w:rStyle w:val="VerbatimChar"/>
+        </w:rPr>
+        <w:t xml:space="preserve"> = 2</w:t>
+      </w:r>
+      <w:r>
+        <w:rPr>
+          <w:rStyle w:val="VerbatimChar"/>
+          <w:vertAlign w:val="superscript"/>
+        </w:rPr>
+        <w:t xml:space="preserve">n</w:t>
+      </w:r>
+      <w:r>
+        <w:rPr>
+          <w:rStyle w:val="VerbatimChar"/>
+        </w:rPr>
+        <w:t xml:space="preserve">} ≪ e</w:t>
+      </w:r>
+      <w:r>
+        <w:rPr>
+          <w:rStyle w:val="VerbatimChar"/>
+          <w:vertAlign w:val="superscript"/>
+        </w:rPr>
+        <w:t xml:space="preserve">n</w:t>
+      </w:r>
+      <w:r>
+        <w:rPr>
+          <w:rStyle w:val="VerbatimChar"/>
+        </w:rPr>
+        <w:t xml:space="preserve"> ≪ n!</w:t>
       </w:r>
     </w:p>
     <w:p>
@@ -9762,7 +10580,7 @@
         <w:t xml:space="preserve"> </w:t>
       </w:r>
       <w:r>
-        <w:t xml:space="preserve">Sorting functions by growth is the whole point of the ladder — and the skill that lets you say which of two algorithms scales better.</w:t>
+        <w:t xml:space="preserve">Real problems hand you messy expressions; the skill is to strip each to its dominant term first, then read its rung — spotting the ties is part of the answer.</w:t>
       </w:r>
     </w:p>
     <w:bookmarkEnd w:id="29"/>
@@ -9790,31 +10608,142 @@
         <w:t xml:space="preserve"> </w:t>
       </w:r>
       <w:r>
-        <w:t xml:space="preserve">Same task as 2-18: sort a set of functions from slowest-growing to fastest-growing, marking ties. Skiena's own version packs in trickier functions, but the method is identical.</w:t>
-      </w:r>
-    </w:p>
-    <w:p>
-      <w:pPr>
-        <w:pStyle w:val="BodyText"/>
-      </w:pPr>
-      <w:r>
-        <w:t xml:space="preserve">The recipe never changes:</w:t>
-      </w:r>
-      <w:r>
-        <w:t xml:space="preserve"> </w:t>
-      </w:r>
-      <w:r>
-        <w:rPr>
-          <w:b/>
-          <w:bCs/>
-        </w:rPr>
-        <w:t xml:space="preserve">simplify each function to its shape, then place it on the ladder.</w:t>
-      </w:r>
-      <w:r>
-        <w:t xml:space="preserve"> </w:t>
-      </w:r>
-      <w:r>
-        <w:t xml:space="preserve">Two habits handle almost everything:</w:t>
+        <w:t xml:space="preserve">Same task, Skiena's trickier set of 18 functions — sort slowest to fastest, mark ties. Two functions here are sneaky: one</w:t>
+      </w:r>
+      <w:r>
+        <w:t xml:space="preserve"> </w:t>
+      </w:r>
+      <w:r>
+        <w:rPr>
+          <w:i/>
+          <w:iCs/>
+        </w:rPr>
+        <w:t xml:space="preserve">shrinks</w:t>
+      </w:r>
+      <w:r>
+        <w:t xml:space="preserve"> </w:t>
+      </w:r>
+      <w:r>
+        <w:t xml:space="preserve">to zero, and one is a constant.</w:t>
+      </w:r>
+    </w:p>
+    <w:p>
+      <w:pPr>
+        <w:pStyle w:val="BodyText"/>
+      </w:pPr>
+      <w:r>
+        <w:t xml:space="preserve">√n   n   2</w:t>
+      </w:r>
+      <w:r>
+        <w:rPr>
+          <w:vertAlign w:val="superscript"/>
+        </w:rPr>
+        <w:t xml:space="preserve">n</w:t>
+      </w:r>
+      <w:r>
+        <w:t xml:space="preserve">   n log n   n − n</w:t>
+      </w:r>
+      <w:r>
+        <w:rPr>
+          <w:vertAlign w:val="superscript"/>
+        </w:rPr>
+        <w:t xml:space="preserve">3</w:t>
+      </w:r>
+      <w:r>
+        <w:t xml:space="preserve"> </w:t>
+      </w:r>
+      <w:r>
+        <w:t xml:space="preserve">+ 7n</w:t>
+      </w:r>
+      <w:r>
+        <w:rPr>
+          <w:vertAlign w:val="superscript"/>
+        </w:rPr>
+        <w:t xml:space="preserve">5</w:t>
+      </w:r>
+      <w:r>
+        <w:t xml:space="preserve">   n</w:t>
+      </w:r>
+      <w:r>
+        <w:rPr>
+          <w:vertAlign w:val="superscript"/>
+        </w:rPr>
+        <w:t xml:space="preserve">2</w:t>
+      </w:r>
+      <w:r>
+        <w:t xml:space="preserve"> </w:t>
+      </w:r>
+      <w:r>
+        <w:t xml:space="preserve">+ log n   n</w:t>
+      </w:r>
+      <w:r>
+        <w:rPr>
+          <w:vertAlign w:val="superscript"/>
+        </w:rPr>
+        <w:t xml:space="preserve">2</w:t>
+      </w:r>
+      <w:r>
+        <w:t xml:space="preserve">   n</w:t>
+      </w:r>
+      <w:r>
+        <w:rPr>
+          <w:vertAlign w:val="superscript"/>
+        </w:rPr>
+        <w:t xml:space="preserve">3</w:t>
+      </w:r>
+      <w:r>
+        <w:t xml:space="preserve">   log n   n</w:t>
+      </w:r>
+      <w:r>
+        <w:rPr>
+          <w:vertAlign w:val="superscript"/>
+        </w:rPr>
+        <w:t xml:space="preserve">1/3</w:t>
+      </w:r>
+      <w:r>
+        <w:t xml:space="preserve"> </w:t>
+      </w:r>
+      <w:r>
+        <w:t xml:space="preserve">+ log n   (log n)</w:t>
+      </w:r>
+      <w:r>
+        <w:rPr>
+          <w:vertAlign w:val="superscript"/>
+        </w:rPr>
+        <w:t xml:space="preserve">2</w:t>
+      </w:r>
+      <w:r>
+        <w:t xml:space="preserve">   n!   ln n   n/log n   log log n   (1/3)</w:t>
+      </w:r>
+      <w:r>
+        <w:rPr>
+          <w:vertAlign w:val="superscript"/>
+        </w:rPr>
+        <w:t xml:space="preserve">n</w:t>
+      </w:r>
+      <w:r>
+        <w:t xml:space="preserve">   (3/2)</w:t>
+      </w:r>
+      <w:r>
+        <w:rPr>
+          <w:vertAlign w:val="superscript"/>
+        </w:rPr>
+        <w:t xml:space="preserve">n</w:t>
+      </w:r>
+      <w:r>
+        <w:t xml:space="preserve">   6</w:t>
+      </w:r>
+    </w:p>
+    <w:p>
+      <w:pPr>
+        <w:pStyle w:val="BodyText"/>
+      </w:pPr>
+      <w:r>
+        <w:rPr>
+          <w:b/>
+          <w:bCs/>
+        </w:rPr>
+        <w:t xml:space="preserve">Tidy the tricky ones first:</w:t>
       </w:r>
     </w:p>
     <w:p>
@@ -9826,34 +10755,52 @@
         </w:numPr>
       </w:pPr>
       <w:r>
-        <w:t xml:space="preserve">Turn logs of powers into plain logs:</w:t>
-      </w:r>
-      <w:r>
-        <w:t xml:space="preserve"> </w:t>
-      </w:r>
-      <w:r>
-        <w:rPr>
-          <w:rStyle w:val="VerbatimChar"/>
-        </w:rPr>
-        <w:t xml:space="preserve">lg(nᵇ) = b · lg n</w:t>
-      </w:r>
-      <w:r>
-        <w:t xml:space="preserve">, which is just</w:t>
-      </w:r>
-      <w:r>
-        <w:t xml:space="preserve"> </w:t>
-      </w:r>
-      <w:r>
-        <w:rPr>
-          <w:rStyle w:val="VerbatimChar"/>
-        </w:rPr>
-        <w:t xml:space="preserve">lg n</w:t>
-      </w:r>
-      <w:r>
-        <w:t xml:space="preserve"> </w:t>
-      </w:r>
-      <w:r>
-        <w:t xml:space="preserve">up to a constant — same rung.</w:t>
+        <w:rPr>
+          <w:rStyle w:val="VerbatimChar"/>
+        </w:rPr>
+        <w:t xml:space="preserve">(1/3)</w:t>
+      </w:r>
+      <w:r>
+        <w:rPr>
+          <w:rStyle w:val="VerbatimChar"/>
+          <w:vertAlign w:val="superscript"/>
+        </w:rPr>
+        <w:t xml:space="preserve">n</w:t>
+      </w:r>
+      <w:r>
+        <w:t xml:space="preserve"> </w:t>
+      </w:r>
+      <w:r>
+        <w:t xml:space="preserve">→ a fraction to a growing power</w:t>
+      </w:r>
+      <w:r>
+        <w:t xml:space="preserve"> </w:t>
+      </w:r>
+      <w:r>
+        <w:rPr>
+          <w:i/>
+          <w:iCs/>
+        </w:rPr>
+        <w:t xml:space="preserve">shrinks toward 0</w:t>
+      </w:r>
+      <w:r>
+        <w:t xml:space="preserve">. It is the</w:t>
+      </w:r>
+      <w:r>
+        <w:t xml:space="preserve"> </w:t>
+      </w:r>
+      <w:r>
+        <w:rPr>
+          <w:b/>
+          <w:bCs/>
+        </w:rPr>
+        <w:t xml:space="preserve">smallest</w:t>
+      </w:r>
+      <w:r>
+        <w:t xml:space="preserve"> </w:t>
+      </w:r>
+      <w:r>
+        <w:t xml:space="preserve">of all.</w:t>
       </w:r>
     </w:p>
     <w:p>
@@ -9865,16 +10812,286 @@
         </w:numPr>
       </w:pPr>
       <w:r>
-        <w:t xml:space="preserve">Turn exponentials into a base comparison:</w:t>
-      </w:r>
-      <w:r>
-        <w:t xml:space="preserve"> </w:t>
-      </w:r>
-      <w:r>
-        <w:rPr>
-          <w:rStyle w:val="VerbatimChar"/>
-        </w:rPr>
-        <w:t xml:space="preserve">2ⁿ</w:t>
+        <w:rPr>
+          <w:rStyle w:val="VerbatimChar"/>
+        </w:rPr>
+        <w:t xml:space="preserve">6</w:t>
+      </w:r>
+      <w:r>
+        <w:t xml:space="preserve"> </w:t>
+      </w:r>
+      <w:r>
+        <w:t xml:space="preserve">→ a constant, Θ(1); above anything that goes to 0, below anything that grows.</w:t>
+      </w:r>
+    </w:p>
+    <w:p>
+      <w:pPr>
+        <w:pStyle w:val="Compact"/>
+        <w:numPr>
+          <w:ilvl w:val="0"/>
+          <w:numId w:val="1006"/>
+        </w:numPr>
+      </w:pPr>
+      <w:r>
+        <w:rPr>
+          <w:rStyle w:val="VerbatimChar"/>
+        </w:rPr>
+        <w:t xml:space="preserve">n − n</w:t>
+      </w:r>
+      <w:r>
+        <w:rPr>
+          <w:rStyle w:val="VerbatimChar"/>
+          <w:vertAlign w:val="superscript"/>
+        </w:rPr>
+        <w:t xml:space="preserve">3</w:t>
+      </w:r>
+      <w:r>
+        <w:rPr>
+          <w:rStyle w:val="VerbatimChar"/>
+        </w:rPr>
+        <w:t xml:space="preserve"> + 7n</w:t>
+      </w:r>
+      <w:r>
+        <w:rPr>
+          <w:rStyle w:val="VerbatimChar"/>
+          <w:vertAlign w:val="superscript"/>
+        </w:rPr>
+        <w:t xml:space="preserve">5</w:t>
+      </w:r>
+      <w:r>
+        <w:t xml:space="preserve"> </w:t>
+      </w:r>
+      <w:r>
+        <w:t xml:space="preserve">→</w:t>
+      </w:r>
+      <w:r>
+        <w:t xml:space="preserve"> </w:t>
+      </w:r>
+      <w:r>
+        <w:rPr>
+          <w:rStyle w:val="VerbatimChar"/>
+        </w:rPr>
+        <w:t xml:space="preserve">n</w:t>
+      </w:r>
+      <w:r>
+        <w:rPr>
+          <w:rStyle w:val="VerbatimChar"/>
+          <w:vertAlign w:val="superscript"/>
+        </w:rPr>
+        <w:t xml:space="preserve">5</w:t>
+      </w:r>
+      <w:r>
+        <w:t xml:space="preserve">;  </w:t>
+      </w:r>
+      <w:r>
+        <w:rPr>
+          <w:rStyle w:val="VerbatimChar"/>
+        </w:rPr>
+        <w:t xml:space="preserve">n</w:t>
+      </w:r>
+      <w:r>
+        <w:rPr>
+          <w:rStyle w:val="VerbatimChar"/>
+          <w:vertAlign w:val="superscript"/>
+        </w:rPr>
+        <w:t xml:space="preserve">2</w:t>
+      </w:r>
+      <w:r>
+        <w:rPr>
+          <w:rStyle w:val="VerbatimChar"/>
+        </w:rPr>
+        <w:t xml:space="preserve"> + log n</w:t>
+      </w:r>
+      <w:r>
+        <w:t xml:space="preserve"> </w:t>
+      </w:r>
+      <w:r>
+        <w:t xml:space="preserve">→</w:t>
+      </w:r>
+      <w:r>
+        <w:t xml:space="preserve"> </w:t>
+      </w:r>
+      <w:r>
+        <w:rPr>
+          <w:rStyle w:val="VerbatimChar"/>
+        </w:rPr>
+        <w:t xml:space="preserve">n</w:t>
+      </w:r>
+      <w:r>
+        <w:rPr>
+          <w:rStyle w:val="VerbatimChar"/>
+          <w:vertAlign w:val="superscript"/>
+        </w:rPr>
+        <w:t xml:space="preserve">2</w:t>
+      </w:r>
+      <w:r>
+        <w:t xml:space="preserve"> </w:t>
+      </w:r>
+      <w:r>
+        <w:t xml:space="preserve">(ties with</w:t>
+      </w:r>
+      <w:r>
+        <w:t xml:space="preserve"> </w:t>
+      </w:r>
+      <w:r>
+        <w:rPr>
+          <w:rStyle w:val="VerbatimChar"/>
+        </w:rPr>
+        <w:t xml:space="preserve">n</w:t>
+      </w:r>
+      <w:r>
+        <w:rPr>
+          <w:rStyle w:val="VerbatimChar"/>
+          <w:vertAlign w:val="superscript"/>
+        </w:rPr>
+        <w:t xml:space="preserve">2</w:t>
+      </w:r>
+      <w:r>
+        <w:t xml:space="preserve">);  </w:t>
+      </w:r>
+      <w:r>
+        <w:rPr>
+          <w:rStyle w:val="VerbatimChar"/>
+        </w:rPr>
+        <w:t xml:space="preserve">n</w:t>
+      </w:r>
+      <w:r>
+        <w:rPr>
+          <w:rStyle w:val="VerbatimChar"/>
+          <w:vertAlign w:val="superscript"/>
+        </w:rPr>
+        <w:t xml:space="preserve">1/3</w:t>
+      </w:r>
+      <w:r>
+        <w:rPr>
+          <w:rStyle w:val="VerbatimChar"/>
+        </w:rPr>
+        <w:t xml:space="preserve"> + log n</w:t>
+      </w:r>
+      <w:r>
+        <w:t xml:space="preserve"> </w:t>
+      </w:r>
+      <w:r>
+        <w:t xml:space="preserve">→</w:t>
+      </w:r>
+      <w:r>
+        <w:t xml:space="preserve"> </w:t>
+      </w:r>
+      <w:r>
+        <w:rPr>
+          <w:rStyle w:val="VerbatimChar"/>
+        </w:rPr>
+        <w:t xml:space="preserve">n</w:t>
+      </w:r>
+      <w:r>
+        <w:rPr>
+          <w:rStyle w:val="VerbatimChar"/>
+          <w:vertAlign w:val="superscript"/>
+        </w:rPr>
+        <w:t xml:space="preserve">1/3</w:t>
+      </w:r>
+      <w:r>
+        <w:t xml:space="preserve">.</w:t>
+      </w:r>
+    </w:p>
+    <w:p>
+      <w:pPr>
+        <w:pStyle w:val="Compact"/>
+        <w:numPr>
+          <w:ilvl w:val="0"/>
+          <w:numId w:val="1006"/>
+        </w:numPr>
+      </w:pPr>
+      <w:r>
+        <w:rPr>
+          <w:rStyle w:val="VerbatimChar"/>
+        </w:rPr>
+        <w:t xml:space="preserve">log n</w:t>
+      </w:r>
+      <w:r>
+        <w:t xml:space="preserve"> </w:t>
+      </w:r>
+      <w:r>
+        <w:t xml:space="preserve">and</w:t>
+      </w:r>
+      <w:r>
+        <w:t xml:space="preserve"> </w:t>
+      </w:r>
+      <w:r>
+        <w:rPr>
+          <w:rStyle w:val="VerbatimChar"/>
+        </w:rPr>
+        <w:t xml:space="preserve">ln n</w:t>
+      </w:r>
+      <w:r>
+        <w:t xml:space="preserve"> </w:t>
+      </w:r>
+      <w:r>
+        <w:t xml:space="preserve">tie (Θ(log n)).</w:t>
+      </w:r>
+      <w:r>
+        <w:t xml:space="preserve"> </w:t>
+      </w:r>
+      <w:r>
+        <w:rPr>
+          <w:rStyle w:val="VerbatimChar"/>
+        </w:rPr>
+        <w:t xml:space="preserve">n/log n</w:t>
+      </w:r>
+      <w:r>
+        <w:t xml:space="preserve"> </w:t>
+      </w:r>
+      <w:r>
+        <w:t xml:space="preserve">is just below</w:t>
+      </w:r>
+      <w:r>
+        <w:t xml:space="preserve"> </w:t>
+      </w:r>
+      <w:r>
+        <w:rPr>
+          <w:rStyle w:val="VerbatimChar"/>
+        </w:rPr>
+        <w:t xml:space="preserve">n</w:t>
+      </w:r>
+      <w:r>
+        <w:t xml:space="preserve"> </w:t>
+      </w:r>
+      <w:r>
+        <w:t xml:space="preserve">(a shade under linear, but far above</w:t>
+      </w:r>
+      <w:r>
+        <w:t xml:space="preserve"> </w:t>
+      </w:r>
+      <w:r>
+        <w:rPr>
+          <w:rStyle w:val="VerbatimChar"/>
+        </w:rPr>
+        <w:t xml:space="preserve">√n</w:t>
+      </w:r>
+      <w:r>
+        <w:t xml:space="preserve">).</w:t>
+      </w:r>
+    </w:p>
+    <w:p>
+      <w:pPr>
+        <w:pStyle w:val="Compact"/>
+        <w:numPr>
+          <w:ilvl w:val="0"/>
+          <w:numId w:val="1006"/>
+        </w:numPr>
+      </w:pPr>
+      <w:r>
+        <w:rPr>
+          <w:rStyle w:val="VerbatimChar"/>
+        </w:rPr>
+        <w:t xml:space="preserve">(3/2)</w:t>
+      </w:r>
+      <w:r>
+        <w:rPr>
+          <w:rStyle w:val="VerbatimChar"/>
+          <w:vertAlign w:val="superscript"/>
+        </w:rPr>
+        <w:t xml:space="preserve">n</w:t>
       </w:r>
       <w:r>
         <w:t xml:space="preserve"> </w:t>
@@ -9889,25 +11106,20 @@
         <w:rPr>
           <w:rStyle w:val="VerbatimChar"/>
         </w:rPr>
-        <w:t xml:space="preserve">3ⁿ</w:t>
-      </w:r>
-      <w:r>
-        <w:t xml:space="preserve"> </w:t>
-      </w:r>
-      <w:r>
-        <w:t xml:space="preserve">is below</w:t>
-      </w:r>
-      <w:r>
-        <w:t xml:space="preserve"> </w:t>
-      </w:r>
-      <w:r>
-        <w:rPr>
-          <w:rStyle w:val="VerbatimChar"/>
-        </w:rPr>
-        <w:t xml:space="preserve">n!</w:t>
-      </w:r>
-      <w:r>
-        <w:t xml:space="preserve">.</w:t>
+        <w:t xml:space="preserve">2</w:t>
+      </w:r>
+      <w:r>
+        <w:rPr>
+          <w:rStyle w:val="VerbatimChar"/>
+          <w:vertAlign w:val="superscript"/>
+        </w:rPr>
+        <w:t xml:space="preserve">n</w:t>
+      </w:r>
+      <w:r>
+        <w:t xml:space="preserve"> </w:t>
+      </w:r>
+      <w:r>
+        <w:t xml:space="preserve">(smaller base), and both beat every polynomial.</w:t>
       </w:r>
     </w:p>
     <w:p>
@@ -9915,34 +11127,33 @@
         <w:pStyle w:val="FirstParagraph"/>
       </w:pPr>
       <w:r>
-        <w:t xml:space="preserve">Then compare rung by rung, exactly as in 2-18. Any two functions that differ only by a constant factor (like</w:t>
-      </w:r>
-      <w:r>
-        <w:t xml:space="preserve"> </w:t>
-      </w:r>
-      <w:r>
-        <w:rPr>
-          <w:rStyle w:val="VerbatimChar"/>
-        </w:rPr>
-        <w:t xml:space="preserve">lg n</w:t>
-      </w:r>
-      <w:r>
-        <w:t xml:space="preserve"> </w:t>
-      </w:r>
-      <w:r>
-        <w:t xml:space="preserve">and</w:t>
-      </w:r>
-      <w:r>
-        <w:t xml:space="preserve"> </w:t>
-      </w:r>
-      <w:r>
-        <w:rPr>
-          <w:rStyle w:val="VerbatimChar"/>
-        </w:rPr>
-        <w:t xml:space="preserve">ln n</w:t>
-      </w:r>
-      <w:r>
-        <w:t xml:space="preserve">, or</w:t>
+        <w:rPr>
+          <w:b/>
+          <w:bCs/>
+        </w:rPr>
+        <w:t xml:space="preserve">The one easy-to-slip pair:</w:t>
+      </w:r>
+      <w:r>
+        <w:t xml:space="preserve"> </w:t>
+      </w:r>
+      <w:r>
+        <w:rPr>
+          <w:rStyle w:val="VerbatimChar"/>
+        </w:rPr>
+        <w:t xml:space="preserve">(log n)</w:t>
+      </w:r>
+      <w:r>
+        <w:rPr>
+          <w:rStyle w:val="VerbatimChar"/>
+          <w:vertAlign w:val="superscript"/>
+        </w:rPr>
+        <w:t xml:space="preserve">2</w:t>
+      </w:r>
+      <w:r>
+        <w:t xml:space="preserve"> </w:t>
+      </w:r>
+      <w:r>
+        <w:t xml:space="preserve">versus</w:t>
       </w:r>
       <w:r>
         <w:t xml:space="preserve"> </w:t>
@@ -9954,38 +11165,107 @@
         <w:t xml:space="preserve">n</w:t>
       </w:r>
       <w:r>
-        <w:t xml:space="preserve"> </w:t>
-      </w:r>
-      <w:r>
-        <w:t xml:space="preserve">and</w:t>
-      </w:r>
-      <w:r>
-        <w:t xml:space="preserve"> </w:t>
-      </w:r>
-      <w:r>
-        <w:rPr>
-          <w:rStyle w:val="VerbatimChar"/>
-        </w:rPr>
-        <w:t xml:space="preserve">2n</w:t>
-      </w:r>
-      <w:r>
-        <w:t xml:space="preserve">) land on the same rung — that is a</w:t>
-      </w:r>
-      <w:r>
-        <w:t xml:space="preserve"> </w:t>
-      </w:r>
-      <w:r>
-        <w:rPr>
-          <w:b/>
-          <w:bCs/>
-        </w:rPr>
-        <w:t xml:space="preserve">tie</w:t>
-      </w:r>
-      <w:r>
-        <w:t xml:space="preserve"> </w:t>
-      </w:r>
-      <w:r>
-        <w:t xml:space="preserve">(Θ).</w:t>
+        <w:rPr>
+          <w:rStyle w:val="VerbatimChar"/>
+          <w:vertAlign w:val="superscript"/>
+        </w:rPr>
+        <w:t xml:space="preserve">1/3</w:t>
+      </w:r>
+      <w:r>
+        <w:t xml:space="preserve">. Squaring a logarithm still leaves a logarithm, and</w:t>
+      </w:r>
+      <w:r>
+        <w:t xml:space="preserve"> </w:t>
+      </w:r>
+      <w:r>
+        <w:rPr>
+          <w:i/>
+          <w:iCs/>
+        </w:rPr>
+        <w:t xml:space="preserve">any</w:t>
+      </w:r>
+      <w:r>
+        <w:t xml:space="preserve"> </w:t>
+      </w:r>
+      <w:r>
+        <w:t xml:space="preserve">real power of</w:t>
+      </w:r>
+      <w:r>
+        <w:t xml:space="preserve"> </w:t>
+      </w:r>
+      <w:r>
+        <w:rPr>
+          <w:rStyle w:val="VerbatimChar"/>
+        </w:rPr>
+        <w:t xml:space="preserve">n</w:t>
+      </w:r>
+      <w:r>
+        <w:t xml:space="preserve"> </w:t>
+      </w:r>
+      <w:r>
+        <w:t xml:space="preserve">(even the small power 1/3) eventually beats any power of</w:t>
+      </w:r>
+      <w:r>
+        <w:t xml:space="preserve"> </w:t>
+      </w:r>
+      <w:r>
+        <w:rPr>
+          <w:rStyle w:val="VerbatimChar"/>
+        </w:rPr>
+        <w:t xml:space="preserve">log n</w:t>
+      </w:r>
+      <w:r>
+        <w:t xml:space="preserve">. So</w:t>
+      </w:r>
+      <w:r>
+        <w:t xml:space="preserve"> </w:t>
+      </w:r>
+      <w:r>
+        <w:rPr>
+          <w:rStyle w:val="VerbatimChar"/>
+        </w:rPr>
+        <w:t xml:space="preserve">(log n)</w:t>
+      </w:r>
+      <w:r>
+        <w:rPr>
+          <w:rStyle w:val="VerbatimChar"/>
+          <w:vertAlign w:val="superscript"/>
+        </w:rPr>
+        <w:t xml:space="preserve">2</w:t>
+      </w:r>
+      <w:r>
+        <w:rPr>
+          <w:rStyle w:val="VerbatimChar"/>
+        </w:rPr>
+        <w:t xml:space="preserve"> &lt; n</w:t>
+      </w:r>
+      <w:r>
+        <w:rPr>
+          <w:rStyle w:val="VerbatimChar"/>
+          <w:vertAlign w:val="superscript"/>
+        </w:rPr>
+        <w:t xml:space="preserve">1/3</w:t>
+      </w:r>
+      <w:r>
+        <w:t xml:space="preserve"> </w:t>
+      </w:r>
+      <w:r>
+        <w:t xml:space="preserve">— even though for small</w:t>
+      </w:r>
+      <w:r>
+        <w:t xml:space="preserve"> </w:t>
+      </w:r>
+      <w:r>
+        <w:rPr>
+          <w:rStyle w:val="VerbatimChar"/>
+        </w:rPr>
+        <w:t xml:space="preserve">n</w:t>
+      </w:r>
+      <w:r>
+        <w:t xml:space="preserve"> </w:t>
+      </w:r>
+      <w:r>
+        <w:t xml:space="preserve">the log looks bigger.</w:t>
       </w:r>
     </w:p>
     <w:p>
@@ -10003,7 +11283,146 @@
         <w:t xml:space="preserve"> </w:t>
       </w:r>
       <w:r>
-        <w:t xml:space="preserve">Same ordering rule as 2-18: place each function on the ladder from slowest to fastest, and any two that differ by only a constant factor are tied (Θ).</w:t>
+        <w:t xml:space="preserve">Slowest → fastest (braces mark ties):</w:t>
+      </w:r>
+      <w:r>
+        <w:br/>
+      </w:r>
+      <w:r>
+        <w:rPr>
+          <w:rStyle w:val="VerbatimChar"/>
+        </w:rPr>
+        <w:t xml:space="preserve">(1/3)</w:t>
+      </w:r>
+      <w:r>
+        <w:rPr>
+          <w:rStyle w:val="VerbatimChar"/>
+          <w:vertAlign w:val="superscript"/>
+        </w:rPr>
+        <w:t xml:space="preserve">n</w:t>
+      </w:r>
+      <w:r>
+        <w:rPr>
+          <w:rStyle w:val="VerbatimChar"/>
+        </w:rPr>
+        <w:t xml:space="preserve"> ≪ 6 ≪ log log n ≪ {log n = ln n} ≪ (log n)</w:t>
+      </w:r>
+      <w:r>
+        <w:rPr>
+          <w:rStyle w:val="VerbatimChar"/>
+          <w:vertAlign w:val="superscript"/>
+        </w:rPr>
+        <w:t xml:space="preserve">2</w:t>
+      </w:r>
+      <w:r>
+        <w:rPr>
+          <w:rStyle w:val="VerbatimChar"/>
+        </w:rPr>
+        <w:t xml:space="preserve"> ≪ n</w:t>
+      </w:r>
+      <w:r>
+        <w:rPr>
+          <w:rStyle w:val="VerbatimChar"/>
+          <w:vertAlign w:val="superscript"/>
+        </w:rPr>
+        <w:t xml:space="preserve">1/3</w:t>
+      </w:r>
+      <w:r>
+        <w:rPr>
+          <w:rStyle w:val="VerbatimChar"/>
+        </w:rPr>
+        <w:t xml:space="preserve"> ≪ √n ≪ n/log n ≪ n ≪ n log n ≪ {n</w:t>
+      </w:r>
+      <w:r>
+        <w:rPr>
+          <w:rStyle w:val="VerbatimChar"/>
+          <w:vertAlign w:val="superscript"/>
+        </w:rPr>
+        <w:t xml:space="preserve">2</w:t>
+      </w:r>
+      <w:r>
+        <w:rPr>
+          <w:rStyle w:val="VerbatimChar"/>
+        </w:rPr>
+        <w:t xml:space="preserve"> = n</w:t>
+      </w:r>
+      <w:r>
+        <w:rPr>
+          <w:rStyle w:val="VerbatimChar"/>
+          <w:vertAlign w:val="superscript"/>
+        </w:rPr>
+        <w:t xml:space="preserve">2</w:t>
+      </w:r>
+      <w:r>
+        <w:rPr>
+          <w:rStyle w:val="VerbatimChar"/>
+        </w:rPr>
+        <w:t xml:space="preserve">+log n} ≪ n</w:t>
+      </w:r>
+      <w:r>
+        <w:rPr>
+          <w:rStyle w:val="VerbatimChar"/>
+          <w:vertAlign w:val="superscript"/>
+        </w:rPr>
+        <w:t xml:space="preserve">3</w:t>
+      </w:r>
+      <w:r>
+        <w:rPr>
+          <w:rStyle w:val="VerbatimChar"/>
+        </w:rPr>
+        <w:t xml:space="preserve"> ≪ (n − n</w:t>
+      </w:r>
+      <w:r>
+        <w:rPr>
+          <w:rStyle w:val="VerbatimChar"/>
+          <w:vertAlign w:val="superscript"/>
+        </w:rPr>
+        <w:t xml:space="preserve">3</w:t>
+      </w:r>
+      <w:r>
+        <w:rPr>
+          <w:rStyle w:val="VerbatimChar"/>
+        </w:rPr>
+        <w:t xml:space="preserve"> + 7n</w:t>
+      </w:r>
+      <w:r>
+        <w:rPr>
+          <w:rStyle w:val="VerbatimChar"/>
+          <w:vertAlign w:val="superscript"/>
+        </w:rPr>
+        <w:t xml:space="preserve">5</w:t>
+      </w:r>
+      <w:r>
+        <w:rPr>
+          <w:rStyle w:val="VerbatimChar"/>
+        </w:rPr>
+        <w:t xml:space="preserve">) ≪ (3/2)</w:t>
+      </w:r>
+      <w:r>
+        <w:rPr>
+          <w:rStyle w:val="VerbatimChar"/>
+          <w:vertAlign w:val="superscript"/>
+        </w:rPr>
+        <w:t xml:space="preserve">n</w:t>
+      </w:r>
+      <w:r>
+        <w:rPr>
+          <w:rStyle w:val="VerbatimChar"/>
+        </w:rPr>
+        <w:t xml:space="preserve"> ≪ 2</w:t>
+      </w:r>
+      <w:r>
+        <w:rPr>
+          <w:rStyle w:val="VerbatimChar"/>
+          <w:vertAlign w:val="superscript"/>
+        </w:rPr>
+        <w:t xml:space="preserve">n</w:t>
+      </w:r>
+      <w:r>
+        <w:rPr>
+          <w:rStyle w:val="VerbatimChar"/>
+        </w:rPr>
+        <w:t xml:space="preserve"> ≪ n!</w:t>
       </w:r>
     </w:p>
     <w:p>
@@ -10021,7 +11440,37 @@
         <w:t xml:space="preserve"> </w:t>
       </w:r>
       <w:r>
-        <w:t xml:space="preserve">It shows the ladder handles messy-looking functions too — you just tidy each one first, then read its rung.</w:t>
+        <w:t xml:space="preserve">The pitfalls here — a function that shrinks, a constant, and a power of</w:t>
+      </w:r>
+      <w:r>
+        <w:t xml:space="preserve"> </w:t>
+      </w:r>
+      <w:r>
+        <w:rPr>
+          <w:rStyle w:val="VerbatimChar"/>
+        </w:rPr>
+        <w:t xml:space="preserve">n</w:t>
+      </w:r>
+      <w:r>
+        <w:t xml:space="preserve"> </w:t>
+      </w:r>
+      <w:r>
+        <w:t xml:space="preserve">that only overtakes a power of</w:t>
+      </w:r>
+      <w:r>
+        <w:t xml:space="preserve"> </w:t>
+      </w:r>
+      <w:r>
+        <w:rPr>
+          <w:rStyle w:val="VerbatimChar"/>
+        </w:rPr>
+        <w:t xml:space="preserve">log</w:t>
+      </w:r>
+      <w:r>
+        <w:t xml:space="preserve"> </w:t>
+      </w:r>
+      <w:r>
+        <w:t xml:space="preserve">much later — are exactly the ones that trip people up in interviews and exams.</w:t>
       </w:r>
     </w:p>
     <w:bookmarkEnd w:id="30"/>
@@ -15170,41 +16619,167 @@
         <w:t xml:space="preserve"> </w:t>
       </w:r>
       <w:r>
-        <w:t xml:space="preserve">Some code prints from inside three nested loops (take n even). (a) Write the running time T(n) as three nested sums. (b) Simplify to a Big-O class.</w:t>
-      </w:r>
-    </w:p>
-    <w:p>
-      <w:pPr>
-        <w:pStyle w:val="BodyText"/>
-      </w:pPr>
-      <w:r>
-        <w:t xml:space="preserve">The loops run: i from 1 to n/2, then j from i to n−i, then k from 1 to j, printing once at the centre.</w:t>
-      </w:r>
-    </w:p>
-    <w:p>
-      <w:pPr>
-        <w:pStyle w:val="BodyText"/>
-      </w:pPr>
-      <w:r>
-        <w:rPr>
-          <w:b/>
-          <w:bCs/>
-        </w:rPr>
-        <w:t xml:space="preserve">(a) The nested-sum form:</w:t>
-      </w:r>
-      <w:r>
-        <w:t xml:space="preserve"> </w:t>
-      </w:r>
-      <w:r>
-        <w:t xml:space="preserve">each loop becomes one Σ ("add up"), and the printed line is the "1" being counted at the very centre:</w:t>
-      </w:r>
-    </w:p>
-    <w:p>
-      <w:pPr>
-        <w:pStyle w:val="BodyText"/>
-      </w:pPr>
-      <w:r>
-        <w:t xml:space="preserve">T(n) = Σ</w:t>
+        <w:t xml:space="preserve">Some code prints from inside three nested loops (take</w:t>
+      </w:r>
+      <w:r>
+        <w:t xml:space="preserve"> </w:t>
+      </w:r>
+      <w:r>
+        <w:rPr>
+          <w:rStyle w:val="VerbatimChar"/>
+        </w:rPr>
+        <w:t xml:space="preserve">n</w:t>
+      </w:r>
+      <w:r>
+        <w:t xml:space="preserve"> </w:t>
+      </w:r>
+      <w:r>
+        <w:t xml:space="preserve">even). (a) Write the running time</w:t>
+      </w:r>
+      <w:r>
+        <w:t xml:space="preserve"> </w:t>
+      </w:r>
+      <w:r>
+        <w:rPr>
+          <w:rStyle w:val="VerbatimChar"/>
+        </w:rPr>
+        <w:t xml:space="preserve">T(n)</w:t>
+      </w:r>
+      <w:r>
+        <w:t xml:space="preserve"> </w:t>
+      </w:r>
+      <w:r>
+        <w:t xml:space="preserve">as three nested sums. (b) Simplify the sum and show the work.</w:t>
+      </w:r>
+    </w:p>
+    <w:p>
+      <w:pPr>
+        <w:pStyle w:val="BodyText"/>
+      </w:pPr>
+      <w:r>
+        <w:t xml:space="preserve">The loops run:</w:t>
+      </w:r>
+      <w:r>
+        <w:t xml:space="preserve"> </w:t>
+      </w:r>
+      <w:r>
+        <w:rPr>
+          <w:rStyle w:val="VerbatimChar"/>
+        </w:rPr>
+        <w:t xml:space="preserve">i</w:t>
+      </w:r>
+      <w:r>
+        <w:t xml:space="preserve"> </w:t>
+      </w:r>
+      <w:r>
+        <w:t xml:space="preserve">from 1 to</w:t>
+      </w:r>
+      <w:r>
+        <w:t xml:space="preserve"> </w:t>
+      </w:r>
+      <w:r>
+        <w:rPr>
+          <w:rStyle w:val="VerbatimChar"/>
+        </w:rPr>
+        <w:t xml:space="preserve">n/2</w:t>
+      </w:r>
+      <w:r>
+        <w:t xml:space="preserve">, then</w:t>
+      </w:r>
+      <w:r>
+        <w:t xml:space="preserve"> </w:t>
+      </w:r>
+      <w:r>
+        <w:rPr>
+          <w:rStyle w:val="VerbatimChar"/>
+        </w:rPr>
+        <w:t xml:space="preserve">j</w:t>
+      </w:r>
+      <w:r>
+        <w:t xml:space="preserve"> </w:t>
+      </w:r>
+      <w:r>
+        <w:t xml:space="preserve">from</w:t>
+      </w:r>
+      <w:r>
+        <w:t xml:space="preserve"> </w:t>
+      </w:r>
+      <w:r>
+        <w:rPr>
+          <w:rStyle w:val="VerbatimChar"/>
+        </w:rPr>
+        <w:t xml:space="preserve">i</w:t>
+      </w:r>
+      <w:r>
+        <w:t xml:space="preserve"> </w:t>
+      </w:r>
+      <w:r>
+        <w:t xml:space="preserve">to</w:t>
+      </w:r>
+      <w:r>
+        <w:t xml:space="preserve"> </w:t>
+      </w:r>
+      <w:r>
+        <w:rPr>
+          <w:rStyle w:val="VerbatimChar"/>
+        </w:rPr>
+        <w:t xml:space="preserve">n−i</w:t>
+      </w:r>
+      <w:r>
+        <w:t xml:space="preserve">, then</w:t>
+      </w:r>
+      <w:r>
+        <w:t xml:space="preserve"> </w:t>
+      </w:r>
+      <w:r>
+        <w:rPr>
+          <w:rStyle w:val="VerbatimChar"/>
+        </w:rPr>
+        <w:t xml:space="preserve">k</w:t>
+      </w:r>
+      <w:r>
+        <w:t xml:space="preserve"> </w:t>
+      </w:r>
+      <w:r>
+        <w:t xml:space="preserve">from 1 to</w:t>
+      </w:r>
+      <w:r>
+        <w:t xml:space="preserve"> </w:t>
+      </w:r>
+      <w:r>
+        <w:rPr>
+          <w:rStyle w:val="VerbatimChar"/>
+        </w:rPr>
+        <w:t xml:space="preserve">j</w:t>
+      </w:r>
+      <w:r>
+        <w:t xml:space="preserve">, printing once at the centre.</w:t>
+      </w:r>
+    </w:p>
+    <w:p>
+      <w:pPr>
+        <w:pStyle w:val="BodyText"/>
+      </w:pPr>
+      <w:r>
+        <w:rPr>
+          <w:b/>
+          <w:bCs/>
+        </w:rPr>
+        <w:t xml:space="preserve">(a) The nested-sum form</w:t>
+      </w:r>
+      <w:r>
+        <w:t xml:space="preserve"> </w:t>
+      </w:r>
+      <w:r>
+        <w:t xml:space="preserve">(each loop becomes one ∑, the printed line is the "1" being counted):</w:t>
+      </w:r>
+    </w:p>
+    <w:p>
+      <w:pPr>
+        <w:pStyle w:val="BodyText"/>
+      </w:pPr>
+      <w:r>
+        <w:t xml:space="preserve">T(n) = ∑</w:t>
       </w:r>
       <w:r>
         <w:rPr>
@@ -15222,7 +16797,7 @@
         <w:t xml:space="preserve"> </w:t>
       </w:r>
       <w:r>
-        <w:t xml:space="preserve">Σ</w:t>
+        <w:t xml:space="preserve">∑</w:t>
       </w:r>
       <w:r>
         <w:rPr>
@@ -15240,7 +16815,7 @@
         <w:t xml:space="preserve"> </w:t>
       </w:r>
       <w:r>
-        <w:t xml:space="preserve">Σ</w:t>
+        <w:t xml:space="preserve">∑</w:t>
       </w:r>
       <w:r>
         <w:rPr>
@@ -15266,33 +16841,72 @@
         <w:pStyle w:val="BodyText"/>
       </w:pPr>
       <w:r>
-        <w:t xml:space="preserve">The innermost sum, Σ</w:t>
-      </w:r>
-      <w:r>
-        <w:rPr>
+        <w:rPr>
+          <w:b/>
+          <w:bCs/>
+        </w:rPr>
+        <w:t xml:space="preserve">(b) Simplify.</w:t>
+      </w:r>
+      <w:r>
+        <w:t xml:space="preserve"> </w:t>
+      </w:r>
+      <w:r>
+        <w:t xml:space="preserve">The innermost</w:t>
+      </w:r>
+      <w:r>
+        <w:t xml:space="preserve"> </w:t>
+      </w:r>
+      <w:r>
+        <w:rPr>
+          <w:rStyle w:val="VerbatimChar"/>
+        </w:rPr>
+        <w:t xml:space="preserve">∑</w:t>
+      </w:r>
+      <w:r>
+        <w:rPr>
+          <w:rStyle w:val="VerbatimChar"/>
           <w:vertAlign w:val="subscript"/>
         </w:rPr>
         <w:t xml:space="preserve">k=1</w:t>
       </w:r>
       <w:r>
         <w:rPr>
+          <w:rStyle w:val="VerbatimChar"/>
           <w:vertAlign w:val="superscript"/>
         </w:rPr>
         <w:t xml:space="preserve">j</w:t>
       </w:r>
       <w:r>
-        <w:t xml:space="preserve"> </w:t>
-      </w:r>
-      <w:r>
-        <w:t xml:space="preserve">1, is just "add 1 to itself j times", which is j. Putting that in:</w:t>
-      </w:r>
-    </w:p>
-    <w:p>
-      <w:pPr>
-        <w:pStyle w:val="BodyText"/>
-      </w:pPr>
-      <w:r>
-        <w:t xml:space="preserve">T(n) = Σ</w:t>
+        <w:rPr>
+          <w:rStyle w:val="VerbatimChar"/>
+        </w:rPr>
+        <w:t xml:space="preserve"> 1</w:t>
+      </w:r>
+      <w:r>
+        <w:t xml:space="preserve"> </w:t>
+      </w:r>
+      <w:r>
+        <w:t xml:space="preserve">is just</w:t>
+      </w:r>
+      <w:r>
+        <w:t xml:space="preserve"> </w:t>
+      </w:r>
+      <w:r>
+        <w:rPr>
+          <w:rStyle w:val="VerbatimChar"/>
+        </w:rPr>
+        <w:t xml:space="preserve">j</w:t>
+      </w:r>
+      <w:r>
+        <w:t xml:space="preserve">. So</w:t>
+      </w:r>
+    </w:p>
+    <w:p>
+      <w:pPr>
+        <w:pStyle w:val="BodyText"/>
+      </w:pPr>
+      <w:r>
+        <w:t xml:space="preserve">T(n) = ∑</w:t>
       </w:r>
       <w:r>
         <w:rPr>
@@ -15310,7 +16924,7 @@
         <w:t xml:space="preserve"> </w:t>
       </w:r>
       <w:r>
-        <w:t xml:space="preserve">Σ</w:t>
+        <w:t xml:space="preserve">∑</w:t>
       </w:r>
       <w:r>
         <w:rPr>
@@ -15336,25 +16950,198 @@
         <w:pStyle w:val="BodyText"/>
       </w:pPr>
       <w:r>
-        <w:t xml:space="preserve">The inner sum now adds up consecutive whole numbers up to about n, which comes to something on the order of n² (the 1 + 2 + ... + m ≈ m²/2 idea).</w:t>
-      </w:r>
-    </w:p>
-    <w:p>
-      <w:pPr>
-        <w:pStyle w:val="BodyText"/>
-      </w:pPr>
-      <w:r>
-        <w:rPr>
-          <w:b/>
-          <w:bCs/>
-        </w:rPr>
-        <w:t xml:space="preserve">(b) Simplify:</w:t>
-      </w:r>
-      <w:r>
-        <w:t xml:space="preserve"> </w:t>
-      </w:r>
-      <w:r>
-        <w:t xml:space="preserve">we do that n²-sized chunk of work for each i from 1 up to n/2 — about n more times. "About n²" of work done "about n" times is cubic. The n/2 and the shrinking window only change constant factors, not the class.</w:t>
+        <w:t xml:space="preserve">The inner sum adds the whole numbers from</w:t>
+      </w:r>
+      <w:r>
+        <w:t xml:space="preserve"> </w:t>
+      </w:r>
+      <w:r>
+        <w:rPr>
+          <w:rStyle w:val="VerbatimChar"/>
+        </w:rPr>
+        <w:t xml:space="preserve">i</w:t>
+      </w:r>
+      <w:r>
+        <w:t xml:space="preserve"> </w:t>
+      </w:r>
+      <w:r>
+        <w:t xml:space="preserve">up to</w:t>
+      </w:r>
+      <w:r>
+        <w:t xml:space="preserve"> </w:t>
+      </w:r>
+      <w:r>
+        <w:rPr>
+          <w:rStyle w:val="VerbatimChar"/>
+        </w:rPr>
+        <w:t xml:space="preserve">n−i</w:t>
+      </w:r>
+      <w:r>
+        <w:t xml:space="preserve">. Using "sum up to b minus sum up to a−1", that inner sum equals</w:t>
+      </w:r>
+      <w:r>
+        <w:t xml:space="preserve"> </w:t>
+      </w:r>
+      <w:r>
+        <w:rPr>
+          <w:rStyle w:val="VerbatimChar"/>
+        </w:rPr>
+        <w:t xml:space="preserve">[(n−i)(n−i+1) − (i−1)i] / 2</w:t>
+      </w:r>
+      <w:r>
+        <w:t xml:space="preserve">. Writing</w:t>
+      </w:r>
+      <w:r>
+        <w:t xml:space="preserve"> </w:t>
+      </w:r>
+      <w:r>
+        <w:rPr>
+          <w:rStyle w:val="VerbatimChar"/>
+        </w:rPr>
+        <w:t xml:space="preserve">n = 2m</w:t>
+      </w:r>
+      <w:r>
+        <w:t xml:space="preserve"> </w:t>
+      </w:r>
+      <w:r>
+        <w:t xml:space="preserve">and adding these up over</w:t>
+      </w:r>
+      <w:r>
+        <w:t xml:space="preserve"> </w:t>
+      </w:r>
+      <w:r>
+        <w:rPr>
+          <w:rStyle w:val="VerbatimChar"/>
+        </w:rPr>
+        <w:t xml:space="preserve">i = 1 .. m</w:t>
+      </w:r>
+      <w:r>
+        <w:t xml:space="preserve">, everything collapses to a strikingly clean result:</w:t>
+      </w:r>
+    </w:p>
+    <w:p>
+      <w:pPr>
+        <w:pStyle w:val="BodyText"/>
+      </w:pPr>
+      <w:r>
+        <w:t xml:space="preserve">T(n) = m</w:t>
+      </w:r>
+      <w:r>
+        <w:rPr>
+          <w:vertAlign w:val="superscript"/>
+        </w:rPr>
+        <w:t xml:space="preserve">3</w:t>
+      </w:r>
+      <w:r>
+        <w:t xml:space="preserve"> </w:t>
+      </w:r>
+      <w:r>
+        <w:t xml:space="preserve">= (n/2)</w:t>
+      </w:r>
+      <w:r>
+        <w:rPr>
+          <w:vertAlign w:val="superscript"/>
+        </w:rPr>
+        <w:t xml:space="preserve">3</w:t>
+      </w:r>
+      <w:r>
+        <w:t xml:space="preserve"> </w:t>
+      </w:r>
+      <w:r>
+        <w:t xml:space="preserve">= n</w:t>
+      </w:r>
+      <w:r>
+        <w:rPr>
+          <w:vertAlign w:val="superscript"/>
+        </w:rPr>
+        <w:t xml:space="preserve">3</w:t>
+      </w:r>
+      <w:r>
+        <w:t xml:space="preserve"> </w:t>
+      </w:r>
+      <w:r>
+        <w:t xml:space="preserve">/ 8</w:t>
+      </w:r>
+    </w:p>
+    <w:p>
+      <w:pPr>
+        <w:pStyle w:val="BodyText"/>
+      </w:pPr>
+      <w:r>
+        <w:rPr>
+          <w:b/>
+          <w:bCs/>
+        </w:rPr>
+        <w:t xml:space="preserve">Check:</w:t>
+      </w:r>
+      <w:r>
+        <w:t xml:space="preserve"> </w:t>
+      </w:r>
+      <w:r>
+        <w:t xml:space="preserve">for</w:t>
+      </w:r>
+      <w:r>
+        <w:t xml:space="preserve"> </w:t>
+      </w:r>
+      <w:r>
+        <w:rPr>
+          <w:rStyle w:val="VerbatimChar"/>
+        </w:rPr>
+        <w:t xml:space="preserve">n = 4</w:t>
+      </w:r>
+      <w:r>
+        <w:t xml:space="preserve"> </w:t>
+      </w:r>
+      <w:r>
+        <w:t xml:space="preserve">(</w:t>
+      </w:r>
+      <w:r>
+        <w:rPr>
+          <w:rStyle w:val="VerbatimChar"/>
+        </w:rPr>
+        <w:t xml:space="preserve">m = 2</w:t>
+      </w:r>
+      <w:r>
+        <w:t xml:space="preserve">) this predicts</w:t>
+      </w:r>
+      <w:r>
+        <w:t xml:space="preserve"> </w:t>
+      </w:r>
+      <w:r>
+        <w:rPr>
+          <w:rStyle w:val="VerbatimChar"/>
+        </w:rPr>
+        <w:t xml:space="preserve">8</w:t>
+      </w:r>
+      <w:r>
+        <w:t xml:space="preserve">, and counting the prints by hand gives 8. For</w:t>
+      </w:r>
+      <w:r>
+        <w:t xml:space="preserve"> </w:t>
+      </w:r>
+      <w:r>
+        <w:rPr>
+          <w:rStyle w:val="VerbatimChar"/>
+        </w:rPr>
+        <w:t xml:space="preserve">n = 10</w:t>
+      </w:r>
+      <w:r>
+        <w:t xml:space="preserve"> </w:t>
+      </w:r>
+      <w:r>
+        <w:t xml:space="preserve">it predicts</w:t>
+      </w:r>
+      <w:r>
+        <w:t xml:space="preserve"> </w:t>
+      </w:r>
+      <w:r>
+        <w:rPr>
+          <w:rStyle w:val="VerbatimChar"/>
+        </w:rPr>
+        <w:t xml:space="preserve">125</w:t>
+      </w:r>
+      <w:r>
+        <w:t xml:space="preserve">, which also matches a direct count.</w:t>
       </w:r>
     </w:p>
     <w:p>
@@ -15372,97 +17159,144 @@
         <w:t xml:space="preserve"> </w:t>
       </w:r>
       <w:r>
-        <w:t xml:space="preserve">(a) T(n) = Σ</w:t>
-      </w:r>
-      <w:r>
-        <w:rPr>
+        <w:t xml:space="preserve">(a)</w:t>
+      </w:r>
+      <w:r>
+        <w:t xml:space="preserve"> </w:t>
+      </w:r>
+      <w:r>
+        <w:rPr>
+          <w:rStyle w:val="VerbatimChar"/>
+        </w:rPr>
+        <w:t xml:space="preserve">T(n) = ∑</w:t>
+      </w:r>
+      <w:r>
+        <w:rPr>
+          <w:rStyle w:val="VerbatimChar"/>
           <w:vertAlign w:val="subscript"/>
         </w:rPr>
         <w:t xml:space="preserve">i=1</w:t>
       </w:r>
       <w:r>
         <w:rPr>
+          <w:rStyle w:val="VerbatimChar"/>
           <w:vertAlign w:val="superscript"/>
         </w:rPr>
         <w:t xml:space="preserve">n/2</w:t>
       </w:r>
       <w:r>
-        <w:t xml:space="preserve"> </w:t>
-      </w:r>
-      <w:r>
-        <w:t xml:space="preserve">Σ</w:t>
-      </w:r>
-      <w:r>
-        <w:rPr>
+        <w:rPr>
+          <w:rStyle w:val="VerbatimChar"/>
+        </w:rPr>
+        <w:t xml:space="preserve"> ∑</w:t>
+      </w:r>
+      <w:r>
+        <w:rPr>
+          <w:rStyle w:val="VerbatimChar"/>
           <w:vertAlign w:val="subscript"/>
         </w:rPr>
         <w:t xml:space="preserve">j=i</w:t>
       </w:r>
       <w:r>
         <w:rPr>
+          <w:rStyle w:val="VerbatimChar"/>
           <w:vertAlign w:val="superscript"/>
         </w:rPr>
         <w:t xml:space="preserve">n−i</w:t>
       </w:r>
       <w:r>
-        <w:t xml:space="preserve"> </w:t>
-      </w:r>
-      <w:r>
-        <w:t xml:space="preserve">Σ</w:t>
-      </w:r>
-      <w:r>
-        <w:rPr>
+        <w:rPr>
+          <w:rStyle w:val="VerbatimChar"/>
+        </w:rPr>
+        <w:t xml:space="preserve"> ∑</w:t>
+      </w:r>
+      <w:r>
+        <w:rPr>
+          <w:rStyle w:val="VerbatimChar"/>
           <w:vertAlign w:val="subscript"/>
         </w:rPr>
         <w:t xml:space="preserve">k=1</w:t>
       </w:r>
       <w:r>
         <w:rPr>
+          <w:rStyle w:val="VerbatimChar"/>
           <w:vertAlign w:val="superscript"/>
         </w:rPr>
         <w:t xml:space="preserve">j</w:t>
       </w:r>
       <w:r>
-        <w:t xml:space="preserve"> </w:t>
-      </w:r>
-      <w:r>
-        <w:t xml:space="preserve">1, which simplifies to Σ</w:t>
-      </w:r>
-      <w:r>
-        <w:rPr>
-          <w:vertAlign w:val="subscript"/>
-        </w:rPr>
-        <w:t xml:space="preserve">i=1</w:t>
-      </w:r>
-      <w:r>
-        <w:rPr>
+        <w:rPr>
+          <w:rStyle w:val="VerbatimChar"/>
+        </w:rPr>
+        <w:t xml:space="preserve"> 1</w:t>
+      </w:r>
+      <w:r>
+        <w:t xml:space="preserve">. (b) It simplifies exactly to</w:t>
+      </w:r>
+      <w:r>
+        <w:t xml:space="preserve"> </w:t>
+      </w:r>
+      <w:r>
+        <w:rPr>
+          <w:rStyle w:val="VerbatimChar"/>
+        </w:rPr>
+        <w:t xml:space="preserve">T(n) = n</w:t>
+      </w:r>
+      <w:r>
+        <w:rPr>
+          <w:rStyle w:val="VerbatimChar"/>
           <w:vertAlign w:val="superscript"/>
         </w:rPr>
-        <w:t xml:space="preserve">n/2</w:t>
-      </w:r>
-      <w:r>
-        <w:t xml:space="preserve"> </w:t>
-      </w:r>
-      <w:r>
-        <w:t xml:space="preserve">Σ</w:t>
-      </w:r>
-      <w:r>
-        <w:rPr>
-          <w:vertAlign w:val="subscript"/>
-        </w:rPr>
-        <w:t xml:space="preserve">j=i</w:t>
-      </w:r>
-      <w:r>
-        <w:rPr>
+        <w:t xml:space="preserve">3</w:t>
+      </w:r>
+      <w:r>
+        <w:rPr>
+          <w:rStyle w:val="VerbatimChar"/>
+        </w:rPr>
+        <w:t xml:space="preserve">/8</w:t>
+      </w:r>
+      <w:r>
+        <w:t xml:space="preserve"> </w:t>
+      </w:r>
+      <w:r>
+        <w:t xml:space="preserve">for even</w:t>
+      </w:r>
+      <w:r>
+        <w:t xml:space="preserve"> </w:t>
+      </w:r>
+      <w:r>
+        <w:rPr>
+          <w:rStyle w:val="VerbatimChar"/>
+        </w:rPr>
+        <w:t xml:space="preserve">n</w:t>
+      </w:r>
+      <w:r>
+        <w:t xml:space="preserve">, so</w:t>
+      </w:r>
+      <w:r>
+        <w:t xml:space="preserve"> </w:t>
+      </w:r>
+      <w:r>
+        <w:rPr>
+          <w:rStyle w:val="VerbatimChar"/>
+        </w:rPr>
+        <w:t xml:space="preserve">T(n) = Θ(n</w:t>
+      </w:r>
+      <w:r>
+        <w:rPr>
+          <w:rStyle w:val="VerbatimChar"/>
           <w:vertAlign w:val="superscript"/>
         </w:rPr>
-        <w:t xml:space="preserve">n−i</w:t>
-      </w:r>
-      <w:r>
-        <w:t xml:space="preserve"> </w:t>
-      </w:r>
-      <w:r>
-        <w:t xml:space="preserve">j. (b) T(n) = Θ(n³) = O(n³).</w:t>
+        <w:t xml:space="preserve">3</w:t>
+      </w:r>
+      <w:r>
+        <w:rPr>
+          <w:rStyle w:val="VerbatimChar"/>
+        </w:rPr>
+        <w:t xml:space="preserve">)</w:t>
+      </w:r>
+      <w:r>
+        <w:t xml:space="preserve">.</w:t>
       </w:r>
     </w:p>
     <w:p>
@@ -15480,7 +17314,57 @@
         <w:t xml:space="preserve"> </w:t>
       </w:r>
       <w:r>
-        <w:t xml:space="preserve">Three nested loops over a range usually means cubic time — and the sums make that precise.</w:t>
+        <w:t xml:space="preserve">Skiena asks you to</w:t>
+      </w:r>
+      <w:r>
+        <w:t xml:space="preserve"> </w:t>
+      </w:r>
+      <w:r>
+        <w:rPr>
+          <w:i/>
+          <w:iCs/>
+        </w:rPr>
+        <w:t xml:space="preserve">simplify</w:t>
+      </w:r>
+      <w:r>
+        <w:t xml:space="preserve">, not just name the class — and the exact answer</w:t>
+      </w:r>
+      <w:r>
+        <w:t xml:space="preserve"> </w:t>
+      </w:r>
+      <w:r>
+        <w:rPr>
+          <w:rStyle w:val="VerbatimChar"/>
+        </w:rPr>
+        <w:t xml:space="preserve">n</w:t>
+      </w:r>
+      <w:r>
+        <w:rPr>
+          <w:rStyle w:val="VerbatimChar"/>
+          <w:vertAlign w:val="superscript"/>
+        </w:rPr>
+        <w:t xml:space="preserve">3</w:t>
+      </w:r>
+      <w:r>
+        <w:rPr>
+          <w:rStyle w:val="VerbatimChar"/>
+        </w:rPr>
+        <w:t xml:space="preserve">/8</w:t>
+      </w:r>
+      <w:r>
+        <w:t xml:space="preserve"> </w:t>
+      </w:r>
+      <w:r>
+        <w:t xml:space="preserve">is far more satisfying (and useful) than a bare Θ(n</w:t>
+      </w:r>
+      <w:r>
+        <w:rPr>
+          <w:vertAlign w:val="superscript"/>
+        </w:rPr>
+        <w:t xml:space="preserve">3</w:t>
+      </w:r>
+      <w:r>
+        <w:t xml:space="preserve">).</w:t>
       </w:r>
     </w:p>
     <w:bookmarkEnd w:id="49"/>
@@ -17790,7 +19674,7 @@
     </w:p>
     <w:bookmarkEnd w:id="56"/>
     <w:bookmarkEnd w:id="57"/>
-    <w:bookmarkStart w:id="66" w:name="cat-interview"/>
+    <w:bookmarkStart w:id="67" w:name="cat-interview"/>
     <w:p>
       <w:pPr>
         <w:pStyle w:val="Heading2"/>
@@ -18199,90 +20083,461 @@
         <w:t xml:space="preserve"> </w:t>
       </w:r>
       <w:r>
-        <w:t xml:space="preserve">To find the smallest number in a list, you keep a "best so far" and replace it every time you see something smaller. If the list is shuffled, how many times, on average, do you actually swap in a new best?</w:t>
-      </w:r>
-    </w:p>
-    <w:p>
-      <w:pPr>
-        <w:pStyle w:val="BodyText"/>
-      </w:pPr>
-      <w:r>
-        <w:rPr>
-          <w:b/>
-          <w:bCs/>
-        </w:rPr>
-        <w:t xml:space="preserve">When do we swap at position i?</w:t>
-      </w:r>
-      <w:r>
-        <w:t xml:space="preserve"> </w:t>
-      </w:r>
-      <w:r>
-        <w:t xml:space="preserve">Only when the i-th number is smaller than everything before it — that is, when it is the smallest of the first i numbers seen so far. A new "record low".</w:t>
-      </w:r>
-    </w:p>
-    <w:p>
-      <w:pPr>
-        <w:pStyle w:val="BodyText"/>
-      </w:pPr>
-      <w:r>
-        <w:rPr>
-          <w:b/>
-          <w:bCs/>
-        </w:rPr>
-        <w:t xml:space="preserve">What is the chance of that?</w:t>
-      </w:r>
-      <w:r>
-        <w:t xml:space="preserve"> </w:t>
-      </w:r>
-      <w:r>
-        <w:t xml:space="preserve">Here is the pretty part. Among the first i numbers, in random order each one is equally likely to be the smallest — the last spot is nothing special. So the chance the i-th one is the smallest of those i is exactly 1/i. As i grows, a new record gets rarer: the first few set records easily, but by the thousandth item you would have to beat 999 earlier values, which almost never happens.</w:t>
-      </w:r>
-    </w:p>
-    <w:p>
-      <w:pPr>
-        <w:pStyle w:val="BodyText"/>
-      </w:pPr>
-      <w:r>
-        <w:rPr>
-          <w:b/>
-          <w:bCs/>
-        </w:rPr>
-        <w:t xml:space="preserve">Add up the chances</w:t>
-      </w:r>
-      <w:r>
-        <w:t xml:space="preserve"> </w:t>
-      </w:r>
-      <w:r>
-        <w:t xml:space="preserve">across all positions:</w:t>
-      </w:r>
-    </w:p>
-    <w:p>
-      <w:pPr>
-        <w:pStyle w:val="BodyText"/>
-      </w:pPr>
-      <w:r>
-        <w:t xml:space="preserve">expected swaps = 1/1 + 1/2 + 1/3 + … + 1/n</w:t>
-      </w:r>
-    </w:p>
-    <w:p>
-      <w:pPr>
-        <w:pStyle w:val="BodyText"/>
-      </w:pPr>
-      <w:r>
-        <w:t xml:space="preserve">That sum is called the</w:t>
-      </w:r>
-      <w:r>
-        <w:t xml:space="preserve"> </w:t>
-      </w:r>
-      <w:r>
-        <w:rPr>
-          <w:b/>
-          <w:bCs/>
-        </w:rPr>
-        <w:t xml:space="preserve">harmonic number</w:t>
-      </w:r>
-      <w:r>
-        <w:t xml:space="preserve">, and it grows about like ln n (the natural log, roughly 0.69 × lg n). It grows painfully slowly — look:</w:t>
+        <w:t xml:space="preserve">To find the smallest value in an array</w:t>
+      </w:r>
+      <w:r>
+        <w:t xml:space="preserve"> </w:t>
+      </w:r>
+      <w:r>
+        <w:rPr>
+          <w:rStyle w:val="VerbatimChar"/>
+        </w:rPr>
+        <w:t xml:space="preserve">A[0..n]</w:t>
+      </w:r>
+      <w:r>
+        <w:t xml:space="preserve"> </w:t>
+      </w:r>
+      <w:r>
+        <w:t xml:space="preserve">(that is</w:t>
+      </w:r>
+      <w:r>
+        <w:t xml:space="preserve"> </w:t>
+      </w:r>
+      <w:r>
+        <w:rPr>
+          <w:rStyle w:val="VerbatimChar"/>
+        </w:rPr>
+        <w:t xml:space="preserve">n+1</w:t>
+      </w:r>
+      <w:r>
+        <w:t xml:space="preserve"> </w:t>
+      </w:r>
+      <w:r>
+        <w:t xml:space="preserve">numbers), start with</w:t>
+      </w:r>
+      <w:r>
+        <w:t xml:space="preserve"> </w:t>
+      </w:r>
+      <w:r>
+        <w:rPr>
+          <w:rStyle w:val="VerbatimChar"/>
+        </w:rPr>
+        <w:t xml:space="preserve">tmp = A[0]</w:t>
+      </w:r>
+      <w:r>
+        <w:t xml:space="preserve">, then scan</w:t>
+      </w:r>
+      <w:r>
+        <w:t xml:space="preserve"> </w:t>
+      </w:r>
+      <w:r>
+        <w:rPr>
+          <w:rStyle w:val="VerbatimChar"/>
+        </w:rPr>
+        <w:t xml:space="preserve">A[1], A[2], …, A[n]</w:t>
+      </w:r>
+      <w:r>
+        <w:t xml:space="preserve"> </w:t>
+      </w:r>
+      <w:r>
+        <w:t xml:space="preserve">and set</w:t>
+      </w:r>
+      <w:r>
+        <w:t xml:space="preserve"> </w:t>
+      </w:r>
+      <w:r>
+        <w:rPr>
+          <w:rStyle w:val="VerbatimChar"/>
+        </w:rPr>
+        <w:t xml:space="preserve">tmp = A[i]</w:t>
+      </w:r>
+      <w:r>
+        <w:t xml:space="preserve"> </w:t>
+      </w:r>
+      <w:r>
+        <w:t xml:space="preserve">whenever</w:t>
+      </w:r>
+      <w:r>
+        <w:t xml:space="preserve"> </w:t>
+      </w:r>
+      <w:r>
+        <w:rPr>
+          <w:rStyle w:val="VerbatimChar"/>
+        </w:rPr>
+        <w:t xml:space="preserve">A[i]</w:t>
+      </w:r>
+      <w:r>
+        <w:t xml:space="preserve"> </w:t>
+      </w:r>
+      <w:r>
+        <w:t xml:space="preserve">is smaller. On a random ordering, how many times, on average, does that assignment</w:t>
+      </w:r>
+      <w:r>
+        <w:t xml:space="preserve"> </w:t>
+      </w:r>
+      <w:r>
+        <w:rPr>
+          <w:rStyle w:val="VerbatimChar"/>
+        </w:rPr>
+        <w:t xml:space="preserve">tmp = A[i]</w:t>
+      </w:r>
+      <w:r>
+        <w:t xml:space="preserve"> </w:t>
+      </w:r>
+      <w:r>
+        <w:t xml:space="preserve">actually run?</w:t>
+      </w:r>
+    </w:p>
+    <w:p>
+      <w:pPr>
+        <w:pStyle w:val="BodyText"/>
+      </w:pPr>
+      <w:r>
+        <w:rPr>
+          <w:b/>
+          <w:bCs/>
+        </w:rPr>
+        <w:t xml:space="preserve">Careful about what is counted.</w:t>
+      </w:r>
+      <w:r>
+        <w:t xml:space="preserve"> </w:t>
+      </w:r>
+      <w:r>
+        <w:t xml:space="preserve">Setting up</w:t>
+      </w:r>
+      <w:r>
+        <w:t xml:space="preserve"> </w:t>
+      </w:r>
+      <w:r>
+        <w:rPr>
+          <w:rStyle w:val="VerbatimChar"/>
+        </w:rPr>
+        <w:t xml:space="preserve">tmp = A[0]</w:t>
+      </w:r>
+      <w:r>
+        <w:t xml:space="preserve"> </w:t>
+      </w:r>
+      <w:r>
+        <w:t xml:space="preserve">at the start is the initial value,</w:t>
+      </w:r>
+      <w:r>
+        <w:t xml:space="preserve"> </w:t>
+      </w:r>
+      <w:r>
+        <w:rPr>
+          <w:i/>
+          <w:iCs/>
+        </w:rPr>
+        <w:t xml:space="preserve">not</w:t>
+      </w:r>
+      <w:r>
+        <w:t xml:space="preserve"> </w:t>
+      </w:r>
+      <w:r>
+        <w:t xml:space="preserve">one of the assignments we are counting. We only count the assignments made</w:t>
+      </w:r>
+      <w:r>
+        <w:t xml:space="preserve"> </w:t>
+      </w:r>
+      <w:r>
+        <w:rPr>
+          <w:i/>
+          <w:iCs/>
+        </w:rPr>
+        <w:t xml:space="preserve">during the scan</w:t>
+      </w:r>
+      <w:r>
+        <w:t xml:space="preserve">, at positions</w:t>
+      </w:r>
+      <w:r>
+        <w:t xml:space="preserve"> </w:t>
+      </w:r>
+      <w:r>
+        <w:rPr>
+          <w:rStyle w:val="VerbatimChar"/>
+        </w:rPr>
+        <w:t xml:space="preserve">i = 1 .. n</w:t>
+      </w:r>
+      <w:r>
+        <w:t xml:space="preserve">.</w:t>
+      </w:r>
+    </w:p>
+    <w:p>
+      <w:pPr>
+        <w:pStyle w:val="BodyText"/>
+      </w:pPr>
+      <w:r>
+        <w:rPr>
+          <w:b/>
+          <w:bCs/>
+        </w:rPr>
+        <w:t xml:space="preserve">When does position</w:t>
+      </w:r>
+      <w:r>
+        <w:rPr>
+          <w:b/>
+          <w:bCs/>
+        </w:rPr>
+        <w:t xml:space="preserve"> </w:t>
+      </w:r>
+      <w:r>
+        <w:rPr>
+          <w:rStyle w:val="VerbatimChar"/>
+          <w:b/>
+          <w:bCs/>
+        </w:rPr>
+        <w:t xml:space="preserve">i</w:t>
+      </w:r>
+      <w:r>
+        <w:rPr>
+          <w:b/>
+          <w:bCs/>
+        </w:rPr>
+        <w:t xml:space="preserve"> </w:t>
+      </w:r>
+      <w:r>
+        <w:rPr>
+          <w:b/>
+          <w:bCs/>
+        </w:rPr>
+        <w:t xml:space="preserve">assign?</w:t>
+      </w:r>
+      <w:r>
+        <w:t xml:space="preserve"> </w:t>
+      </w:r>
+      <w:r>
+        <w:t xml:space="preserve">Only when</w:t>
+      </w:r>
+      <w:r>
+        <w:t xml:space="preserve"> </w:t>
+      </w:r>
+      <w:r>
+        <w:rPr>
+          <w:rStyle w:val="VerbatimChar"/>
+        </w:rPr>
+        <w:t xml:space="preserve">A[i]</w:t>
+      </w:r>
+      <w:r>
+        <w:t xml:space="preserve"> </w:t>
+      </w:r>
+      <w:r>
+        <w:t xml:space="preserve">is smaller than everything seen before it — i.e. when</w:t>
+      </w:r>
+      <w:r>
+        <w:t xml:space="preserve"> </w:t>
+      </w:r>
+      <w:r>
+        <w:rPr>
+          <w:rStyle w:val="VerbatimChar"/>
+        </w:rPr>
+        <w:t xml:space="preserve">A[i]</w:t>
+      </w:r>
+      <w:r>
+        <w:t xml:space="preserve"> </w:t>
+      </w:r>
+      <w:r>
+        <w:t xml:space="preserve">is the smallest among the first</w:t>
+      </w:r>
+      <w:r>
+        <w:t xml:space="preserve"> </w:t>
+      </w:r>
+      <w:r>
+        <w:rPr>
+          <w:rStyle w:val="VerbatimChar"/>
+        </w:rPr>
+        <w:t xml:space="preserve">i+1</w:t>
+      </w:r>
+      <w:r>
+        <w:t xml:space="preserve"> </w:t>
+      </w:r>
+      <w:r>
+        <w:t xml:space="preserve">numbers</w:t>
+      </w:r>
+      <w:r>
+        <w:t xml:space="preserve"> </w:t>
+      </w:r>
+      <w:r>
+        <w:rPr>
+          <w:rStyle w:val="VerbatimChar"/>
+        </w:rPr>
+        <w:t xml:space="preserve">A[0..i]</w:t>
+      </w:r>
+      <w:r>
+        <w:t xml:space="preserve">. In a random order, each of those</w:t>
+      </w:r>
+      <w:r>
+        <w:t xml:space="preserve"> </w:t>
+      </w:r>
+      <w:r>
+        <w:rPr>
+          <w:rStyle w:val="VerbatimChar"/>
+        </w:rPr>
+        <w:t xml:space="preserve">i+1</w:t>
+      </w:r>
+      <w:r>
+        <w:t xml:space="preserve"> </w:t>
+      </w:r>
+      <w:r>
+        <w:t xml:space="preserve">numbers is equally likely to be the smallest, so the chance is</w:t>
+      </w:r>
+      <w:r>
+        <w:t xml:space="preserve"> </w:t>
+      </w:r>
+      <w:r>
+        <w:rPr>
+          <w:rStyle w:val="VerbatimChar"/>
+        </w:rPr>
+        <w:t xml:space="preserve">1/(i+1)</w:t>
+      </w:r>
+      <w:r>
+        <w:t xml:space="preserve">.</w:t>
+      </w:r>
+    </w:p>
+    <w:p>
+      <w:pPr>
+        <w:pStyle w:val="BodyText"/>
+      </w:pPr>
+      <w:r>
+        <w:rPr>
+          <w:b/>
+          <w:bCs/>
+        </w:rPr>
+        <w:t xml:space="preserve">Add the chances</w:t>
+      </w:r>
+      <w:r>
+        <w:t xml:space="preserve"> </w:t>
+      </w:r>
+      <w:r>
+        <w:t xml:space="preserve">over the scanned positions</w:t>
+      </w:r>
+      <w:r>
+        <w:t xml:space="preserve"> </w:t>
+      </w:r>
+      <w:r>
+        <w:rPr>
+          <w:rStyle w:val="VerbatimChar"/>
+        </w:rPr>
+        <w:t xml:space="preserve">i = 1 .. n</w:t>
+      </w:r>
+      <w:r>
+        <w:t xml:space="preserve">:</w:t>
+      </w:r>
+    </w:p>
+    <w:p>
+      <w:pPr>
+        <w:pStyle w:val="BodyText"/>
+      </w:pPr>
+      <w:r>
+        <w:t xml:space="preserve">expected assignments = ∑</w:t>
+      </w:r>
+      <w:r>
+        <w:rPr>
+          <w:vertAlign w:val="subscript"/>
+        </w:rPr>
+        <w:t xml:space="preserve">i=1</w:t>
+      </w:r>
+      <w:r>
+        <w:rPr>
+          <w:vertAlign w:val="superscript"/>
+        </w:rPr>
+        <w:t xml:space="preserve">n</w:t>
+      </w:r>
+      <w:r>
+        <w:t xml:space="preserve"> </w:t>
+      </w:r>
+      <w:r>
+        <w:t xml:space="preserve">1/(i+1) = 1/2 + 1/3 + … + 1/(n+1) = H</w:t>
+      </w:r>
+      <w:r>
+        <w:rPr>
+          <w:vertAlign w:val="subscript"/>
+        </w:rPr>
+        <w:t xml:space="preserve">n+1</w:t>
+      </w:r>
+      <w:r>
+        <w:t xml:space="preserve"> </w:t>
+      </w:r>
+      <w:r>
+        <w:t xml:space="preserve">− 1</w:t>
+      </w:r>
+    </w:p>
+    <w:p>
+      <w:pPr>
+        <w:pStyle w:val="BodyText"/>
+      </w:pPr>
+      <w:r>
+        <w:t xml:space="preserve">Here</w:t>
+      </w:r>
+      <w:r>
+        <w:t xml:space="preserve"> </w:t>
+      </w:r>
+      <w:r>
+        <w:rPr>
+          <w:rStyle w:val="VerbatimChar"/>
+        </w:rPr>
+        <w:t xml:space="preserve">H</w:t>
+      </w:r>
+      <w:r>
+        <w:rPr>
+          <w:rStyle w:val="VerbatimChar"/>
+          <w:vertAlign w:val="subscript"/>
+        </w:rPr>
+        <w:t xml:space="preserve">m</w:t>
+      </w:r>
+      <w:r>
+        <w:rPr>
+          <w:rStyle w:val="VerbatimChar"/>
+        </w:rPr>
+        <w:t xml:space="preserve"> = 1 + 1/2 + … + 1/m</w:t>
+      </w:r>
+      <w:r>
+        <w:t xml:space="preserve"> </w:t>
+      </w:r>
+      <w:r>
+        <w:t xml:space="preserve">is the harmonic number, and</w:t>
+      </w:r>
+      <w:r>
+        <w:t xml:space="preserve"> </w:t>
+      </w:r>
+      <w:r>
+        <w:rPr>
+          <w:rStyle w:val="VerbatimChar"/>
+        </w:rPr>
+        <w:t xml:space="preserve">H</w:t>
+      </w:r>
+      <w:r>
+        <w:rPr>
+          <w:rStyle w:val="VerbatimChar"/>
+          <w:vertAlign w:val="subscript"/>
+        </w:rPr>
+        <w:t xml:space="preserve">n+1</w:t>
+      </w:r>
+      <w:r>
+        <w:rPr>
+          <w:rStyle w:val="VerbatimChar"/>
+        </w:rPr>
+        <w:t xml:space="preserve"> − 1</w:t>
+      </w:r>
+      <w:r>
+        <w:t xml:space="preserve"> </w:t>
+      </w:r>
+      <w:r>
+        <w:t xml:space="preserve">is just it with the first term (the 1) removed. It grows about like</w:t>
+      </w:r>
+      <w:r>
+        <w:t xml:space="preserve"> </w:t>
+      </w:r>
+      <w:r>
+        <w:rPr>
+          <w:rStyle w:val="VerbatimChar"/>
+        </w:rPr>
+        <w:t xml:space="preserve">ln n</w:t>
+      </w:r>
+      <w:r>
+        <w:t xml:space="preserve"> </w:t>
+      </w:r>
+      <w:r>
+        <w:t xml:space="preserve">— painfully slowly:</w:t>
       </w:r>
     </w:p>
     <w:tbl>
@@ -18306,18 +20561,30 @@
               <w:pStyle w:val="Compact"/>
             </w:pPr>
             <w:r>
-              <w:t xml:space="preserve">List length n</w:t>
-            </w:r>
-          </w:p>
-        </w:tc>
-        <w:tc>
-          <w:tcPr/>
-          <w:p>
-            <w:pPr>
-              <w:pStyle w:val="Compact"/>
-            </w:pPr>
-            <w:r>
-              <w:t xml:space="preserve">Expected swaps ≈ ln n</w:t>
+              <w:t xml:space="preserve">array size (n+1 elements)</w:t>
+            </w:r>
+          </w:p>
+        </w:tc>
+        <w:tc>
+          <w:tcPr/>
+          <w:p>
+            <w:pPr>
+              <w:pStyle w:val="Compact"/>
+            </w:pPr>
+            <w:r>
+              <w:t xml:space="preserve">expected assignments = H</w:t>
+            </w:r>
+            <w:r>
+              <w:rPr>
+                <w:vertAlign w:val="subscript"/>
+              </w:rPr>
+              <w:t xml:space="preserve">n+1</w:t>
+            </w:r>
+            <w:r>
+              <w:t xml:space="preserve"> </w:t>
+            </w:r>
+            <w:r>
+              <w:t xml:space="preserve">− 1</w:t>
             </w:r>
           </w:p>
         </w:tc>
@@ -18330,18 +20597,18 @@
               <w:pStyle w:val="Compact"/>
             </w:pPr>
             <w:r>
-              <w:t xml:space="preserve">10</w:t>
-            </w:r>
-          </w:p>
-        </w:tc>
-        <w:tc>
-          <w:tcPr/>
-          <w:p>
-            <w:pPr>
-              <w:pStyle w:val="Compact"/>
-            </w:pPr>
-            <w:r>
-              <w:t xml:space="preserve">about 2.3</w:t>
+              <w:t xml:space="preserve">n = 10</w:t>
+            </w:r>
+          </w:p>
+        </w:tc>
+        <w:tc>
+          <w:tcPr/>
+          <w:p>
+            <w:pPr>
+              <w:pStyle w:val="Compact"/>
+            </w:pPr>
+            <w:r>
+              <w:t xml:space="preserve">about 2.02</w:t>
             </w:r>
           </w:p>
         </w:tc>
@@ -18354,18 +20621,18 @@
               <w:pStyle w:val="Compact"/>
             </w:pPr>
             <w:r>
-              <w:t xml:space="preserve">100</w:t>
-            </w:r>
-          </w:p>
-        </w:tc>
-        <w:tc>
-          <w:tcPr/>
-          <w:p>
-            <w:pPr>
-              <w:pStyle w:val="Compact"/>
-            </w:pPr>
-            <w:r>
-              <w:t xml:space="preserve">about 4.6</w:t>
+              <w:t xml:space="preserve">n = 100</w:t>
+            </w:r>
+          </w:p>
+        </w:tc>
+        <w:tc>
+          <w:tcPr/>
+          <w:p>
+            <w:pPr>
+              <w:pStyle w:val="Compact"/>
+            </w:pPr>
+            <w:r>
+              <w:t xml:space="preserve">about 4.19</w:t>
             </w:r>
           </w:p>
         </w:tc>
@@ -18378,18 +20645,18 @@
               <w:pStyle w:val="Compact"/>
             </w:pPr>
             <w:r>
-              <w:t xml:space="preserve">1 000</w:t>
-            </w:r>
-          </w:p>
-        </w:tc>
-        <w:tc>
-          <w:tcPr/>
-          <w:p>
-            <w:pPr>
-              <w:pStyle w:val="Compact"/>
-            </w:pPr>
-            <w:r>
-              <w:t xml:space="preserve">about 6.9</w:t>
+              <w:t xml:space="preserve">n = 1 000</w:t>
+            </w:r>
+          </w:p>
+        </w:tc>
+        <w:tc>
+          <w:tcPr/>
+          <w:p>
+            <w:pPr>
+              <w:pStyle w:val="Compact"/>
+            </w:pPr>
+            <w:r>
+              <w:t xml:space="preserve">about 6.49</w:t>
             </w:r>
           </w:p>
         </w:tc>
@@ -18402,18 +20669,18 @@
               <w:pStyle w:val="Compact"/>
             </w:pPr>
             <w:r>
-              <w:t xml:space="preserve">1 000 000</w:t>
-            </w:r>
-          </w:p>
-        </w:tc>
-        <w:tc>
-          <w:tcPr/>
-          <w:p>
-            <w:pPr>
-              <w:pStyle w:val="Compact"/>
-            </w:pPr>
-            <w:r>
-              <w:t xml:space="preserve">about 13.8</w:t>
+              <w:t xml:space="preserve">n = 1 000 000</w:t>
+            </w:r>
+          </w:p>
+        </w:tc>
+        <w:tc>
+          <w:tcPr/>
+          <w:p>
+            <w:pPr>
+              <w:pStyle w:val="Compact"/>
+            </w:pPr>
+            <w:r>
+              <w:t xml:space="preserve">about 13.4</w:t>
             </w:r>
           </w:p>
         </w:tc>
@@ -18424,7 +20691,74 @@
         <w:pStyle w:val="BodyText"/>
       </w:pPr>
       <w:r>
-        <w:t xml:space="preserve">A million items and the smallest changes hands only about fourteen times on average.</w:t>
+        <w:t xml:space="preserve">(A quick simulation over many random shuffles agrees: about 2.0 for</w:t>
+      </w:r>
+      <w:r>
+        <w:t xml:space="preserve"> </w:t>
+      </w:r>
+      <w:r>
+        <w:rPr>
+          <w:rStyle w:val="VerbatimChar"/>
+        </w:rPr>
+        <w:t xml:space="preserve">n = 10</w:t>
+      </w:r>
+      <w:r>
+        <w:t xml:space="preserve"> </w:t>
+      </w:r>
+      <w:r>
+        <w:t xml:space="preserve">and about 3.5 for</w:t>
+      </w:r>
+      <w:r>
+        <w:t xml:space="preserve"> </w:t>
+      </w:r>
+      <w:r>
+        <w:rPr>
+          <w:rStyle w:val="VerbatimChar"/>
+        </w:rPr>
+        <w:t xml:space="preserve">n = 50</w:t>
+      </w:r>
+      <w:r>
+        <w:t xml:space="preserve">.) If your array is defined as exactly</w:t>
+      </w:r>
+      <w:r>
+        <w:t xml:space="preserve"> </w:t>
+      </w:r>
+      <w:r>
+        <w:rPr>
+          <w:rStyle w:val="VerbatimChar"/>
+        </w:rPr>
+        <w:t xml:space="preserve">n</w:t>
+      </w:r>
+      <w:r>
+        <w:t xml:space="preserve"> </w:t>
+      </w:r>
+      <w:r>
+        <w:t xml:space="preserve">elements instead, the same argument gives</w:t>
+      </w:r>
+      <w:r>
+        <w:t xml:space="preserve"> </w:t>
+      </w:r>
+      <w:r>
+        <w:rPr>
+          <w:rStyle w:val="VerbatimChar"/>
+        </w:rPr>
+        <w:t xml:space="preserve">H</w:t>
+      </w:r>
+      <w:r>
+        <w:rPr>
+          <w:rStyle w:val="VerbatimChar"/>
+          <w:vertAlign w:val="subscript"/>
+        </w:rPr>
+        <w:t xml:space="preserve">n</w:t>
+      </w:r>
+      <w:r>
+        <w:rPr>
+          <w:rStyle w:val="VerbatimChar"/>
+        </w:rPr>
+        <w:t xml:space="preserve"> − 1</w:t>
+      </w:r>
+      <w:r>
+        <w:t xml:space="preserve">.</w:t>
       </w:r>
     </w:p>
     <w:p>
@@ -18442,7 +20776,124 @@
         <w:t xml:space="preserve"> </w:t>
       </w:r>
       <w:r>
-        <w:t xml:space="preserve">The swap fires at position i with probability 1/i, so the expected number of swaps is 1 + 1/2 + … + 1/n ≈ ln n — that is O(log n), growing extremely slowly.</w:t>
+        <w:t xml:space="preserve">The assignment fires at position</w:t>
+      </w:r>
+      <w:r>
+        <w:t xml:space="preserve"> </w:t>
+      </w:r>
+      <w:r>
+        <w:rPr>
+          <w:rStyle w:val="VerbatimChar"/>
+        </w:rPr>
+        <w:t xml:space="preserve">i</w:t>
+      </w:r>
+      <w:r>
+        <w:t xml:space="preserve"> </w:t>
+      </w:r>
+      <w:r>
+        <w:t xml:space="preserve">with probability</w:t>
+      </w:r>
+      <w:r>
+        <w:t xml:space="preserve"> </w:t>
+      </w:r>
+      <w:r>
+        <w:rPr>
+          <w:rStyle w:val="VerbatimChar"/>
+        </w:rPr>
+        <w:t xml:space="preserve">1/(i+1)</w:t>
+      </w:r>
+      <w:r>
+        <w:t xml:space="preserve">, so the expected number is</w:t>
+      </w:r>
+      <w:r>
+        <w:t xml:space="preserve"> </w:t>
+      </w:r>
+      <w:r>
+        <w:rPr>
+          <w:rStyle w:val="VerbatimChar"/>
+        </w:rPr>
+        <w:t xml:space="preserve">H</w:t>
+      </w:r>
+      <w:r>
+        <w:rPr>
+          <w:rStyle w:val="VerbatimChar"/>
+          <w:vertAlign w:val="subscript"/>
+        </w:rPr>
+        <w:t xml:space="preserve">n+1</w:t>
+      </w:r>
+      <w:r>
+        <w:rPr>
+          <w:rStyle w:val="VerbatimChar"/>
+        </w:rPr>
+        <w:t xml:space="preserve"> − 1 = 1/2 + 1/3 + … + 1/(n+1) ≈ ln n</w:t>
+      </w:r>
+      <w:r>
+        <w:t xml:space="preserve"> </w:t>
+      </w:r>
+      <w:r>
+        <w:t xml:space="preserve">— that is</w:t>
+      </w:r>
+      <w:r>
+        <w:t xml:space="preserve"> </w:t>
+      </w:r>
+      <w:r>
+        <w:rPr>
+          <w:rStyle w:val="VerbatimChar"/>
+        </w:rPr>
+        <w:t xml:space="preserve">O(log n)</w:t>
+      </w:r>
+      <w:r>
+        <w:t xml:space="preserve">. (It is</w:t>
+      </w:r>
+      <w:r>
+        <w:t xml:space="preserve"> </w:t>
+      </w:r>
+      <w:r>
+        <w:rPr>
+          <w:i/>
+          <w:iCs/>
+        </w:rPr>
+        <w:t xml:space="preserve">not</w:t>
+      </w:r>
+      <w:r>
+        <w:t xml:space="preserve"> </w:t>
+      </w:r>
+      <w:r>
+        <w:t xml:space="preserve">the full</w:t>
+      </w:r>
+      <w:r>
+        <w:t xml:space="preserve"> </w:t>
+      </w:r>
+      <w:r>
+        <w:rPr>
+          <w:rStyle w:val="VerbatimChar"/>
+        </w:rPr>
+        <w:t xml:space="preserve">H</w:t>
+      </w:r>
+      <w:r>
+        <w:rPr>
+          <w:rStyle w:val="VerbatimChar"/>
+          <w:vertAlign w:val="subscript"/>
+        </w:rPr>
+        <w:t xml:space="preserve">n</w:t>
+      </w:r>
+      <w:r>
+        <w:t xml:space="preserve">: the initial</w:t>
+      </w:r>
+      <w:r>
+        <w:t xml:space="preserve"> </w:t>
+      </w:r>
+      <w:r>
+        <w:rPr>
+          <w:rStyle w:val="VerbatimChar"/>
+        </w:rPr>
+        <w:t xml:space="preserve">tmp = A[0]</w:t>
+      </w:r>
+      <w:r>
+        <w:t xml:space="preserve"> </w:t>
+      </w:r>
+      <w:r>
+        <w:t xml:space="preserve">is not a counted assignment.)</w:t>
       </w:r>
     </w:p>
     <w:p>
@@ -18460,7 +20911,7 @@
         <w:t xml:space="preserve"> </w:t>
       </w:r>
       <w:r>
-        <w:t xml:space="preserve">It is a lovely example of very slow, logarithmic growth hiding inside a plain little loop.</w:t>
+        <w:t xml:space="preserve">A tiny index shift changes the exact answer — and it is a lovely case of very slow, logarithmic growth hiding inside a plain loop.</w:t>
       </w:r>
     </w:p>
     <w:bookmarkEnd w:id="60"/>
@@ -19281,7 +21732,271 @@
       </w:r>
     </w:p>
     <w:bookmarkEnd w:id="64"/>
-    <w:bookmarkStart w:id="65" w:name="problems-2-51-2-52"/>
+    <w:bookmarkStart w:id="65" w:name="problem-2-50"/>
+    <w:p>
+      <w:pPr>
+        <w:pStyle w:val="Heading3"/>
+      </w:pPr>
+      <w:r>
+        <w:t xml:space="preserve">Problem 2-50</w:t>
+      </w:r>
+    </w:p>
+    <w:p>
+      <w:pPr>
+        <w:pStyle w:val="FirstParagraph"/>
+      </w:pPr>
+      <w:r>
+        <w:rPr>
+          <w:b/>
+          <w:bCs/>
+        </w:rPr>
+        <w:t xml:space="preserve">In plain words —</w:t>
+      </w:r>
+      <w:r>
+        <w:t xml:space="preserve"> </w:t>
+      </w:r>
+      <w:r>
+        <w:t xml:space="preserve">A</w:t>
+      </w:r>
+      <w:r>
+        <w:t xml:space="preserve"> </w:t>
+      </w:r>
+      <w:r>
+        <w:rPr>
+          <w:b/>
+          <w:bCs/>
+        </w:rPr>
+        <w:t xml:space="preserve">Ramanujan number</w:t>
+      </w:r>
+      <w:r>
+        <w:t xml:space="preserve"> </w:t>
+      </w:r>
+      <w:r>
+        <w:t xml:space="preserve">is one that can be written as the sum of two cubes in</w:t>
+      </w:r>
+      <w:r>
+        <w:t xml:space="preserve"> </w:t>
+      </w:r>
+      <w:r>
+        <w:rPr>
+          <w:i/>
+          <w:iCs/>
+        </w:rPr>
+        <w:t xml:space="preserve">two different ways</w:t>
+      </w:r>
+      <w:r>
+        <w:t xml:space="preserve">: a³ + b³ = c³ + d³. Find all of them with a, b, c, d below n — faster than trying every four numbers.</w:t>
+      </w:r>
+    </w:p>
+    <w:p>
+      <w:pPr>
+        <w:pStyle w:val="BodyText"/>
+      </w:pPr>
+      <w:r>
+        <w:t xml:space="preserve">The lazy way is four nested loops over a, b, c, d — that is O(n⁴), hopeless. The trick is the same "remember what you have seen" idea from the fast anagram and two-sum solutions:</w:t>
+      </w:r>
+      <w:r>
+        <w:t xml:space="preserve"> </w:t>
+      </w:r>
+      <w:r>
+        <w:rPr>
+          <w:b/>
+          <w:bCs/>
+        </w:rPr>
+        <w:t xml:space="preserve">build every two-cube sum once and look for collisions.</w:t>
+      </w:r>
+    </w:p>
+    <w:p>
+      <w:pPr>
+        <w:pStyle w:val="BodyText"/>
+      </w:pPr>
+      <w:r>
+        <w:t xml:space="preserve">Go over every pair (a, b) with a ≤ b &lt; n (about n²/2 of them), compute a³ + b³, and drop it into a dictionary whose</w:t>
+      </w:r>
+      <w:r>
+        <w:t xml:space="preserve"> </w:t>
+      </w:r>
+      <w:r>
+        <w:rPr>
+          <w:i/>
+          <w:iCs/>
+        </w:rPr>
+        <w:t xml:space="preserve">key</w:t>
+      </w:r>
+      <w:r>
+        <w:t xml:space="preserve"> </w:t>
+      </w:r>
+      <w:r>
+        <w:t xml:space="preserve">is that sum. Any key that ends up with two or more different pairs is a Ramanujan number.</w:t>
+      </w:r>
+    </w:p>
+    <w:p>
+      <w:pPr>
+        <w:pStyle w:val="SourceCode"/>
+      </w:pPr>
+      <w:r>
+        <w:rPr>
+          <w:rStyle w:val="VerbatimChar"/>
+        </w:rPr>
+        <w:t xml:space="preserve">def ramanujan(n):</w:t>
+      </w:r>
+      <w:r>
+        <w:br/>
+      </w:r>
+      <w:r>
+        <w:rPr>
+          <w:rStyle w:val="VerbatimChar"/>
+        </w:rPr>
+        <w:t xml:space="preserve">    seen = {}                     # sum -&gt; list of (a, b) pairs</w:t>
+      </w:r>
+      <w:r>
+        <w:br/>
+      </w:r>
+      <w:r>
+        <w:rPr>
+          <w:rStyle w:val="VerbatimChar"/>
+        </w:rPr>
+        <w:t xml:space="preserve">    for a in range(1, n):</w:t>
+      </w:r>
+      <w:r>
+        <w:br/>
+      </w:r>
+      <w:r>
+        <w:rPr>
+          <w:rStyle w:val="VerbatimChar"/>
+        </w:rPr>
+        <w:t xml:space="preserve">        for b in range(a, n):     # a &lt;= b avoids counting a pair twice</w:t>
+      </w:r>
+      <w:r>
+        <w:br/>
+      </w:r>
+      <w:r>
+        <w:rPr>
+          <w:rStyle w:val="VerbatimChar"/>
+        </w:rPr>
+        <w:t xml:space="preserve">            seen.setdefault(a**3 + b**3, []).append((a, b))</w:t>
+      </w:r>
+      <w:r>
+        <w:br/>
+      </w:r>
+      <w:r>
+        <w:rPr>
+          <w:rStyle w:val="VerbatimChar"/>
+        </w:rPr>
+        <w:t xml:space="preserve">    return {s: p for s, p in seen.items() if len(p) &gt;= 2}</w:t>
+      </w:r>
+      <w:r>
+        <w:br/>
+      </w:r>
+      <w:r>
+        <w:br/>
+      </w:r>
+      <w:r>
+        <w:rPr>
+          <w:rStyle w:val="VerbatimChar"/>
+        </w:rPr>
+        <w:t xml:space="preserve">print(sorted(ramanujan(20)))</w:t>
+      </w:r>
+    </w:p>
+    <w:p>
+      <w:pPr>
+        <w:pStyle w:val="FirstParagraph"/>
+      </w:pPr>
+      <w:r>
+        <w:t xml:space="preserve">[(1729, [(1, 12), (9, 10)])]</w:t>
+      </w:r>
+    </w:p>
+    <w:p>
+      <w:pPr>
+        <w:pStyle w:val="BodyText"/>
+      </w:pPr>
+      <w:r>
+        <w:t xml:space="preserve">The smallest is the famous</w:t>
+      </w:r>
+      <w:r>
+        <w:t xml:space="preserve"> </w:t>
+      </w:r>
+      <w:r>
+        <w:rPr>
+          <w:b/>
+          <w:bCs/>
+        </w:rPr>
+        <w:t xml:space="preserve">1729 = 1³ + 12³ = 9³ + 10³</w:t>
+      </w:r>
+      <w:r>
+        <w:t xml:space="preserve"> </w:t>
+      </w:r>
+      <w:r>
+        <w:t xml:space="preserve">— the "taxicab number" from the Hardy–Ramanujan story. Building the dictionary is one pass over the ≈ n²/2 pairs, each insert O(1) on average, so the whole thing is</w:t>
+      </w:r>
+      <w:r>
+        <w:t xml:space="preserve"> </w:t>
+      </w:r>
+      <w:r>
+        <w:rPr>
+          <w:b/>
+          <w:bCs/>
+        </w:rPr>
+        <w:t xml:space="preserve">O(n²)</w:t>
+      </w:r>
+      <w:r>
+        <w:t xml:space="preserve"> </w:t>
+      </w:r>
+      <w:r>
+        <w:t xml:space="preserve">time and O(n²) space.</w:t>
+      </w:r>
+    </w:p>
+    <w:p>
+      <w:pPr>
+        <w:pStyle w:val="BodyText"/>
+      </w:pPr>
+      <w:r>
+        <w:rPr>
+          <w:b/>
+          <w:bCs/>
+        </w:rPr>
+        <w:t xml:space="preserve">Answer —</w:t>
+      </w:r>
+      <w:r>
+        <w:t xml:space="preserve"> </w:t>
+      </w:r>
+      <w:r>
+        <w:t xml:space="preserve">Store every a³ + b³ (for a ≤ b &lt; n) in a dictionary keyed by the sum; the keys hit two or more times are the Ramanujan numbers. Time</w:t>
+      </w:r>
+      <w:r>
+        <w:t xml:space="preserve"> </w:t>
+      </w:r>
+      <w:r>
+        <w:rPr>
+          <w:b/>
+          <w:bCs/>
+        </w:rPr>
+        <w:t xml:space="preserve">O(n²)</w:t>
+      </w:r>
+      <w:r>
+        <w:t xml:space="preserve">, far better than brute-force O(n⁴). The smallest is 1729.</w:t>
+      </w:r>
+    </w:p>
+    <w:p>
+      <w:pPr>
+        <w:pStyle w:val="BodyText"/>
+      </w:pPr>
+      <w:r>
+        <w:rPr>
+          <w:b/>
+          <w:bCs/>
+        </w:rPr>
+        <w:t xml:space="preserve">Why it matters —</w:t>
+      </w:r>
+      <w:r>
+        <w:t xml:space="preserve"> </w:t>
+      </w:r>
+      <w:r>
+        <w:t xml:space="preserve">"Compute a value once and hash it, then look for repeats" turns an O(n⁴) search into O(n²) — the same move behind the fast anagram and two-sum solutions.</w:t>
+      </w:r>
+    </w:p>
+    <w:bookmarkEnd w:id="65"/>
+    <w:bookmarkStart w:id="66" w:name="problems-2-51-2-52"/>
     <w:p>
       <w:pPr>
         <w:pStyle w:val="Heading3"/>
@@ -19733,105 +22448,13 @@
           <w:b/>
           <w:bCs/>
         </w:rPr>
-        <w:t xml:space="preserve">Answer —</w:t>
-      </w:r>
-      <w:r>
-        <w:t xml:space="preserve"> </w:t>
-      </w:r>
-      <w:r>
-        <w:t xml:space="preserve">(2-51) The top pirate keeps $298 and gives $1 each to P4 and P2, passing 3-to-3; P5, P3, P1 get nothing. (2-52) The top pirate survives and no one need die: he gives the one dollar to a single pirate whose vote he needs, and relies on P5's free vote (P5 votes yes just to avoid dying next round).</w:t>
-      </w:r>
-    </w:p>
-    <w:p>
-      <w:pPr>
-        <w:pStyle w:val="BodyText"/>
-      </w:pPr>
-      <w:r>
-        <w:rPr>
-          <w:b/>
-          <w:bCs/>
-        </w:rPr>
-        <w:t xml:space="preserve">Why it matters —</w:t>
-      </w:r>
-      <w:r>
-        <w:t xml:space="preserve"> </w:t>
-      </w:r>
-      <w:r>
-        <w:t xml:space="preserve">It shows the power of working backwards from the simplest case — the same habit behind many algorithms.</w:t>
-      </w:r>
-    </w:p>
-    <w:bookmarkEnd w:id="65"/>
-    <w:bookmarkEnd w:id="66"/>
-    <w:bookmarkStart w:id="68" w:name="cat-programming"/>
-    <w:p>
-      <w:pPr>
-        <w:pStyle w:val="Heading2"/>
-      </w:pPr>
-      <w:r>
-        <w:t xml:space="preserve">Programming Challenges</w:t>
-      </w:r>
-    </w:p>
-    <w:bookmarkStart w:id="67" w:name="programming-challenges"/>
-    <w:p>
-      <w:pPr>
-        <w:pStyle w:val="Heading3"/>
-      </w:pPr>
-      <w:r>
-        <w:t xml:space="preserve">Programming Challenges</w:t>
-      </w:r>
-    </w:p>
-    <w:p>
-      <w:pPr>
-        <w:pStyle w:val="FirstParagraph"/>
-      </w:pPr>
-      <w:r>
-        <w:rPr>
-          <w:b/>
-          <w:bCs/>
-        </w:rPr>
-        <w:t xml:space="preserve">In plain words —</w:t>
-      </w:r>
-      <w:r>
-        <w:t xml:space="preserve"> </w:t>
-      </w:r>
-      <w:r>
-        <w:t xml:space="preserve">Three short online-judge (UVA) problems that go with this chapter. Each needs one clever observation, not heavy machinery. Here is a plain approach for each.</w:t>
-      </w:r>
-    </w:p>
-    <w:p>
-      <w:pPr>
-        <w:pStyle w:val="BodyText"/>
-      </w:pPr>
-      <w:r>
-        <w:rPr>
-          <w:b/>
-          <w:bCs/>
-        </w:rPr>
-        <w:t xml:space="preserve">Primary Arithmetic</w:t>
-      </w:r>
-      <w:r>
-        <w:t xml:space="preserve"> </w:t>
-      </w:r>
-      <w:r>
-        <w:t xml:space="preserve">— count the carries when you add two numbers. Add them the grade-school way, digit by digit from the right, keeping a running carry. Every column where the two digits plus the incoming carry reach 10 makes a carry into the next column. Count those events. It is O(number of digits) — really just "do primary-school addition and watch the carries", then report none, one, or the count.</w:t>
-      </w:r>
-    </w:p>
-    <w:p>
-      <w:pPr>
-        <w:pStyle w:val="BodyText"/>
-      </w:pPr>
-      <w:r>
-        <w:rPr>
-          <w:b/>
-          <w:bCs/>
-        </w:rPr>
-        <w:t xml:space="preserve">A Multiplication Game</w:t>
-      </w:r>
-      <w:r>
-        <w:t xml:space="preserve"> </w:t>
-      </w:r>
-      <w:r>
-        <w:t xml:space="preserve">— two players start from a product of 1 and take turns multiplying it by any number from 2 to 9; the first to reach or pass n wins, and Stan goes first. This is a small game you solve by</w:t>
+        <w:t xml:space="preserve">One honest caveat (the assumption behind 2-52).</w:t>
+      </w:r>
+      <w:r>
+        <w:t xml:space="preserve"> </w:t>
+      </w:r>
+      <w:r>
+        <w:t xml:space="preserve">The single-dollar answer needs a tie-breaking rule. Skiena states only “survival first, then money”, which leaves open what a pirate does when a proposal gives him</w:t>
       </w:r>
       <w:r>
         <w:t xml:space="preserve"> </w:t>
@@ -19841,31 +22464,154 @@
           <w:i/>
           <w:iCs/>
         </w:rPr>
-        <w:t xml:space="preserve">reasoning backwards</w:t>
-      </w:r>
-      <w:r>
-        <w:t xml:space="preserve"> </w:t>
-      </w:r>
-      <w:r>
-        <w:t xml:space="preserve">from n about which running totals are winning. With best play the winner depends only on which "band" n falls in: Stan wins for n up to 9, the second player for 10 to 18, Stan again for 19 to 162, and so on — each band nine times wider than the last (best rush multiplies by 9, best stall multiplies by 2). Find the band by comparing n against powers of nine; no search needed.</w:t>
-      </w:r>
-    </w:p>
-    <w:p>
-      <w:pPr>
-        <w:pStyle w:val="BodyText"/>
-      </w:pPr>
-      <w:r>
-        <w:rPr>
-          <w:b/>
-          <w:bCs/>
-        </w:rPr>
-        <w:t xml:space="preserve">Light, More Light</w:t>
-      </w:r>
-      <w:r>
-        <w:t xml:space="preserve"> </w:t>
-      </w:r>
-      <w:r>
-        <w:t xml:space="preserve">— lamps 1..N start off; person i flips every lamp whose number is a multiple of i, so lamp k is flipped once for each of its divisors. A lamp ends</w:t>
+        <w:t xml:space="preserve">the same</w:t>
+      </w:r>
+      <w:r>
+        <w:t xml:space="preserve"> </w:t>
+      </w:r>
+      <w:r>
+        <w:t xml:space="preserve">outcome (same survival, same money) as letting the proposer drown. The clean “nobody dies” result assumes an indifferent pirate votes</w:t>
+      </w:r>
+      <w:r>
+        <w:t xml:space="preserve"> </w:t>
+      </w:r>
+      <w:r>
+        <w:rPr>
+          <w:b/>
+          <w:bCs/>
+        </w:rPr>
+        <w:t xml:space="preserve">for</w:t>
+      </w:r>
+      <w:r>
+        <w:t xml:space="preserve"> </w:t>
+      </w:r>
+      <w:r>
+        <w:t xml:space="preserve">the proposal (equivalently, would rather not throw a colleague overboard for nothing). Under the opposite tie-break the split shifts and some proposers do die. So the unique backward-induction answer requires stating that extra preference.</w:t>
+      </w:r>
+    </w:p>
+    <w:p>
+      <w:pPr>
+        <w:pStyle w:val="BodyText"/>
+      </w:pPr>
+      <w:r>
+        <w:rPr>
+          <w:b/>
+          <w:bCs/>
+        </w:rPr>
+        <w:t xml:space="preserve">Answer —</w:t>
+      </w:r>
+      <w:r>
+        <w:t xml:space="preserve"> </w:t>
+      </w:r>
+      <w:r>
+        <w:t xml:space="preserve">(2-51) The top pirate keeps $298 and gives $1 each to P4 and P2, passing 3-to-3; P5, P3, P1 get nothing. (2-52) The top pirate survives and no one need die: he gives the one dollar to a single pirate whose vote he needs, and relies on P5's free vote (P5 votes yes just to avoid dying next round).</w:t>
+      </w:r>
+    </w:p>
+    <w:p>
+      <w:pPr>
+        <w:pStyle w:val="BodyText"/>
+      </w:pPr>
+      <w:r>
+        <w:rPr>
+          <w:b/>
+          <w:bCs/>
+        </w:rPr>
+        <w:t xml:space="preserve">Why it matters —</w:t>
+      </w:r>
+      <w:r>
+        <w:t xml:space="preserve"> </w:t>
+      </w:r>
+      <w:r>
+        <w:t xml:space="preserve">It shows the power of working backwards from the simplest case — the same habit behind many algorithms.</w:t>
+      </w:r>
+    </w:p>
+    <w:bookmarkEnd w:id="66"/>
+    <w:bookmarkEnd w:id="67"/>
+    <w:bookmarkStart w:id="69" w:name="cat-programming"/>
+    <w:p>
+      <w:pPr>
+        <w:pStyle w:val="Heading2"/>
+      </w:pPr>
+      <w:r>
+        <w:t xml:space="preserve">Programming Challenges</w:t>
+      </w:r>
+    </w:p>
+    <w:bookmarkStart w:id="68" w:name="programming-challenges"/>
+    <w:p>
+      <w:pPr>
+        <w:pStyle w:val="Heading3"/>
+      </w:pPr>
+      <w:r>
+        <w:t xml:space="preserve">Programming Challenges</w:t>
+      </w:r>
+    </w:p>
+    <w:p>
+      <w:pPr>
+        <w:pStyle w:val="FirstParagraph"/>
+      </w:pPr>
+      <w:r>
+        <w:rPr>
+          <w:b/>
+          <w:bCs/>
+        </w:rPr>
+        <w:t xml:space="preserve">In plain words —</w:t>
+      </w:r>
+      <w:r>
+        <w:t xml:space="preserve"> </w:t>
+      </w:r>
+      <w:r>
+        <w:t xml:space="preserve">Three short online-judge (UVA) problems that go with this chapter. Each needs one clever observation, not heavy machinery. Here is a plain approach for each.</w:t>
+      </w:r>
+    </w:p>
+    <w:p>
+      <w:pPr>
+        <w:pStyle w:val="BodyText"/>
+      </w:pPr>
+      <w:r>
+        <w:rPr>
+          <w:b/>
+          <w:bCs/>
+        </w:rPr>
+        <w:t xml:space="preserve">Primary Arithmetic</w:t>
+      </w:r>
+      <w:r>
+        <w:t xml:space="preserve"> </w:t>
+      </w:r>
+      <w:r>
+        <w:t xml:space="preserve">— count the carries when you add two numbers. Add them the grade-school way, digit by digit from the right, keeping a running carry. Every column where the two digits plus the incoming carry reach 10 makes a carry into the next column. Count those events. It is O(number of digits) — really just "do primary-school addition and watch the carries", then report none, one, or the count.</w:t>
+      </w:r>
+    </w:p>
+    <w:p>
+      <w:pPr>
+        <w:pStyle w:val="BodyText"/>
+      </w:pPr>
+      <w:r>
+        <w:rPr>
+          <w:b/>
+          <w:bCs/>
+        </w:rPr>
+        <w:t xml:space="preserve">A Multiplication Game</w:t>
+      </w:r>
+      <w:r>
+        <w:t xml:space="preserve"> </w:t>
+      </w:r>
+      <w:r>
+        <w:t xml:space="preserve">— two players start from a product of 1 and take turns multiplying it by any number from 2 to 9; the first to reach or pass</w:t>
+      </w:r>
+      <w:r>
+        <w:t xml:space="preserve"> </w:t>
+      </w:r>
+      <w:r>
+        <w:rPr>
+          <w:rStyle w:val="VerbatimChar"/>
+        </w:rPr>
+        <w:t xml:space="preserve">n</w:t>
+      </w:r>
+      <w:r>
+        <w:t xml:space="preserve"> </w:t>
+      </w:r>
+      <w:r>
+        <w:t xml:space="preserve">wins, and Stan goes first. Solve it by</w:t>
       </w:r>
       <w:r>
         <w:t xml:space="preserve"> </w:t>
@@ -19875,13 +22621,235 @@
           <w:i/>
           <w:iCs/>
         </w:rPr>
-        <w:t xml:space="preserve">on</w:t>
-      </w:r>
-      <w:r>
-        <w:t xml:space="preserve"> </w:t>
-      </w:r>
-      <w:r>
-        <w:t xml:space="preserve">only if it was flipped an odd number of times, i.e. if k has an odd number of divisors. Divisors normally come in pairs (d and k/d),</w:t>
+        <w:t xml:space="preserve">reasoning backwards</w:t>
+      </w:r>
+      <w:r>
+        <w:t xml:space="preserve">. With best play the winner depends only on which "band"</w:t>
+      </w:r>
+      <w:r>
+        <w:t xml:space="preserve"> </w:t>
+      </w:r>
+      <w:r>
+        <w:rPr>
+          <w:rStyle w:val="VerbatimChar"/>
+        </w:rPr>
+        <w:t xml:space="preserve">n</w:t>
+      </w:r>
+      <w:r>
+        <w:t xml:space="preserve"> </w:t>
+      </w:r>
+      <w:r>
+        <w:t xml:space="preserve">falls in, and the band edges are</w:t>
+      </w:r>
+      <w:r>
+        <w:t xml:space="preserve"> </w:t>
+      </w:r>
+      <w:r>
+        <w:rPr>
+          <w:b/>
+          <w:bCs/>
+        </w:rPr>
+        <w:t xml:space="preserve">9, 18, 162, 324, 2916, …</w:t>
+      </w:r>
+      <w:r>
+        <w:t xml:space="preserve"> </w:t>
+      </w:r>
+      <w:r>
+        <w:t xml:space="preserve">— the gaps alternate</w:t>
+      </w:r>
+      <w:r>
+        <w:t xml:space="preserve"> </w:t>
+      </w:r>
+      <w:r>
+        <w:rPr>
+          <w:b/>
+          <w:bCs/>
+        </w:rPr>
+        <w:t xml:space="preserve">×2 then ×9</w:t>
+      </w:r>
+      <w:r>
+        <w:t xml:space="preserve"> </w:t>
+      </w:r>
+      <w:r>
+        <w:t xml:space="preserve">(not "powers of nine"): Stan wins for</w:t>
+      </w:r>
+      <w:r>
+        <w:t xml:space="preserve"> </w:t>
+      </w:r>
+      <w:r>
+        <w:rPr>
+          <w:rStyle w:val="VerbatimChar"/>
+        </w:rPr>
+        <w:t xml:space="preserve">n</w:t>
+      </w:r>
+      <w:r>
+        <w:t xml:space="preserve"> </w:t>
+      </w:r>
+      <w:r>
+        <w:t xml:space="preserve">in</w:t>
+      </w:r>
+      <w:r>
+        <w:t xml:space="preserve"> </w:t>
+      </w:r>
+      <w:r>
+        <w:rPr>
+          <w:rStyle w:val="VerbatimChar"/>
+        </w:rPr>
+        <w:t xml:space="preserve">2–9</w:t>
+      </w:r>
+      <w:r>
+        <w:t xml:space="preserve">, the second player for</w:t>
+      </w:r>
+      <w:r>
+        <w:t xml:space="preserve"> </w:t>
+      </w:r>
+      <w:r>
+        <w:rPr>
+          <w:rStyle w:val="VerbatimChar"/>
+        </w:rPr>
+        <w:t xml:space="preserve">10–18</w:t>
+      </w:r>
+      <w:r>
+        <w:t xml:space="preserve">, Stan for</w:t>
+      </w:r>
+      <w:r>
+        <w:t xml:space="preserve"> </w:t>
+      </w:r>
+      <w:r>
+        <w:rPr>
+          <w:rStyle w:val="VerbatimChar"/>
+        </w:rPr>
+        <w:t xml:space="preserve">19–162</w:t>
+      </w:r>
+      <w:r>
+        <w:t xml:space="preserve">, the second player for</w:t>
+      </w:r>
+      <w:r>
+        <w:t xml:space="preserve"> </w:t>
+      </w:r>
+      <w:r>
+        <w:rPr>
+          <w:rStyle w:val="VerbatimChar"/>
+        </w:rPr>
+        <w:t xml:space="preserve">163–324</w:t>
+      </w:r>
+      <w:r>
+        <w:t xml:space="preserve">, Stan for</w:t>
+      </w:r>
+      <w:r>
+        <w:t xml:space="preserve"> </w:t>
+      </w:r>
+      <w:r>
+        <w:rPr>
+          <w:rStyle w:val="VerbatimChar"/>
+        </w:rPr>
+        <w:t xml:space="preserve">325–2916</w:t>
+      </w:r>
+      <w:r>
+        <w:t xml:space="preserve">, and so on. A clean way to decide: repeatedly replace</w:t>
+      </w:r>
+      <w:r>
+        <w:t xml:space="preserve"> </w:t>
+      </w:r>
+      <w:r>
+        <w:rPr>
+          <w:rStyle w:val="VerbatimChar"/>
+        </w:rPr>
+        <w:t xml:space="preserve">n</w:t>
+      </w:r>
+      <w:r>
+        <w:t xml:space="preserve"> </w:t>
+      </w:r>
+      <w:r>
+        <w:t xml:space="preserve">by</w:t>
+      </w:r>
+      <w:r>
+        <w:t xml:space="preserve"> </w:t>
+      </w:r>
+      <w:r>
+        <w:rPr>
+          <w:rStyle w:val="VerbatimChar"/>
+        </w:rPr>
+        <w:t xml:space="preserve">ceil(n / 18)</w:t>
+      </w:r>
+      <w:r>
+        <w:t xml:space="preserve"> </w:t>
+      </w:r>
+      <w:r>
+        <w:t xml:space="preserve">until</w:t>
+      </w:r>
+      <w:r>
+        <w:t xml:space="preserve"> </w:t>
+      </w:r>
+      <w:r>
+        <w:rPr>
+          <w:rStyle w:val="VerbatimChar"/>
+        </w:rPr>
+        <w:t xml:space="preserve">n ≤ 18</w:t>
+      </w:r>
+      <w:r>
+        <w:t xml:space="preserve">; then</w:t>
+      </w:r>
+      <w:r>
+        <w:t xml:space="preserve"> </w:t>
+      </w:r>
+      <w:r>
+        <w:rPr>
+          <w:b/>
+          <w:bCs/>
+        </w:rPr>
+        <w:t xml:space="preserve">Stan (first) wins exactly when the leftover</w:t>
+      </w:r>
+      <w:r>
+        <w:rPr>
+          <w:b/>
+          <w:bCs/>
+        </w:rPr>
+        <w:t xml:space="preserve"> </w:t>
+      </w:r>
+      <w:r>
+        <w:rPr>
+          <w:rStyle w:val="VerbatimChar"/>
+          <w:b/>
+          <w:bCs/>
+        </w:rPr>
+        <w:t xml:space="preserve">n ≤ 9</w:t>
+      </w:r>
+      <w:r>
+        <w:t xml:space="preserve">. (The special case</w:t>
+      </w:r>
+      <w:r>
+        <w:t xml:space="preserve"> </w:t>
+      </w:r>
+      <w:r>
+        <w:rPr>
+          <w:rStyle w:val="VerbatimChar"/>
+        </w:rPr>
+        <w:t xml:space="preserve">n = 1</w:t>
+      </w:r>
+      <w:r>
+        <w:t xml:space="preserve"> </w:t>
+      </w:r>
+      <w:r>
+        <w:t xml:space="preserve">is a second-player win.) No search needed — a handful of divisions.</w:t>
+      </w:r>
+    </w:p>
+    <w:p>
+      <w:pPr>
+        <w:pStyle w:val="BodyText"/>
+      </w:pPr>
+      <w:r>
+        <w:rPr>
+          <w:b/>
+          <w:bCs/>
+        </w:rPr>
+        <w:t xml:space="preserve">Light, More Light</w:t>
+      </w:r>
+      <w:r>
+        <w:t xml:space="preserve"> </w:t>
+      </w:r>
+      <w:r>
+        <w:t xml:space="preserve">— lamps 1..N start off; person i flips every lamp whose number is a multiple of i, so lamp k is flipped once for each of its divisors. A lamp ends</w:t>
       </w:r>
       <w:r>
         <w:t xml:space="preserve"> </w:t>
@@ -19891,6 +22859,22 @@
           <w:i/>
           <w:iCs/>
         </w:rPr>
+        <w:t xml:space="preserve">on</w:t>
+      </w:r>
+      <w:r>
+        <w:t xml:space="preserve"> </w:t>
+      </w:r>
+      <w:r>
+        <w:t xml:space="preserve">only if it was flipped an odd number of times, i.e. if k has an odd number of divisors. Divisors normally come in pairs (d and k/d),</w:t>
+      </w:r>
+      <w:r>
+        <w:t xml:space="preserve"> </w:t>
+      </w:r>
+      <w:r>
+        <w:rPr>
+          <w:i/>
+          <w:iCs/>
+        </w:rPr>
         <w:t xml:space="preserve">except</w:t>
       </w:r>
       <w:r>
@@ -19915,7 +22899,49 @@
         <w:t xml:space="preserve"> </w:t>
       </w:r>
       <w:r>
-        <w:t xml:space="preserve">Primary Arithmetic: count carries during digit-by-digit addition. A Multiplication Game: the winner is decided by which power-of-nine band n falls in. Light, More Light: the lamps left on are exactly the perfect squares.</w:t>
+        <w:t xml:space="preserve">Primary Arithmetic: count carries during digit-by-digit addition. A Multiplication Game: the winner is decided by which band</w:t>
+      </w:r>
+      <w:r>
+        <w:t xml:space="preserve"> </w:t>
+      </w:r>
+      <w:r>
+        <w:rPr>
+          <w:rStyle w:val="VerbatimChar"/>
+        </w:rPr>
+        <w:t xml:space="preserve">n</w:t>
+      </w:r>
+      <w:r>
+        <w:t xml:space="preserve"> </w:t>
+      </w:r>
+      <w:r>
+        <w:t xml:space="preserve">falls in, where the band edges 9, 18, 162, 324, 2916… grow by alternating ×2 and ×9 (decide by dividing</w:t>
+      </w:r>
+      <w:r>
+        <w:t xml:space="preserve"> </w:t>
+      </w:r>
+      <w:r>
+        <w:rPr>
+          <w:rStyle w:val="VerbatimChar"/>
+        </w:rPr>
+        <w:t xml:space="preserve">n</w:t>
+      </w:r>
+      <w:r>
+        <w:t xml:space="preserve"> </w:t>
+      </w:r>
+      <w:r>
+        <w:t xml:space="preserve">by 18 repeatedly, then testing</w:t>
+      </w:r>
+      <w:r>
+        <w:t xml:space="preserve"> </w:t>
+      </w:r>
+      <w:r>
+        <w:rPr>
+          <w:rStyle w:val="VerbatimChar"/>
+        </w:rPr>
+        <w:t xml:space="preserve">n ≤ 9</w:t>
+      </w:r>
+      <w:r>
+        <w:t xml:space="preserve">). Light, More Light: the lamps left on are exactly the perfect squares.</w:t>
       </w:r>
     </w:p>
     <w:p>
@@ -19936,9 +22962,9 @@
         <w:t xml:space="preserve">Each shows that the right observation turns a scary-looking problem into a few lines of code.</w:t>
       </w:r>
     </w:p>
-    <w:bookmarkEnd w:id="67"/>
     <w:bookmarkEnd w:id="68"/>
     <w:bookmarkEnd w:id="69"/>
+    <w:bookmarkEnd w:id="70"/>
     <w:sectPr>
       <w:footnotePr>
         <w:numRestart w:val="eachSect"/>
@@ -20253,34 +23279,7 @@
     <w:abstractNumId w:val="991"/>
   </w:num>
   <w:num w:numId="1005">
-    <w:abstractNumId w:val="99201"/>
-    <w:lvlOverride w:ilvl="0">
-      <w:startOverride w:val="1"/>
-    </w:lvlOverride>
-    <w:lvlOverride w:ilvl="1">
-      <w:startOverride w:val="1"/>
-    </w:lvlOverride>
-    <w:lvlOverride w:ilvl="2">
-      <w:startOverride w:val="1"/>
-    </w:lvlOverride>
-    <w:lvlOverride w:ilvl="3">
-      <w:startOverride w:val="1"/>
-    </w:lvlOverride>
-    <w:lvlOverride w:ilvl="4">
-      <w:startOverride w:val="1"/>
-    </w:lvlOverride>
-    <w:lvlOverride w:ilvl="5">
-      <w:startOverride w:val="1"/>
-    </w:lvlOverride>
-    <w:lvlOverride w:ilvl="6">
-      <w:startOverride w:val="1"/>
-    </w:lvlOverride>
-    <w:lvlOverride w:ilvl="7">
-      <w:startOverride w:val="1"/>
-    </w:lvlOverride>
-    <w:lvlOverride w:ilvl="8">
-      <w:startOverride w:val="1"/>
-    </w:lvlOverride>
+    <w:abstractNumId w:val="991"/>
   </w:num>
   <w:num w:numId="1006">
     <w:abstractNumId w:val="991"/>

--- a/aa/skiena/Skiena_Ch2_Explained_Simply.docx
+++ b/aa/skiena/Skiena_Ch2_Explained_Simply.docx
@@ -70,7 +70,7 @@
           <w:i/>
           <w:iCs/>
         </w:rPr>
-        <w:t xml:space="preserve">(Chapter 2). Every problem is restated in plain words and worked through with tiny numbers. Companion to the Algorithm Analysis with Python course.</w:t>
+        <w:t xml:space="preserve">(Chapter 2). Companion to the Algorithm Analysis with Python course.</w:t>
       </w:r>
     </w:p>
     <w:bookmarkStart w:id="15" w:name="cat-program-analysis"/>
@@ -16977,7 +16977,7 @@
         <w:t xml:space="preserve">n−i</w:t>
       </w:r>
       <w:r>
-        <w:t xml:space="preserve">. Using "sum up to b minus sum up to a−1", that inner sum equals</w:t>
+        <w:t xml:space="preserve">, which is</w:t>
       </w:r>
       <w:r>
         <w:t xml:space="preserve"> </w:t>
@@ -16989,7 +16989,7 @@
         <w:t xml:space="preserve">[(n−i)(n−i+1) − (i−1)i] / 2</w:t>
       </w:r>
       <w:r>
-        <w:t xml:space="preserve">. Writing</w:t>
+        <w:t xml:space="preserve">. Now write</w:t>
       </w:r>
       <w:r>
         <w:t xml:space="preserve"> </w:t>
@@ -17004,68 +17004,59 @@
         <w:t xml:space="preserve"> </w:t>
       </w:r>
       <w:r>
-        <w:t xml:space="preserve">and adding these up over</w:t>
-      </w:r>
-      <w:r>
-        <w:t xml:space="preserve"> </w:t>
-      </w:r>
-      <w:r>
-        <w:rPr>
-          <w:rStyle w:val="VerbatimChar"/>
-        </w:rPr>
-        <w:t xml:space="preserve">i = 1 .. m</w:t>
-      </w:r>
-      <w:r>
-        <w:t xml:space="preserve">, everything collapses to a strikingly clean result:</w:t>
-      </w:r>
-    </w:p>
-    <w:p>
-      <w:pPr>
-        <w:pStyle w:val="BodyText"/>
-      </w:pPr>
-      <w:r>
-        <w:t xml:space="preserve">T(n) = m</w:t>
-      </w:r>
-      <w:r>
-        <w:rPr>
-          <w:vertAlign w:val="superscript"/>
-        </w:rPr>
-        <w:t xml:space="preserve">3</w:t>
-      </w:r>
-      <w:r>
-        <w:t xml:space="preserve"> </w:t>
-      </w:r>
-      <w:r>
-        <w:t xml:space="preserve">= (n/2)</w:t>
-      </w:r>
-      <w:r>
-        <w:rPr>
-          <w:vertAlign w:val="superscript"/>
-        </w:rPr>
-        <w:t xml:space="preserve">3</w:t>
-      </w:r>
-      <w:r>
-        <w:t xml:space="preserve"> </w:t>
-      </w:r>
-      <w:r>
-        <w:t xml:space="preserve">= n</w:t>
-      </w:r>
-      <w:r>
-        <w:rPr>
-          <w:vertAlign w:val="superscript"/>
-        </w:rPr>
-        <w:t xml:space="preserve">3</w:t>
-      </w:r>
-      <w:r>
-        <w:t xml:space="preserve"> </w:t>
-      </w:r>
-      <w:r>
-        <w:t xml:space="preserve">/ 8</w:t>
-      </w:r>
-    </w:p>
-    <w:p>
-      <w:pPr>
-        <w:pStyle w:val="BodyText"/>
+        <w:t xml:space="preserve">and show the work:</w:t>
+      </w:r>
+    </w:p>
+    <w:p>
+      <w:pPr>
+        <w:pStyle w:val="SourceCode"/>
+      </w:pPr>
+      <w:r>
+        <w:rPr>
+          <w:rStyle w:val="VerbatimChar"/>
+        </w:rPr>
+        <w:t xml:space="preserve">T(n) = ∑i=1m [ (2m-i)(2m-i+1) - (i-1)i ] / 2</w:t>
+      </w:r>
+      <w:r>
+        <w:br/>
+      </w:r>
+      <w:r>
+        <w:rPr>
+          <w:rStyle w:val="VerbatimChar"/>
+        </w:rPr>
+        <w:t xml:space="preserve">     = ∑i=1m m(2m - 2i + 1)          # the bracket simplifies to 2m(2m-2i+1)</w:t>
+      </w:r>
+      <w:r>
+        <w:br/>
+      </w:r>
+      <w:r>
+        <w:rPr>
+          <w:rStyle w:val="VerbatimChar"/>
+        </w:rPr>
+        <w:t xml:space="preserve">     = m [ (2m-1) + (2m-3) + ... + 3 + 1 ]     # the odd numbers 1..2m-1</w:t>
+      </w:r>
+      <w:r>
+        <w:br/>
+      </w:r>
+      <w:r>
+        <w:rPr>
+          <w:rStyle w:val="VerbatimChar"/>
+        </w:rPr>
+        <w:t xml:space="preserve">     = m · m2                            # sum of the first m odd numbers is m2</w:t>
+      </w:r>
+      <w:r>
+        <w:br/>
+      </w:r>
+      <w:r>
+        <w:rPr>
+          <w:rStyle w:val="VerbatimChar"/>
+        </w:rPr>
+        <w:t xml:space="preserve">     = m3 = (n/2)3 = n3/8</w:t>
+      </w:r>
+    </w:p>
+    <w:p>
+      <w:pPr>
+        <w:pStyle w:val="FirstParagraph"/>
       </w:pPr>
       <w:r>
         <w:rPr>
@@ -22448,45 +22439,59 @@
           <w:b/>
           <w:bCs/>
         </w:rPr>
-        <w:t xml:space="preserve">One honest caveat (the assumption behind 2-52).</w:t>
-      </w:r>
-      <w:r>
-        <w:t xml:space="preserve"> </w:t>
-      </w:r>
-      <w:r>
-        <w:t xml:space="preserve">The single-dollar answer needs a tie-breaking rule. Skiena states only “survival first, then money”, which leaves open what a pirate does when a proposal gives him</w:t>
-      </w:r>
-      <w:r>
-        <w:t xml:space="preserve"> </w:t>
-      </w:r>
-      <w:r>
-        <w:rPr>
+        <w:t xml:space="preserve">One honest caveat (the assumption behind 2-51 and 2-52).</w:t>
+      </w:r>
+      <w:r>
+        <w:t xml:space="preserve"> </w:t>
+      </w:r>
+      <w:r>
+        <w:t xml:space="preserve">Skiena specifies survival first and money second, but does not say how a pirate votes when both outcomes give him exactly the same survival and money. The solutions here use the standard convention that an</w:t>
+      </w:r>
+      <w:r>
+        <w:t xml:space="preserve"> </w:t>
+      </w:r>
+      <w:r>
+        <w:rPr>
+          <w:b/>
+          <w:bCs/>
+        </w:rPr>
+        <w:t xml:space="preserve">indifferent pirate votes</w:t>
+      </w:r>
+      <w:r>
+        <w:rPr>
+          <w:b/>
+          <w:bCs/>
+        </w:rPr>
+        <w:t xml:space="preserve"> </w:t>
+      </w:r>
+      <w:r>
+        <w:rPr>
+          <w:b/>
+          <w:bCs/>
           <w:i/>
           <w:iCs/>
         </w:rPr>
-        <w:t xml:space="preserve">the same</w:t>
-      </w:r>
-      <w:r>
-        <w:t xml:space="preserve"> </w:t>
-      </w:r>
-      <w:r>
-        <w:t xml:space="preserve">outcome (same survival, same money) as letting the proposer drown. The clean “nobody dies” result assumes an indifferent pirate votes</w:t>
-      </w:r>
-      <w:r>
-        <w:t xml:space="preserve"> </w:t>
-      </w:r>
-      <w:r>
-        <w:rPr>
-          <w:b/>
-          <w:bCs/>
-        </w:rPr>
-        <w:t xml:space="preserve">for</w:t>
-      </w:r>
-      <w:r>
-        <w:t xml:space="preserve"> </w:t>
-      </w:r>
-      <w:r>
-        <w:t xml:space="preserve">the proposal (equivalently, would rather not throw a colleague overboard for nothing). Under the opposite tie-break the split shifts and some proposers do die. So the unique backward-induction answer requires stating that extra preference.</w:t>
+        <w:t xml:space="preserve">against</w:t>
+      </w:r>
+      <w:r>
+        <w:rPr>
+          <w:b/>
+          <w:bCs/>
+        </w:rPr>
+        <w:t xml:space="preserve"> </w:t>
+      </w:r>
+      <w:r>
+        <w:rPr>
+          <w:b/>
+          <w:bCs/>
+        </w:rPr>
+        <w:t xml:space="preserve">the current proposal</w:t>
+      </w:r>
+      <w:r>
+        <w:t xml:space="preserve"> </w:t>
+      </w:r>
+      <w:r>
+        <w:t xml:space="preserve">— equivalently, a non-proposer backs a proposal only if it makes him strictly better off in survival or money. Under this convention the backward-induction outcomes below follow (note the $300 case relies on it too: a pirate who would get $0 next round is actually paid $1, rather than assumed to vote yes for the same $0). A different tie-breaking rule can change the result.</w:t>
       </w:r>
     </w:p>
     <w:p>
@@ -22816,22 +22821,7 @@
         <w:t xml:space="preserve">n ≤ 9</w:t>
       </w:r>
       <w:r>
-        <w:t xml:space="preserve">. (The special case</w:t>
-      </w:r>
-      <w:r>
-        <w:t xml:space="preserve"> </w:t>
-      </w:r>
-      <w:r>
-        <w:rPr>
-          <w:rStyle w:val="VerbatimChar"/>
-        </w:rPr>
-        <w:t xml:space="preserve">n = 1</w:t>
-      </w:r>
-      <w:r>
-        <w:t xml:space="preserve"> </w:t>
-      </w:r>
-      <w:r>
-        <w:t xml:space="preserve">is a second-player win.) No search needed — a handful of divisions.</w:t>
+        <w:t xml:space="preserve">. No search needed — a handful of divisions.</w:t>
       </w:r>
     </w:p>
     <w:p>

--- a/aa/skiena/Skiena_Ch2_Explained_Simply.docx
+++ b/aa/skiena/Skiena_Ch2_Explained_Simply.docx
@@ -17015,7 +17015,7 @@
         <w:rPr>
           <w:rStyle w:val="VerbatimChar"/>
         </w:rPr>
-        <w:t xml:space="preserve">T(n) = ∑i=1m [ (2m-i)(2m-i+1) - (i-1)i ] / 2</w:t>
+        <w:t xml:space="preserve">T(n) = ∑ [ (2m-i)(2m-i+1) - (i-1)i ] / 2   (i = 1..m, n = 2m)</w:t>
       </w:r>
       <w:r>
         <w:br/>
@@ -17024,7 +17024,7 @@
         <w:rPr>
           <w:rStyle w:val="VerbatimChar"/>
         </w:rPr>
-        <w:t xml:space="preserve">     = ∑i=1m m(2m - 2i + 1)          # the bracket simplifies to 2m(2m-2i+1)</w:t>
+        <w:t xml:space="preserve">     = ∑ m(2m - 2i + 1)</w:t>
       </w:r>
       <w:r>
         <w:br/>
@@ -17033,7 +17033,7 @@
         <w:rPr>
           <w:rStyle w:val="VerbatimChar"/>
         </w:rPr>
-        <w:t xml:space="preserve">     = m [ (2m-1) + (2m-3) + ... + 3 + 1 ]     # the odd numbers 1..2m-1</w:t>
+        <w:t xml:space="preserve">       # numerator simplifies to 2m(2m - 2i + 1)</w:t>
       </w:r>
       <w:r>
         <w:br/>
@@ -17042,7 +17042,7 @@
         <w:rPr>
           <w:rStyle w:val="VerbatimChar"/>
         </w:rPr>
-        <w:t xml:space="preserve">     = m · m2                            # sum of the first m odd numbers is m2</w:t>
+        <w:t xml:space="preserve">     = m [ (2m-1) + (2m-3) + ... + 1 ]</w:t>
       </w:r>
       <w:r>
         <w:br/>
@@ -17051,7 +17051,25 @@
         <w:rPr>
           <w:rStyle w:val="VerbatimChar"/>
         </w:rPr>
-        <w:t xml:space="preserve">     = m3 = (n/2)3 = n3/8</w:t>
+        <w:t xml:space="preserve">       # these are the odd numbers 1 .. 2m-1</w:t>
+      </w:r>
+      <w:r>
+        <w:br/>
+      </w:r>
+      <w:r>
+        <w:rPr>
+          <w:rStyle w:val="VerbatimChar"/>
+        </w:rPr>
+        <w:t xml:space="preserve">     = m · m2 = m3 = (n/2)3 = n3/8</w:t>
+      </w:r>
+      <w:r>
+        <w:br/>
+      </w:r>
+      <w:r>
+        <w:rPr>
+          <w:rStyle w:val="VerbatimChar"/>
+        </w:rPr>
+        <w:t xml:space="preserve">       # the first m odd numbers sum to m2</w:t>
       </w:r>
     </w:p>
     <w:p>
@@ -19868,7 +19886,16 @@
         <w:rPr>
           <w:rStyle w:val="VerbatimChar"/>
         </w:rPr>
-        <w:t xml:space="preserve">                keep[j] = item          # evict a random held item, insert the new one</w:t>
+        <w:t xml:space="preserve">                keep[j] = item</w:t>
+      </w:r>
+      <w:r>
+        <w:br/>
+      </w:r>
+      <w:r>
+        <w:rPr>
+          <w:rStyle w:val="VerbatimChar"/>
+        </w:rPr>
+        <w:t xml:space="preserve">                # evict a random held item and insert the new one</w:t>
       </w:r>
       <w:r>
         <w:br/>
@@ -19967,7 +19994,37 @@
           <w:b/>
           <w:bCs/>
         </w:rPr>
-        <w:t xml:space="preserve">keep three copies of every item, on three well-spread-out nodes</w:t>
+        <w:t xml:space="preserve">keep three copies of every item, on three</w:t>
+      </w:r>
+      <w:r>
+        <w:rPr>
+          <w:b/>
+          <w:bCs/>
+        </w:rPr>
+        <w:t xml:space="preserve"> </w:t>
+      </w:r>
+      <w:r>
+        <w:rPr>
+          <w:b/>
+          <w:b/>
+          <w:bCs/>
+          <w:bCs/>
+        </w:rPr>
+        <w:t xml:space="preserve">distinct</w:t>
+      </w:r>
+      <w:r>
+        <w:rPr>
+          <w:b/>
+          <w:bCs/>
+        </w:rPr>
+        <w:t xml:space="preserve"> </w:t>
+      </w:r>
+      <w:r>
+        <w:rPr>
+          <w:b/>
+          <w:bCs/>
+        </w:rPr>
+        <w:t xml:space="preserve">nodes</w:t>
       </w:r>
       <w:r>
         <w:t xml:space="preserve">, and never let two items live on the exact same trio of nodes. An easy way: put item i on nodes i, i+1 and i+2 (wrapping around at the end). Now every item has three homes, every node still holds three items, and each item's trio of homes is different.</w:t>
@@ -20002,15 +20059,47 @@
         <w:pStyle w:val="BodyText"/>
       </w:pPr>
       <w:r>
-        <w:t xml:space="preserve">expected items lost ≈ 1000 × 1 / C(1000, 3) ≈ 6 × 10⁻⁶</w:t>
-      </w:r>
-    </w:p>
-    <w:p>
-      <w:pPr>
-        <w:pStyle w:val="BodyText"/>
-      </w:pPr>
-      <w:r>
-        <w:t xml:space="preserve">That is essentially zero. Almost always you lose nothing at all; in the rare unlucky case you lose about one item.</w:t>
+        <w:t xml:space="preserve">E[items lost] = 1000 / C(1000, 3) ≈ 6.02 × 10⁻⁶</w:t>
+      </w:r>
+    </w:p>
+    <w:p>
+      <w:pPr>
+        <w:pStyle w:val="BodyText"/>
+      </w:pPr>
+      <w:r>
+        <w:t xml:space="preserve">Read that carefully: it is</w:t>
+      </w:r>
+      <w:r>
+        <w:t xml:space="preserve"> </w:t>
+      </w:r>
+      <w:r>
+        <w:rPr>
+          <w:i/>
+          <w:iCs/>
+        </w:rPr>
+        <w:t xml:space="preserve">not</w:t>
+      </w:r>
+      <w:r>
+        <w:t xml:space="preserve"> </w:t>
+      </w:r>
+      <w:r>
+        <w:t xml:space="preserve">"6 lost per million items". It means the</w:t>
+      </w:r>
+      <w:r>
+        <w:t xml:space="preserve"> </w:t>
+      </w:r>
+      <w:r>
+        <w:rPr>
+          <w:b/>
+          <w:bCs/>
+        </w:rPr>
+        <w:t xml:space="preserve">expected number of items lost per 3-node failure is about 6 × 10⁻⁶</w:t>
+      </w:r>
+      <w:r>
+        <w:t xml:space="preserve"> </w:t>
+      </w:r>
+      <w:r>
+        <w:t xml:space="preserve">— equivalently, only about a 6-in-a-million chance that a given random 3-node failure destroys even one item. Almost always you lose nothing.</w:t>
       </w:r>
     </w:p>
     <w:p>
@@ -20028,7 +20117,7 @@
         <w:t xml:space="preserve"> </w:t>
       </w:r>
       <w:r>
-        <w:t xml:space="preserve">Three copies per item, spread over well-separated nodes so no two items share a trio. With 3 random node failures the expected loss is essentially zero (about 6 in a million items).</w:t>
+        <w:t xml:space="preserve">Keep three copies of each item on three distinct nodes, with no two items sharing the same trio. The expected number of items lost when 3 random nodes fail is 1000 / C(1000, 3) ≈ 6.02 × 10⁻⁶ — i.e. about a 6-in-a-million chance that one item is lost, essentially zero.</w:t>
       </w:r>
     </w:p>
     <w:p>
